--- a/papers/02-untrained-reservoirs/spoken-digit-recognition-without-training-DRAFT.docx
+++ b/papers/02-untrained-reservoirs/spoken-digit-recognition-without-training-DRAFT.docx
@@ -21,7 +21,7 @@
         <w:rPr>
           <w:lang w:val="en-GB"/>
         </w:rPr>
-        <w:t xml:space="preserve">2026-08-22</w:t>
+        <w:t xml:space="preserve">2026-09-01</w:t>
       </w:r>
     </w:p>
     <w:p>
@@ -172,43 +172,55 @@
         <w:rPr>
           <w:lang w:val="en-GB"/>
         </w:rPr>
-        <w:t xml:space="preserve">no design axis we varied moved that margin. On an order-discrimination task built so that order-</w:t>
-      </w:r>
-      <w:r>
-        <w:rPr>
-          <w:lang w:val="en-GB"/>
-        </w:rPr>
-        <w:t xml:space="preserve"> </w:t>
-      </w:r>
-      <w:r>
-        <w:rPr>
-          <w:lang w:val="en-GB"/>
-        </w:rPr>
-        <w:t xml:space="preserve">free readouts provably cannot answer it, the same frozen fields read temporal order at 0.97 to</w:t>
-      </w:r>
-      <w:r>
-        <w:rPr>
-          <w:lang w:val="en-GB"/>
-        </w:rPr>
-        <w:t xml:space="preserve"> </w:t>
-      </w:r>
-      <w:r>
-        <w:rPr>
-          <w:lang w:val="en-GB"/>
-        </w:rPr>
-        <w:t xml:space="preserve">1.00, and a severed-coupling control attributes that memory predominantly to per-oscillator</w:t>
-      </w:r>
-      <w:r>
-        <w:rPr>
-          <w:lang w:val="en-GB"/>
-        </w:rPr>
-        <w:t xml:space="preserve"> </w:t>
-      </w:r>
-      <w:r>
-        <w:rPr>
-          <w:lang w:val="en-GB"/>
-        </w:rPr>
-        <w:t xml:space="preserve">phase integration.</w:t>
+        <w:t xml:space="preserve">no design axis we varied moved that margin, with one exception: phase-referenced drive is not</w:t>
+      </w:r>
+      <w:r>
+        <w:rPr>
+          <w:lang w:val="en-GB"/>
+        </w:rPr>
+        <w:t xml:space="preserve"> </w:t>
+      </w:r>
+      <w:r>
+        <w:rPr>
+          <w:lang w:val="en-GB"/>
+        </w:rPr>
+        <w:t xml:space="preserve">merely worse untrained but unreadable. On an order-discrimination task built so that order-free</w:t>
+      </w:r>
+      <w:r>
+        <w:rPr>
+          <w:lang w:val="en-GB"/>
+        </w:rPr>
+        <w:t xml:space="preserve"> </w:t>
+      </w:r>
+      <w:r>
+        <w:rPr>
+          <w:lang w:val="en-GB"/>
+        </w:rPr>
+        <w:t xml:space="preserve">readouts provably cannot answer it, the same frozen fields read temporal order at 0.97 to 1.00,</w:t>
+      </w:r>
+      <w:r>
+        <w:rPr>
+          <w:lang w:val="en-GB"/>
+        </w:rPr>
+        <w:t xml:space="preserve"> </w:t>
+      </w:r>
+      <w:r>
+        <w:rPr>
+          <w:lang w:val="en-GB"/>
+        </w:rPr>
+        <w:t xml:space="preserve">and a severed-coupling control attributes that memory predominantly to per-oscillator phase</w:t>
+      </w:r>
+      <w:r>
+        <w:rPr>
+          <w:lang w:val="en-GB"/>
+        </w:rPr>
+        <w:t xml:space="preserve"> </w:t>
+      </w:r>
+      <w:r>
+        <w:rPr>
+          <w:lang w:val="en-GB"/>
+        </w:rPr>
+        <w:t xml:space="preserve">integration.</w:t>
       </w:r>
     </w:p>
     <w:bookmarkStart w:id="9" w:name="introduction"/>
@@ -8265,31 +8277,31 @@
         <w:rPr>
           <w:lang w:val="en-GB"/>
         </w:rPr>
-        <w:t xml:space="preserve">margin was indifferent to every design axis we varied: geometry and tonotopic design each showed little impact beyond their controls (the latter even with measured locking),</w:t>
-      </w:r>
-      <w:r>
-        <w:rPr>
-          <w:lang w:val="en-GB"/>
-        </w:rPr>
-        <w:t xml:space="preserve"> </w:t>
-      </w:r>
-      <w:r>
-        <w:rPr>
-          <w:lang w:val="en-GB"/>
-        </w:rPr>
-        <w:t xml:space="preserve">the coupling law was worth under a point, gain was nearly inert, and phase-referenced</w:t>
-      </w:r>
-      <w:r>
-        <w:rPr>
-          <w:lang w:val="en-GB"/>
-        </w:rPr>
-        <w:t xml:space="preserve"> </w:t>
-      </w:r>
-      <w:r>
-        <w:rPr>
-          <w:lang w:val="en-GB"/>
-        </w:rPr>
-        <w:t xml:space="preserve">input was unreadable. On the order task, the one task whose answer requires memory, the premise holds emphatically: near-ceiling accuracy over chance-blind floors, carried</w:t>
+        <w:t xml:space="preserve">margin was indifferent to every design axis we varied but one: geometry and tonotopic design each showed little impact beyond their controls (the latter even with measured locking),</w:t>
+      </w:r>
+      <w:r>
+        <w:rPr>
+          <w:lang w:val="en-GB"/>
+        </w:rPr>
+        <w:t xml:space="preserve"> </w:t>
+      </w:r>
+      <w:r>
+        <w:rPr>
+          <w:lang w:val="en-GB"/>
+        </w:rPr>
+        <w:t xml:space="preserve">the coupling law was worth under a point, and gain was nearly inert; the exception is</w:t>
+      </w:r>
+      <w:r>
+        <w:rPr>
+          <w:lang w:val="en-GB"/>
+        </w:rPr>
+        <w:t xml:space="preserve"> </w:t>
+      </w:r>
+      <w:r>
+        <w:rPr>
+          <w:lang w:val="en-GB"/>
+        </w:rPr>
+        <w:t xml:space="preserve">the drive pathway, where phase-referenced input was unreadable rather than merely worse. On the order task, the one task whose answer requires memory, the premise holds emphatically: near-ceiling accuracy over chance-blind floors, carried</w:t>
       </w:r>
       <w:r>
         <w:rPr>

--- a/papers/02-untrained-reservoirs/spoken-digit-recognition-without-training-DRAFT.docx
+++ b/papers/02-untrained-reservoirs/spoken-digit-recognition-without-training-DRAFT.docx
@@ -230,19 +230,9 @@
       </w:pPr>
       <w:r>
         <w:rPr>
-          <w:rStyle w:val="SectionNumber"/>
-          <w:lang w:val="en-GB"/>
-        </w:rPr>
-        <w:t xml:space="preserve">1</w:t>
-      </w:r>
-      <w:r>
-        <w:tab/>
-      </w:r>
-      <w:r>
-        <w:rPr>
-          <w:lang w:val="en-GB"/>
-        </w:rPr>
-        <w:t xml:space="preserve">Introduction</w:t>
+          <w:lang w:val="en-GB"/>
+        </w:rPr>
+        <w:t xml:space="preserve">1 Introduction</w:t>
       </w:r>
     </w:p>
     <w:p>
@@ -272,6 +262,12 @@
           <w:lang w:val="en-GB"/>
         </w:rPr>
         <w:t xml:space="preserve"> </w:t>
+      </w:r>
+      <w:r>
+        <w:rPr>
+          <w:lang w:val="en-GB"/>
+        </w:rPr>
+        <w:t xml:space="preserve">(</w:t>
       </w:r>
       <w:hyperlink w:anchor="ref-torrejon2017">
         <w:r>
@@ -279,13 +275,19 @@
             <w:rStyle w:val="Hyperlink"/>
             <w:lang w:val="en-GB"/>
           </w:rPr>
-          <w:t xml:space="preserve">[1]</w:t>
+          <w:t xml:space="preserve">Torrejon et al., 2017</w:t>
         </w:r>
       </w:hyperlink>
       <w:r>
         <w:rPr>
           <w:lang w:val="en-GB"/>
         </w:rPr>
+        <w:t xml:space="preserve">)</w:t>
+      </w:r>
+      <w:r>
+        <w:rPr>
+          <w:lang w:val="en-GB"/>
+        </w:rPr>
         <w:t xml:space="preserve">; oscillator-inspired recurrent networks post competitive accuracy on</w:t>
       </w:r>
       <w:r>
@@ -305,6 +307,12 @@
           <w:lang w:val="en-GB"/>
         </w:rPr>
         <w:t xml:space="preserve"> </w:t>
+      </w:r>
+      <w:r>
+        <w:rPr>
+          <w:lang w:val="en-GB"/>
+        </w:rPr>
+        <w:t xml:space="preserve">(</w:t>
       </w:r>
       <w:hyperlink w:anchor="ref-rusch2021">
         <w:r>
@@ -312,13 +320,19 @@
             <w:rStyle w:val="Hyperlink"/>
             <w:lang w:val="en-GB"/>
           </w:rPr>
-          <w:t xml:space="preserve">[2]</w:t>
+          <w:t xml:space="preserve">Rusch &amp; Mishra, 2021</w:t>
         </w:r>
       </w:hyperlink>
       <w:r>
         <w:rPr>
           <w:lang w:val="en-GB"/>
         </w:rPr>
+        <w:t xml:space="preserve">)</w:t>
+      </w:r>
+      <w:r>
+        <w:rPr>
+          <w:lang w:val="en-GB"/>
+        </w:rPr>
         <w:t xml:space="preserve">; trained Kuramoto dynamics generate images</w:t>
       </w:r>
       <w:r>
@@ -326,6 +340,12 @@
           <w:lang w:val="en-GB"/>
         </w:rPr>
         <w:t xml:space="preserve"> </w:t>
+      </w:r>
+      <w:r>
+        <w:rPr>
+          <w:lang w:val="en-GB"/>
+        </w:rPr>
+        <w:t xml:space="preserve">(</w:t>
       </w:r>
       <w:hyperlink w:anchor="ref-unconv-ai2026">
         <w:r>
@@ -333,13 +353,19 @@
             <w:rStyle w:val="Hyperlink"/>
             <w:lang w:val="en-GB"/>
           </w:rPr>
-          <w:t xml:space="preserve">[3]</w:t>
+          <w:t xml:space="preserve">Unconventional AI, 2026</w:t>
         </w:r>
       </w:hyperlink>
       <w:r>
         <w:rPr>
           <w:lang w:val="en-GB"/>
         </w:rPr>
+        <w:t xml:space="preserve">)</w:t>
+      </w:r>
+      <w:r>
+        <w:rPr>
+          <w:lang w:val="en-GB"/>
+        </w:rPr>
         <w:t xml:space="preserve"> </w:t>
       </w:r>
       <w:r>
@@ -353,6 +379,12 @@
           <w:lang w:val="en-GB"/>
         </w:rPr>
         <w:t xml:space="preserve"> </w:t>
+      </w:r>
+      <w:r>
+        <w:rPr>
+          <w:lang w:val="en-GB"/>
+        </w:rPr>
+        <w:t xml:space="preserve">(</w:t>
       </w:r>
       <w:hyperlink w:anchor="ref-miyato2025">
         <w:r>
@@ -360,13 +392,19 @@
             <w:rStyle w:val="Hyperlink"/>
             <w:lang w:val="en-GB"/>
           </w:rPr>
-          <w:t xml:space="preserve">[4]</w:t>
+          <w:t xml:space="preserve">Miyato et al., 2025</w:t>
         </w:r>
       </w:hyperlink>
       <w:r>
         <w:rPr>
           <w:lang w:val="en-GB"/>
         </w:rPr>
+        <w:t xml:space="preserve">)</w:t>
+      </w:r>
+      <w:r>
+        <w:rPr>
+          <w:lang w:val="en-GB"/>
+        </w:rPr>
         <w:t xml:space="preserve">. Much of this literature carries, implicitly or explicitly, a reservoir</w:t>
       </w:r>
       <w:r>
@@ -530,6 +568,12 @@
           <w:lang w:val="en-GB"/>
         </w:rPr>
         <w:t xml:space="preserve"> </w:t>
+      </w:r>
+      <w:r>
+        <w:rPr>
+          <w:lang w:val="en-GB"/>
+        </w:rPr>
+        <w:t xml:space="preserve">(</w:t>
       </w:r>
       <w:hyperlink w:anchor="ref-becker2024">
         <w:r>
@@ -537,9 +581,15 @@
             <w:rStyle w:val="Hyperlink"/>
             <w:lang w:val="en-GB"/>
           </w:rPr>
-          <w:t xml:space="preserve">[5]</w:t>
+          <w:t xml:space="preserve">Becker et al., 2024</w:t>
         </w:r>
       </w:hyperlink>
+      <w:r>
+        <w:rPr>
+          <w:lang w:val="en-GB"/>
+        </w:rPr>
+        <w:t xml:space="preserve">)</w:t>
+      </w:r>
       <w:r>
         <w:rPr>
           <w:lang w:val="en-GB"/>
@@ -1017,19 +1067,9 @@
       </w:pPr>
       <w:r>
         <w:rPr>
-          <w:rStyle w:val="SectionNumber"/>
-          <w:lang w:val="en-GB"/>
-        </w:rPr>
-        <w:t xml:space="preserve">2</w:t>
-      </w:r>
-      <w:r>
-        <w:tab/>
-      </w:r>
-      <w:r>
-        <w:rPr>
-          <w:lang w:val="en-GB"/>
-        </w:rPr>
-        <w:t xml:space="preserve">Background: the physics under test</w:t>
+          <w:lang w:val="en-GB"/>
+        </w:rPr>
+        <w:t xml:space="preserve">2 Background: the physics under test</w:t>
       </w:r>
     </w:p>
     <w:bookmarkStart w:id="10" w:name="coupling-laws"/>
@@ -1039,19 +1079,9 @@
       </w:pPr>
       <w:r>
         <w:rPr>
-          <w:rStyle w:val="SectionNumber"/>
-          <w:lang w:val="en-GB"/>
-        </w:rPr>
-        <w:t xml:space="preserve">2.1</w:t>
-      </w:r>
-      <w:r>
-        <w:tab/>
-      </w:r>
-      <w:r>
-        <w:rPr>
-          <w:lang w:val="en-GB"/>
-        </w:rPr>
-        <w:t xml:space="preserve">Coupling laws</w:t>
+          <w:lang w:val="en-GB"/>
+        </w:rPr>
+        <w:t xml:space="preserve">2.1 Coupling laws</w:t>
       </w:r>
     </w:p>
     <w:p>
@@ -1234,20 +1264,26 @@
             <w:pPr>
               <w:pStyle w:val="Compact"/>
             </w:pPr>
-            <w:hyperlink w:anchor="ref-winfree1967">
+            <w:r>
+              <w:rPr>
+                <w:lang w:val="en-GB"/>
+              </w:rPr>
+              <w:t xml:space="preserve">(</w:t>
+            </w:r>
+            <w:hyperlink w:anchor="ref-kuramoto1975">
               <w:r>
                 <w:rPr>
                   <w:rStyle w:val="Hyperlink"/>
                   <w:lang w:val="en-GB"/>
                 </w:rPr>
-                <w:t xml:space="preserve">[6]</w:t>
+                <w:t xml:space="preserve">Kuramoto, 1975</w:t>
               </w:r>
             </w:hyperlink>
             <w:r>
               <w:rPr>
                 <w:lang w:val="en-GB"/>
               </w:rPr>
-              <w:t xml:space="preserve">,</w:t>
+              <w:t xml:space="preserve">;</w:t>
             </w:r>
             <w:r>
               <w:rPr>
@@ -1255,15 +1291,21 @@
               </w:rPr>
               <w:t xml:space="preserve"> </w:t>
             </w:r>
-            <w:hyperlink w:anchor="ref-kuramoto1975">
+            <w:hyperlink w:anchor="ref-winfree1967">
               <w:r>
                 <w:rPr>
                   <w:rStyle w:val="Hyperlink"/>
                   <w:lang w:val="en-GB"/>
                 </w:rPr>
-                <w:t xml:space="preserve">[7]</w:t>
+                <w:t xml:space="preserve">Winfree, 1967</w:t>
               </w:r>
             </w:hyperlink>
+            <w:r>
+              <w:rPr>
+                <w:lang w:val="en-GB"/>
+              </w:rPr>
+              <w:t xml:space="preserve">)</w:t>
+            </w:r>
           </w:p>
         </w:tc>
         <w:tc>
@@ -1316,15 +1358,27 @@
             <w:pPr>
               <w:pStyle w:val="Compact"/>
             </w:pPr>
+            <w:r>
+              <w:rPr>
+                <w:lang w:val="en-GB"/>
+              </w:rPr>
+              <w:t xml:space="preserve">(</w:t>
+            </w:r>
             <w:hyperlink w:anchor="ref-sakaguchi1986">
               <w:r>
                 <w:rPr>
                   <w:rStyle w:val="Hyperlink"/>
                   <w:lang w:val="en-GB"/>
                 </w:rPr>
-                <w:t xml:space="preserve">[8]</w:t>
+                <w:t xml:space="preserve">Sakaguchi &amp; Kuramoto, 1986</w:t>
               </w:r>
             </w:hyperlink>
+            <w:r>
+              <w:rPr>
+                <w:lang w:val="en-GB"/>
+              </w:rPr>
+              <w:t xml:space="preserve">)</w:t>
+            </w:r>
           </w:p>
         </w:tc>
         <w:tc>
@@ -1345,15 +1399,27 @@
               </w:rPr>
               <w:t xml:space="preserve"> </w:t>
             </w:r>
+            <w:r>
+              <w:rPr>
+                <w:lang w:val="en-GB"/>
+              </w:rPr>
+              <w:t xml:space="preserve">(</w:t>
+            </w:r>
             <w:hyperlink w:anchor="ref-abrams2004">
               <w:r>
                 <w:rPr>
                   <w:rStyle w:val="Hyperlink"/>
                   <w:lang w:val="en-GB"/>
                 </w:rPr>
-                <w:t xml:space="preserve">[9]</w:t>
+                <w:t xml:space="preserve">Abrams &amp; Strogatz, 2004</w:t>
               </w:r>
             </w:hyperlink>
+            <w:r>
+              <w:rPr>
+                <w:lang w:val="en-GB"/>
+              </w:rPr>
+              <w:t xml:space="preserve">)</w:t>
+            </w:r>
           </w:p>
         </w:tc>
       </w:tr>
@@ -1392,20 +1458,26 @@
             <w:pPr>
               <w:pStyle w:val="Compact"/>
             </w:pPr>
+            <w:r>
+              <w:rPr>
+                <w:lang w:val="en-GB"/>
+              </w:rPr>
+              <w:t xml:space="preserve">(</w:t>
+            </w:r>
             <w:hyperlink w:anchor="ref-daido1992">
               <w:r>
                 <w:rPr>
                   <w:rStyle w:val="Hyperlink"/>
                   <w:lang w:val="en-GB"/>
                 </w:rPr>
-                <w:t xml:space="preserve">[10]</w:t>
+                <w:t xml:space="preserve">Daido, 1992</w:t>
               </w:r>
             </w:hyperlink>
             <w:r>
               <w:rPr>
                 <w:lang w:val="en-GB"/>
               </w:rPr>
-              <w:t xml:space="preserve">,</w:t>
+              <w:t xml:space="preserve">;</w:t>
             </w:r>
             <w:r>
               <w:rPr>
@@ -1419,9 +1491,15 @@
                   <w:rStyle w:val="Hyperlink"/>
                   <w:lang w:val="en-GB"/>
                 </w:rPr>
-                <w:t xml:space="preserve">[11]</w:t>
+                <w:t xml:space="preserve">Hansel et al., 1993</w:t>
               </w:r>
             </w:hyperlink>
+            <w:r>
+              <w:rPr>
+                <w:lang w:val="en-GB"/>
+              </w:rPr>
+              <w:t xml:space="preserve">)</w:t>
+            </w:r>
           </w:p>
         </w:tc>
         <w:tc>
@@ -1474,15 +1552,27 @@
             <w:pPr>
               <w:pStyle w:val="Compact"/>
             </w:pPr>
+            <w:r>
+              <w:rPr>
+                <w:lang w:val="en-GB"/>
+              </w:rPr>
+              <w:t xml:space="preserve">(</w:t>
+            </w:r>
             <w:hyperlink w:anchor="ref-winfree1967">
               <w:r>
                 <w:rPr>
                   <w:rStyle w:val="Hyperlink"/>
                   <w:lang w:val="en-GB"/>
                 </w:rPr>
-                <w:t xml:space="preserve">[6]</w:t>
+                <w:t xml:space="preserve">Winfree, 1967</w:t>
               </w:r>
             </w:hyperlink>
+            <w:r>
+              <w:rPr>
+                <w:lang w:val="en-GB"/>
+              </w:rPr>
+              <w:t xml:space="preserve">)</w:t>
+            </w:r>
             <w:r>
               <w:rPr>
                 <w:lang w:val="en-GB"/>
@@ -1495,15 +1585,27 @@
               </w:rPr>
               <w:t xml:space="preserve"> </w:t>
             </w:r>
+            <w:r>
+              <w:rPr>
+                <w:lang w:val="en-GB"/>
+              </w:rPr>
+              <w:t xml:space="preserve">(</w:t>
+            </w:r>
             <w:hyperlink w:anchor="ref-dai2026">
               <w:r>
                 <w:rPr>
                   <w:rStyle w:val="Hyperlink"/>
                   <w:lang w:val="en-GB"/>
                 </w:rPr>
-                <w:t xml:space="preserve">[12]</w:t>
+                <w:t xml:space="preserve">Dai &amp; Song, 2026</w:t>
               </w:r>
             </w:hyperlink>
+            <w:r>
+              <w:rPr>
+                <w:lang w:val="en-GB"/>
+              </w:rPr>
+              <w:t xml:space="preserve">)</w:t>
+            </w:r>
           </w:p>
         </w:tc>
         <w:tc>
@@ -1556,20 +1658,26 @@
             <w:pPr>
               <w:pStyle w:val="Compact"/>
             </w:pPr>
-            <w:hyperlink w:anchor="ref-stuart1960">
+            <w:r>
+              <w:rPr>
+                <w:lang w:val="en-GB"/>
+              </w:rPr>
+              <w:t xml:space="preserve">(</w:t>
+            </w:r>
+            <w:hyperlink w:anchor="ref-aranson2002">
               <w:r>
                 <w:rPr>
                   <w:rStyle w:val="Hyperlink"/>
                   <w:lang w:val="en-GB"/>
                 </w:rPr>
-                <w:t xml:space="preserve">[13]</w:t>
+                <w:t xml:space="preserve">Aranson &amp; Kramer, 2002</w:t>
               </w:r>
             </w:hyperlink>
             <w:r>
               <w:rPr>
                 <w:lang w:val="en-GB"/>
               </w:rPr>
-              <w:t xml:space="preserve">,</w:t>
+              <w:t xml:space="preserve">;</w:t>
             </w:r>
             <w:r>
               <w:rPr>
@@ -1577,15 +1685,21 @@
               </w:rPr>
               <w:t xml:space="preserve"> </w:t>
             </w:r>
-            <w:hyperlink w:anchor="ref-aranson2002">
+            <w:hyperlink w:anchor="ref-stuart1960">
               <w:r>
                 <w:rPr>
                   <w:rStyle w:val="Hyperlink"/>
                   <w:lang w:val="en-GB"/>
                 </w:rPr>
-                <w:t xml:space="preserve">[14]</w:t>
+                <w:t xml:space="preserve">Stuart, 1960</w:t>
               </w:r>
             </w:hyperlink>
+            <w:r>
+              <w:rPr>
+                <w:lang w:val="en-GB"/>
+              </w:rPr>
+              <w:t xml:space="preserve">)</w:t>
+            </w:r>
           </w:p>
         </w:tc>
         <w:tc>
@@ -1719,19 +1833,9 @@
       </w:pPr>
       <w:r>
         <w:rPr>
-          <w:rStyle w:val="SectionNumber"/>
-          <w:lang w:val="en-GB"/>
-        </w:rPr>
-        <w:t xml:space="preserve">2.2</w:t>
-      </w:r>
-      <w:r>
-        <w:tab/>
-      </w:r>
-      <w:r>
-        <w:rPr>
-          <w:lang w:val="en-GB"/>
-        </w:rPr>
-        <w:t xml:space="preserve">Lattice geometries</w:t>
+          <w:lang w:val="en-GB"/>
+        </w:rPr>
+        <w:t xml:space="preserve">2.2 Lattice geometries</w:t>
       </w:r>
     </w:p>
     <w:p>
@@ -1909,19 +2013,9 @@
       </w:pPr>
       <w:r>
         <w:rPr>
-          <w:rStyle w:val="SectionNumber"/>
-          <w:lang w:val="en-GB"/>
-        </w:rPr>
-        <w:t xml:space="preserve">2.3</w:t>
-      </w:r>
-      <w:r>
-        <w:tab/>
-      </w:r>
-      <w:r>
-        <w:rPr>
-          <w:lang w:val="en-GB"/>
-        </w:rPr>
-        <w:t xml:space="preserve">Why oscillator physics might matter for audio at all</w:t>
+          <w:lang w:val="en-GB"/>
+        </w:rPr>
+        <w:t xml:space="preserve">2.3 Why oscillator physics might matter for audio at all</w:t>
       </w:r>
     </w:p>
     <w:p>
@@ -1974,6 +2068,12 @@
           <w:lang w:val="en-GB"/>
         </w:rPr>
         <w:t xml:space="preserve"> </w:t>
+      </w:r>
+      <w:r>
+        <w:rPr>
+          <w:lang w:val="en-GB"/>
+        </w:rPr>
+        <w:t xml:space="preserve">(</w:t>
       </w:r>
       <w:hyperlink w:anchor="ref-dogonasheva2026">
         <w:r>
@@ -1981,13 +2081,19 @@
             <w:rStyle w:val="Hyperlink"/>
             <w:lang w:val="en-GB"/>
           </w:rPr>
-          <w:t xml:space="preserve">[15]</w:t>
+          <w:t xml:space="preserve">Dogonasheva et al., 2026</w:t>
         </w:r>
       </w:hyperlink>
       <w:r>
         <w:rPr>
           <w:lang w:val="en-GB"/>
         </w:rPr>
+        <w:t xml:space="preserve">)</w:t>
+      </w:r>
+      <w:r>
+        <w:rPr>
+          <w:lang w:val="en-GB"/>
+        </w:rPr>
         <w:t xml:space="preserve"> </w:t>
       </w:r>
       <w:r>
@@ -2027,6 +2133,12 @@
           <w:lang w:val="en-GB"/>
         </w:rPr>
         <w:t xml:space="preserve"> </w:t>
+      </w:r>
+      <w:r>
+        <w:rPr>
+          <w:lang w:val="en-GB"/>
+        </w:rPr>
+        <w:t xml:space="preserve">(</w:t>
       </w:r>
       <w:hyperlink w:anchor="ref-assaneo2020">
         <w:r>
@@ -2034,13 +2146,19 @@
             <w:rStyle w:val="Hyperlink"/>
             <w:lang w:val="en-GB"/>
           </w:rPr>
-          <w:t xml:space="preserve">[16]</w:t>
+          <w:t xml:space="preserve">Assaneo et al., 2020</w:t>
         </w:r>
       </w:hyperlink>
       <w:r>
         <w:rPr>
           <w:lang w:val="en-GB"/>
         </w:rPr>
+        <w:t xml:space="preserve">)</w:t>
+      </w:r>
+      <w:r>
+        <w:rPr>
+          <w:lang w:val="en-GB"/>
+        </w:rPr>
         <w:t xml:space="preserve">. In the adaptive-frequency model the oscillator’s own natural frequency moves continuously toward the average period of incoming events, reproducing human timing judgements and tolerating temporal jitter up to about 20%</w:t>
       </w:r>
       <w:r>
@@ -2048,6 +2166,12 @@
           <w:lang w:val="en-GB"/>
         </w:rPr>
         <w:t xml:space="preserve"> </w:t>
+      </w:r>
+      <w:r>
+        <w:rPr>
+          <w:lang w:val="en-GB"/>
+        </w:rPr>
+        <w:t xml:space="preserve">(</w:t>
       </w:r>
       <w:hyperlink w:anchor="ref-doelling2023">
         <w:r>
@@ -2055,13 +2179,19 @@
             <w:rStyle w:val="Hyperlink"/>
             <w:lang w:val="en-GB"/>
           </w:rPr>
-          <w:t xml:space="preserve">[17]</w:t>
+          <w:t xml:space="preserve">Doelling et al., 2023</w:t>
         </w:r>
       </w:hyperlink>
       <w:r>
         <w:rPr>
           <w:lang w:val="en-GB"/>
         </w:rPr>
+        <w:t xml:space="preserve">)</w:t>
+      </w:r>
+      <w:r>
+        <w:rPr>
+          <w:lang w:val="en-GB"/>
+        </w:rPr>
         <w:t xml:space="preserve">. In the biophysical model the flexibility is intrinsic: an m-current interacting with a super-slow potassium current lets a Hodgkin-Huxley cell phase-lock across a broad frequency range, and the resulting segmentation was validated against the TIMIT corpus</w:t>
       </w:r>
       <w:r>
@@ -2069,6 +2199,12 @@
           <w:lang w:val="en-GB"/>
         </w:rPr>
         <w:t xml:space="preserve"> </w:t>
+      </w:r>
+      <w:r>
+        <w:rPr>
+          <w:lang w:val="en-GB"/>
+        </w:rPr>
+        <w:t xml:space="preserve">(</w:t>
       </w:r>
       <w:hyperlink w:anchor="ref-pittman-polletta2021">
         <w:r>
@@ -2076,9 +2212,15 @@
             <w:rStyle w:val="Hyperlink"/>
             <w:lang w:val="en-GB"/>
           </w:rPr>
-          <w:t xml:space="preserve">[18]</w:t>
+          <w:t xml:space="preserve">Pittman-Polletta et al., 2021</w:t>
         </w:r>
       </w:hyperlink>
+      <w:r>
+        <w:rPr>
+          <w:lang w:val="en-GB"/>
+        </w:rPr>
+        <w:t xml:space="preserve">)</w:t>
+      </w:r>
       <w:r>
         <w:rPr>
           <w:lang w:val="en-GB"/>
@@ -2157,19 +2299,9 @@
       </w:pPr>
       <w:r>
         <w:rPr>
-          <w:rStyle w:val="SectionNumber"/>
-          <w:lang w:val="en-GB"/>
-        </w:rPr>
-        <w:t xml:space="preserve">3</w:t>
-      </w:r>
-      <w:r>
-        <w:tab/>
-      </w:r>
-      <w:r>
-        <w:rPr>
-          <w:lang w:val="en-GB"/>
-        </w:rPr>
-        <w:t xml:space="preserve">The system under test</w:t>
+          <w:lang w:val="en-GB"/>
+        </w:rPr>
+        <w:t xml:space="preserve">3 The system under test</w:t>
       </w:r>
     </w:p>
     <w:p>
@@ -2686,19 +2818,9 @@
       </w:pPr>
       <w:r>
         <w:rPr>
-          <w:rStyle w:val="SectionNumber"/>
-          <w:lang w:val="en-GB"/>
-        </w:rPr>
-        <w:t xml:space="preserve">4</w:t>
-      </w:r>
-      <w:r>
-        <w:tab/>
-      </w:r>
-      <w:r>
-        <w:rPr>
-          <w:lang w:val="en-GB"/>
-        </w:rPr>
-        <w:t xml:space="preserve">Methods</w:t>
+          <w:lang w:val="en-GB"/>
+        </w:rPr>
+        <w:t xml:space="preserve">4 Methods</w:t>
       </w:r>
     </w:p>
     <w:bookmarkStart w:id="21" w:name="task-and-data"/>
@@ -2708,19 +2830,9 @@
       </w:pPr>
       <w:r>
         <w:rPr>
-          <w:rStyle w:val="SectionNumber"/>
-          <w:lang w:val="en-GB"/>
-        </w:rPr>
-        <w:t xml:space="preserve">4.1</w:t>
-      </w:r>
-      <w:r>
-        <w:tab/>
-      </w:r>
-      <w:r>
-        <w:rPr>
-          <w:lang w:val="en-GB"/>
-        </w:rPr>
-        <w:t xml:space="preserve">Task and data</w:t>
+          <w:lang w:val="en-GB"/>
+        </w:rPr>
+        <w:t xml:space="preserve">4.1 Task and data</w:t>
       </w:r>
     </w:p>
     <w:p>
@@ -2738,6 +2850,12 @@
           <w:lang w:val="en-GB"/>
         </w:rPr>
         <w:t xml:space="preserve"> </w:t>
+      </w:r>
+      <w:r>
+        <w:rPr>
+          <w:lang w:val="en-GB"/>
+        </w:rPr>
+        <w:t xml:space="preserve">(</w:t>
       </w:r>
       <w:hyperlink w:anchor="ref-becker2024">
         <w:r>
@@ -2745,13 +2863,19 @@
             <w:rStyle w:val="Hyperlink"/>
             <w:lang w:val="en-GB"/>
           </w:rPr>
-          <w:t xml:space="preserve">[5]</w:t>
+          <w:t xml:space="preserve">Becker et al., 2024</w:t>
         </w:r>
       </w:hyperlink>
       <w:r>
         <w:rPr>
           <w:lang w:val="en-GB"/>
         </w:rPr>
+        <w:t xml:space="preserve">)</w:t>
+      </w:r>
+      <w:r>
+        <w:rPr>
+          <w:lang w:val="en-GB"/>
+        </w:rPr>
         <w:t xml:space="preserve">: 30,000 recordings, 60 speakers × 10 digits × 50 repetitions at</w:t>
       </w:r>
       <w:r>
@@ -2835,19 +2959,9 @@
       </w:pPr>
       <w:r>
         <w:rPr>
-          <w:rStyle w:val="SectionNumber"/>
-          <w:lang w:val="en-GB"/>
-        </w:rPr>
-        <w:t xml:space="preserve">4.2</w:t>
-      </w:r>
-      <w:r>
-        <w:tab/>
-      </w:r>
-      <w:r>
-        <w:rPr>
-          <w:lang w:val="en-GB"/>
-        </w:rPr>
-        <w:t xml:space="preserve">Primary frontend (mel envelope)</w:t>
+          <w:lang w:val="en-GB"/>
+        </w:rPr>
+        <w:t xml:space="preserve">4.2 Primary frontend (mel envelope)</w:t>
       </w:r>
     </w:p>
     <w:p>
@@ -2965,19 +3079,9 @@
       </w:pPr>
       <w:r>
         <w:rPr>
-          <w:rStyle w:val="SectionNumber"/>
-          <w:lang w:val="en-GB"/>
-        </w:rPr>
-        <w:t xml:space="preserve">4.3</w:t>
-      </w:r>
-      <w:r>
-        <w:tab/>
-      </w:r>
-      <w:r>
-        <w:rPr>
-          <w:lang w:val="en-GB"/>
-        </w:rPr>
-        <w:t xml:space="preserve">The transduction ladder (drive pathways)</w:t>
+          <w:lang w:val="en-GB"/>
+        </w:rPr>
+        <w:t xml:space="preserve">4.3 The transduction ladder (drive pathways)</w:t>
       </w:r>
     </w:p>
     <w:p>
@@ -3101,6 +3205,12 @@
           <w:lang w:val="en-GB"/>
         </w:rPr>
         <w:t xml:space="preserve"> </w:t>
+      </w:r>
+      <w:r>
+        <w:rPr>
+          <w:lang w:val="en-GB"/>
+        </w:rPr>
+        <w:t xml:space="preserve">(</w:t>
       </w:r>
       <w:hyperlink w:anchor="ref-adler1946">
         <w:r>
@@ -3108,9 +3218,15 @@
             <w:rStyle w:val="Hyperlink"/>
             <w:lang w:val="en-GB"/>
           </w:rPr>
-          <w:t xml:space="preserve">[19]</w:t>
+          <w:t xml:space="preserve">Adler, 1946</w:t>
         </w:r>
       </w:hyperlink>
+      <w:r>
+        <w:rPr>
+          <w:lang w:val="en-GB"/>
+        </w:rPr>
+        <w:t xml:space="preserve">)</w:t>
+      </w:r>
       <w:r>
         <w:rPr>
           <w:lang w:val="en-GB"/>
@@ -3329,19 +3445,31 @@
         </w:rPr>
         <w:t xml:space="preserve"> </w:t>
       </w:r>
+      <w:r>
+        <w:rPr>
+          <w:lang w:val="en-GB"/>
+        </w:rPr>
+        <w:t xml:space="preserve">(</w:t>
+      </w:r>
       <w:hyperlink w:anchor="ref-pikovsky2001">
         <w:r>
           <w:rPr>
             <w:rStyle w:val="Hyperlink"/>
             <w:lang w:val="en-GB"/>
           </w:rPr>
-          <w:t xml:space="preserve">[20]</w:t>
+          <w:t xml:space="preserve">Pikovsky et al., 2001</w:t>
         </w:r>
       </w:hyperlink>
       <w:r>
         <w:rPr>
           <w:lang w:val="en-GB"/>
         </w:rPr>
+        <w:t xml:space="preserve">)</w:t>
+      </w:r>
+      <w:r>
+        <w:rPr>
+          <w:lang w:val="en-GB"/>
+        </w:rPr>
         <w:t xml:space="preserve">, while carrying no claim that it must. Quadrature</w:t>
       </w:r>
       <w:r>
@@ -3389,19 +3517,9 @@
       </w:pPr>
       <w:r>
         <w:rPr>
-          <w:rStyle w:val="SectionNumber"/>
-          <w:lang w:val="en-GB"/>
-        </w:rPr>
-        <w:t xml:space="preserve">4.4</w:t>
-      </w:r>
-      <w:r>
-        <w:tab/>
-      </w:r>
-      <w:r>
-        <w:rPr>
-          <w:lang w:val="en-GB"/>
-        </w:rPr>
-        <w:t xml:space="preserve">Noise protocol</w:t>
+          <w:lang w:val="en-GB"/>
+        </w:rPr>
+        <w:t xml:space="preserve">4.4 Noise protocol</w:t>
       </w:r>
     </w:p>
     <w:p>
@@ -3539,19 +3657,9 @@
       </w:pPr>
       <w:r>
         <w:rPr>
-          <w:rStyle w:val="SectionNumber"/>
-          <w:lang w:val="en-GB"/>
-        </w:rPr>
-        <w:t xml:space="preserve">4.5</w:t>
-      </w:r>
-      <w:r>
-        <w:tab/>
-      </w:r>
-      <w:r>
-        <w:rPr>
-          <w:lang w:val="en-GB"/>
-        </w:rPr>
-        <w:t xml:space="preserve">Drive scale, gain, and the integrator-validity bound</w:t>
+          <w:lang w:val="en-GB"/>
+        </w:rPr>
+        <w:t xml:space="preserve">4.5 Drive scale, gain, and the integrator-validity bound</w:t>
       </w:r>
     </w:p>
     <w:p>
@@ -3641,6 +3749,12 @@
           <w:lang w:val="en-GB"/>
         </w:rPr>
         <w:t xml:space="preserve"> </w:t>
+      </w:r>
+      <w:r>
+        <w:rPr>
+          <w:lang w:val="en-GB"/>
+        </w:rPr>
+        <w:t xml:space="preserve">(</w:t>
       </w:r>
       <w:hyperlink w:anchor="ref-hairer1993">
         <w:r>
@@ -3648,13 +3762,19 @@
             <w:rStyle w:val="Hyperlink"/>
             <w:lang w:val="en-GB"/>
           </w:rPr>
-          <w:t xml:space="preserve">[21]</w:t>
+          <w:t xml:space="preserve">Hairer, 1993</w:t>
         </w:r>
       </w:hyperlink>
       <w:r>
         <w:rPr>
           <w:lang w:val="en-GB"/>
         </w:rPr>
+        <w:t xml:space="preserve">)</w:t>
+      </w:r>
+      <w:r>
+        <w:rPr>
+          <w:lang w:val="en-GB"/>
+        </w:rPr>
         <w:t xml:space="preserve">), with rms increment ≤ 0.5 rad as an accuracy annotation. Measured bounds: carrier valid to g ≈ 75, mel to g ≈ 17 at dt = 0.1.</w:t>
       </w:r>
       <w:r>
@@ -3710,6 +3830,12 @@
           <w:lang w:val="en-GB"/>
         </w:rPr>
         <w:t xml:space="preserve"> </w:t>
+      </w:r>
+      <w:r>
+        <w:rPr>
+          <w:lang w:val="en-GB"/>
+        </w:rPr>
+        <w:t xml:space="preserve">(</w:t>
       </w:r>
       <w:hyperlink w:anchor="ref-lukosevicius2012">
         <w:r>
@@ -3717,13 +3843,19 @@
             <w:rStyle w:val="Hyperlink"/>
             <w:lang w:val="en-GB"/>
           </w:rPr>
-          <w:t xml:space="preserve">[22]</w:t>
+          <w:t xml:space="preserve">Lukoševičius, 2012</w:t>
         </w:r>
       </w:hyperlink>
       <w:r>
         <w:rPr>
           <w:lang w:val="en-GB"/>
         </w:rPr>
+        <w:t xml:space="preserve">)</w:t>
+      </w:r>
+      <w:r>
+        <w:rPr>
+          <w:lang w:val="en-GB"/>
+        </w:rPr>
         <w:t xml:space="preserve">.</w:t>
       </w:r>
     </w:p>
@@ -3735,19 +3867,9 @@
       </w:pPr>
       <w:r>
         <w:rPr>
-          <w:rStyle w:val="SectionNumber"/>
-          <w:lang w:val="en-GB"/>
-        </w:rPr>
-        <w:t xml:space="preserve">4.6</w:t>
-      </w:r>
-      <w:r>
-        <w:tab/>
-      </w:r>
-      <w:r>
-        <w:rPr>
-          <w:lang w:val="en-GB"/>
-        </w:rPr>
-        <w:t xml:space="preserve">Instrumentation (mechanism, never verdicts)</w:t>
+          <w:lang w:val="en-GB"/>
+        </w:rPr>
+        <w:t xml:space="preserve">4.6 Instrumentation (mechanism, never verdicts)</w:t>
       </w:r>
     </w:p>
     <w:p>
@@ -3953,19 +4075,9 @@
       </w:pPr>
       <w:r>
         <w:rPr>
-          <w:rStyle w:val="SectionNumber"/>
-          <w:lang w:val="en-GB"/>
-        </w:rPr>
-        <w:t xml:space="preserve">4.7</w:t>
-      </w:r>
-      <w:r>
-        <w:tab/>
-      </w:r>
-      <w:r>
-        <w:rPr>
-          <w:lang w:val="en-GB"/>
-        </w:rPr>
-        <w:t xml:space="preserve">Evidential standard</w:t>
+          <w:lang w:val="en-GB"/>
+        </w:rPr>
+        <w:t xml:space="preserve">4.7 Evidential standard</w:t>
       </w:r>
     </w:p>
     <w:p>
@@ -4109,19 +4221,9 @@
       </w:pPr>
       <w:r>
         <w:rPr>
-          <w:rStyle w:val="SectionNumber"/>
-          <w:lang w:val="en-GB"/>
-        </w:rPr>
-        <w:t xml:space="preserve">5</w:t>
-      </w:r>
-      <w:r>
-        <w:tab/>
-      </w:r>
-      <w:r>
-        <w:rPr>
-          <w:lang w:val="en-GB"/>
-        </w:rPr>
-        <w:t xml:space="preserve">Results</w:t>
+          <w:lang w:val="en-GB"/>
+        </w:rPr>
+        <w:t xml:space="preserve">5 Results</w:t>
       </w:r>
     </w:p>
     <w:p>
@@ -4178,19 +4280,9 @@
       </w:pPr>
       <w:r>
         <w:rPr>
-          <w:rStyle w:val="SectionNumber"/>
-          <w:lang w:val="en-GB"/>
-        </w:rPr>
-        <w:t xml:space="preserve">5.1</w:t>
-      </w:r>
-      <w:r>
-        <w:tab/>
-      </w:r>
-      <w:r>
-        <w:rPr>
-          <w:lang w:val="en-GB"/>
-        </w:rPr>
-        <w:t xml:space="preserve">Conventional references at exact parameter parity</w:t>
+          <w:lang w:val="en-GB"/>
+        </w:rPr>
+        <w:t xml:space="preserve">5.1 Conventional references at exact parameter parity</w:t>
       </w:r>
     </w:p>
     <w:p>
@@ -4698,19 +4790,31 @@
         </w:rPr>
         <w:t xml:space="preserve"> </w:t>
       </w:r>
+      <w:r>
+        <w:rPr>
+          <w:lang w:val="en-GB"/>
+        </w:rPr>
+        <w:t xml:space="preserve">(</w:t>
+      </w:r>
       <w:hyperlink w:anchor="ref-torrejon2017">
         <w:r>
           <w:rPr>
             <w:rStyle w:val="Hyperlink"/>
             <w:lang w:val="en-GB"/>
           </w:rPr>
-          <w:t xml:space="preserve">[1]</w:t>
+          <w:t xml:space="preserve">Torrejon et al., 2017</w:t>
         </w:r>
       </w:hyperlink>
       <w:r>
         <w:rPr>
           <w:lang w:val="en-GB"/>
         </w:rPr>
+        <w:t xml:space="preserve">)</w:t>
+      </w:r>
+      <w:r>
+        <w:rPr>
+          <w:lang w:val="en-GB"/>
+        </w:rPr>
         <w:t xml:space="preserve">; coRNN on AudioMNIST 78–91% under different frontends</w:t>
       </w:r>
       <w:r>
@@ -4718,6 +4822,12 @@
           <w:lang w:val="en-GB"/>
         </w:rPr>
         <w:t xml:space="preserve"> </w:t>
+      </w:r>
+      <w:r>
+        <w:rPr>
+          <w:lang w:val="en-GB"/>
+        </w:rPr>
+        <w:t xml:space="preserve">(</w:t>
       </w:r>
       <w:hyperlink w:anchor="ref-rusch2021">
         <w:r>
@@ -4725,13 +4835,19 @@
             <w:rStyle w:val="Hyperlink"/>
             <w:lang w:val="en-GB"/>
           </w:rPr>
-          <w:t xml:space="preserve">[2]</w:t>
+          <w:t xml:space="preserve">Rusch &amp; Mishra, 2021</w:t>
         </w:r>
       </w:hyperlink>
       <w:r>
         <w:rPr>
           <w:lang w:val="en-GB"/>
         </w:rPr>
+        <w:t xml:space="preserve">)</w:t>
+      </w:r>
+      <w:r>
+        <w:rPr>
+          <w:lang w:val="en-GB"/>
+        </w:rPr>
         <w:t xml:space="preserve">.</w:t>
       </w:r>
     </w:p>
@@ -4743,19 +4859,9 @@
       </w:pPr>
       <w:r>
         <w:rPr>
-          <w:rStyle w:val="SectionNumber"/>
-          <w:lang w:val="en-GB"/>
-        </w:rPr>
-        <w:t xml:space="preserve">5.2</w:t>
-      </w:r>
-      <w:r>
-        <w:tab/>
-      </w:r>
-      <w:r>
-        <w:rPr>
-          <w:lang w:val="en-GB"/>
-        </w:rPr>
-        <w:t xml:space="preserve">The untrained matrix: a statics plateau, with design effects bounded below threshold</w:t>
+          <w:lang w:val="en-GB"/>
+        </w:rPr>
+        <w:t xml:space="preserve">5.2 The untrained matrix: a statics plateau, with design effects bounded below threshold</w:t>
       </w:r>
     </w:p>
     <w:p>
@@ -5125,6 +5231,12 @@
           <w:lang w:val="en-GB"/>
         </w:rPr>
         <w:t xml:space="preserve"> </w:t>
+      </w:r>
+      <w:r>
+        <w:rPr>
+          <w:lang w:val="en-GB"/>
+        </w:rPr>
+        <w:t xml:space="preserve">(</w:t>
       </w:r>
       <w:hyperlink w:anchor="ref-caranzano">
         <w:r>
@@ -5132,13 +5244,19 @@
             <w:rStyle w:val="Hyperlink"/>
             <w:lang w:val="en-GB"/>
           </w:rPr>
-          <w:t xml:space="preserve">[23]</w:t>
+          <w:t xml:space="preserve">Caranzano et al., 2025</w:t>
         </w:r>
       </w:hyperlink>
       <w:r>
         <w:rPr>
           <w:lang w:val="en-GB"/>
         </w:rPr>
+        <w:t xml:space="preserve">)</w:t>
+      </w:r>
+      <w:r>
+        <w:rPr>
+          <w:lang w:val="en-GB"/>
+        </w:rPr>
         <w:t xml:space="preserve">) by +5. It was not met on any read, at any scope.</w:t>
       </w:r>
     </w:p>
@@ -5541,19 +5659,9 @@
       </w:pPr>
       <w:r>
         <w:rPr>
-          <w:rStyle w:val="SectionNumber"/>
-          <w:lang w:val="en-GB"/>
-        </w:rPr>
-        <w:t xml:space="preserve">5.3</w:t>
-      </w:r>
-      <w:r>
-        <w:tab/>
-      </w:r>
-      <w:r>
-        <w:rPr>
-          <w:lang w:val="en-GB"/>
-        </w:rPr>
-        <w:t xml:space="preserve">The transduction test: carrier drive does not rescue the plateau</w:t>
+          <w:lang w:val="en-GB"/>
+        </w:rPr>
+        <w:t xml:space="preserve">5.3 The transduction test: carrier drive does not rescue the plateau</w:t>
       </w:r>
     </w:p>
     <w:p>
@@ -6056,19 +6164,9 @@
       </w:pPr>
       <w:r>
         <w:rPr>
-          <w:rStyle w:val="SectionNumber"/>
-          <w:lang w:val="en-GB"/>
-        </w:rPr>
-        <w:t xml:space="preserve">5.4</w:t>
-      </w:r>
-      <w:r>
-        <w:tab/>
-      </w:r>
-      <w:r>
-        <w:rPr>
-          <w:lang w:val="en-GB"/>
-        </w:rPr>
-        <w:t xml:space="preserve">Readout sufficiency: the linear probe, tested</w:t>
+          <w:lang w:val="en-GB"/>
+        </w:rPr>
+        <w:t xml:space="preserve">5.4 Readout sufficiency: the linear probe, tested</w:t>
       </w:r>
     </w:p>
     <w:p>
@@ -6283,19 +6381,9 @@
       </w:pPr>
       <w:r>
         <w:rPr>
-          <w:rStyle w:val="SectionNumber"/>
-          <w:lang w:val="en-GB"/>
-        </w:rPr>
-        <w:t xml:space="preserve">5.5</w:t>
-      </w:r>
-      <w:r>
-        <w:tab/>
-      </w:r>
-      <w:r>
-        <w:rPr>
-          <w:lang w:val="en-GB"/>
-        </w:rPr>
-        <w:t xml:space="preserve">Sensitivity of the canonical physics values</w:t>
+          <w:lang w:val="en-GB"/>
+        </w:rPr>
+        <w:t xml:space="preserve">5.5 Sensitivity of the canonical physics values</w:t>
       </w:r>
     </w:p>
     <w:p>
@@ -6327,6 +6415,12 @@
           <w:lang w:val="en-GB"/>
         </w:rPr>
         <w:t xml:space="preserve"> </w:t>
+      </w:r>
+      <w:r>
+        <w:rPr>
+          <w:lang w:val="en-GB"/>
+        </w:rPr>
+        <w:t xml:space="preserve">(</w:t>
       </w:r>
       <w:hyperlink w:anchor="ref-daido1992">
         <w:r>
@@ -6334,14 +6428,14 @@
             <w:rStyle w:val="Hyperlink"/>
             <w:lang w:val="en-GB"/>
           </w:rPr>
-          <w:t xml:space="preserve">[10]</w:t>
+          <w:t xml:space="preserve">Daido, 1992</w:t>
         </w:r>
       </w:hyperlink>
       <w:r>
         <w:rPr>
           <w:lang w:val="en-GB"/>
         </w:rPr>
-        <w:t xml:space="preserve">,</w:t>
+        <w:t xml:space="preserve">;</w:t>
       </w:r>
       <w:r>
         <w:rPr>
@@ -6355,13 +6449,19 @@
             <w:rStyle w:val="Hyperlink"/>
             <w:lang w:val="en-GB"/>
           </w:rPr>
-          <w:t xml:space="preserve">[11]</w:t>
+          <w:t xml:space="preserve">Hansel et al., 1993</w:t>
         </w:r>
       </w:hyperlink>
       <w:r>
         <w:rPr>
           <w:lang w:val="en-GB"/>
         </w:rPr>
+        <w:t xml:space="preserve">)</w:t>
+      </w:r>
+      <w:r>
+        <w:rPr>
+          <w:lang w:val="en-GB"/>
+        </w:rPr>
         <w:t xml:space="preserve"> </w:t>
       </w:r>
       <w:r>
@@ -6558,6 +6658,12 @@
           <w:lang w:val="en-GB"/>
         </w:rPr>
         <w:t xml:space="preserve"> </w:t>
+      </w:r>
+      <w:r>
+        <w:rPr>
+          <w:lang w:val="en-GB"/>
+        </w:rPr>
+        <w:t xml:space="preserve">(</w:t>
       </w:r>
       <w:hyperlink w:anchor="ref-abrams2004">
         <w:r>
@@ -6565,13 +6671,19 @@
             <w:rStyle w:val="Hyperlink"/>
             <w:lang w:val="en-GB"/>
           </w:rPr>
-          <w:t xml:space="preserve">[9]</w:t>
+          <w:t xml:space="preserve">Abrams &amp; Strogatz, 2004</w:t>
         </w:r>
       </w:hyperlink>
       <w:r>
         <w:rPr>
           <w:lang w:val="en-GB"/>
         </w:rPr>
+        <w:t xml:space="preserve">)</w:t>
+      </w:r>
+      <w:r>
+        <w:rPr>
+          <w:lang w:val="en-GB"/>
+        </w:rPr>
         <w:t xml:space="preserve">; π/2 = the</w:t>
       </w:r>
       <w:r>
@@ -6607,19 +6719,9 @@
       </w:pPr>
       <w:r>
         <w:rPr>
-          <w:rStyle w:val="SectionNumber"/>
-          <w:lang w:val="en-GB"/>
-        </w:rPr>
-        <w:t xml:space="preserve">5.6</w:t>
-      </w:r>
-      <w:r>
-        <w:tab/>
-      </w:r>
-      <w:r>
-        <w:rPr>
-          <w:lang w:val="en-GB"/>
-        </w:rPr>
-        <w:t xml:space="preserve">Coherence and readability: an inverted-U, suggested</w:t>
+          <w:lang w:val="en-GB"/>
+        </w:rPr>
+        <w:t xml:space="preserve">5.6 Coherence and readability: an inverted-U, suggested</w:t>
       </w:r>
     </w:p>
     <w:p>
@@ -6827,6 +6929,33 @@
           <w:lang w:val="en-GB"/>
         </w:rPr>
         <w:t xml:space="preserve">over-synchronization concerns raised independently in the trained-oscillator literature</w:t>
+      </w:r>
+      <w:r>
+        <w:rPr>
+          <w:lang w:val="en-GB"/>
+        </w:rPr>
+        <w:t xml:space="preserve"> </w:t>
+      </w:r>
+      <w:r>
+        <w:rPr>
+          <w:lang w:val="en-GB"/>
+        </w:rPr>
+        <w:t xml:space="preserve">(</w:t>
+      </w:r>
+      <w:hyperlink w:anchor="ref-nunley2026">
+        <w:r>
+          <w:rPr>
+            <w:rStyle w:val="Hyperlink"/>
+            <w:lang w:val="en-GB"/>
+          </w:rPr>
+          <w:t xml:space="preserve">Nunley, 2026</w:t>
+        </w:r>
+      </w:hyperlink>
+      <w:r>
+        <w:rPr>
+          <w:lang w:val="en-GB"/>
+        </w:rPr>
+        <w:t xml:space="preserve">;</w:t>
       </w:r>
       <w:r>
         <w:rPr>
@@ -6840,30 +6969,15 @@
             <w:rStyle w:val="Hyperlink"/>
             <w:lang w:val="en-GB"/>
           </w:rPr>
-          <w:t xml:space="preserve">[3]</w:t>
+          <w:t xml:space="preserve">Unconventional AI, 2026</w:t>
         </w:r>
       </w:hyperlink>
       <w:r>
         <w:rPr>
           <w:lang w:val="en-GB"/>
         </w:rPr>
-        <w:t xml:space="preserve">,</w:t>
-      </w:r>
-      <w:r>
-        <w:rPr>
-          <w:lang w:val="en-GB"/>
-        </w:rPr>
-        <w:t xml:space="preserve"> </w:t>
-      </w:r>
-      <w:hyperlink w:anchor="ref-nunley2026">
-        <w:r>
-          <w:rPr>
-            <w:rStyle w:val="Hyperlink"/>
-            <w:lang w:val="en-GB"/>
-          </w:rPr>
-          <w:t xml:space="preserve">[24]</w:t>
-        </w:r>
-      </w:hyperlink>
+        <w:t xml:space="preserve">)</w:t>
+      </w:r>
       <w:r>
         <w:rPr>
           <w:lang w:val="en-GB"/>
@@ -6949,19 +7063,9 @@
       </w:pPr>
       <w:r>
         <w:rPr>
-          <w:rStyle w:val="SectionNumber"/>
-          <w:lang w:val="en-GB"/>
-        </w:rPr>
-        <w:t xml:space="preserve">5.7</w:t>
-      </w:r>
-      <w:r>
-        <w:tab/>
-      </w:r>
-      <w:r>
-        <w:rPr>
-          <w:lang w:val="en-GB"/>
-        </w:rPr>
-        <w:t xml:space="preserve">The task axis: untrained state carries temporal order near-perfectly</w:t>
+          <w:lang w:val="en-GB"/>
+        </w:rPr>
+        <w:t xml:space="preserve">5.7 The task axis: untrained state carries temporal order near-perfectly</w:t>
       </w:r>
     </w:p>
     <w:p>
@@ -7843,19 +7947,9 @@
       </w:pPr>
       <w:r>
         <w:rPr>
-          <w:rStyle w:val="SectionNumber"/>
-          <w:lang w:val="en-GB"/>
-        </w:rPr>
-        <w:t xml:space="preserve">6</w:t>
-      </w:r>
-      <w:r>
-        <w:tab/>
-      </w:r>
-      <w:r>
-        <w:rPr>
-          <w:lang w:val="en-GB"/>
-        </w:rPr>
-        <w:t xml:space="preserve">The phase-referenced collapse: model and mechanism</w:t>
+          <w:lang w:val="en-GB"/>
+        </w:rPr>
+        <w:t xml:space="preserve">6 The phase-referenced collapse: model and mechanism</w:t>
       </w:r>
     </w:p>
     <w:p>
@@ -7897,6 +7991,12 @@
           <w:lang w:val="en-GB"/>
         </w:rPr>
         <w:t xml:space="preserve"> </w:t>
+      </w:r>
+      <w:r>
+        <w:rPr>
+          <w:lang w:val="en-GB"/>
+        </w:rPr>
+        <w:t xml:space="preserve">(</w:t>
       </w:r>
       <w:hyperlink w:anchor="ref-adler1946">
         <w:r>
@@ -7904,13 +8004,19 @@
             <w:rStyle w:val="Hyperlink"/>
             <w:lang w:val="en-GB"/>
           </w:rPr>
-          <w:t xml:space="preserve">[19]</w:t>
+          <w:t xml:space="preserve">Adler, 1946</w:t>
         </w:r>
       </w:hyperlink>
       <w:r>
         <w:rPr>
           <w:lang w:val="en-GB"/>
         </w:rPr>
+        <w:t xml:space="preserve">)</w:t>
+      </w:r>
+      <w:r>
+        <w:rPr>
+          <w:lang w:val="en-GB"/>
+        </w:rPr>
         <w:t xml:space="preserve">; locking is the only mechanism by</w:t>
       </w:r>
       <w:r>
@@ -8192,19 +8298,9 @@
       </w:pPr>
       <w:r>
         <w:rPr>
-          <w:rStyle w:val="SectionNumber"/>
-          <w:lang w:val="en-GB"/>
-        </w:rPr>
-        <w:t xml:space="preserve">7</w:t>
-      </w:r>
-      <w:r>
-        <w:tab/>
-      </w:r>
-      <w:r>
-        <w:rPr>
-          <w:lang w:val="en-GB"/>
-        </w:rPr>
-        <w:t xml:space="preserve">Discussion</w:t>
+          <w:lang w:val="en-GB"/>
+        </w:rPr>
+        <w:t xml:space="preserve">7 Discussion</w:t>
       </w:r>
     </w:p>
     <w:p>
@@ -8664,19 +8760,9 @@
       </w:pPr>
       <w:r>
         <w:rPr>
-          <w:rStyle w:val="SectionNumber"/>
-          <w:lang w:val="en-GB"/>
-        </w:rPr>
-        <w:t xml:space="preserve">8</w:t>
-      </w:r>
-      <w:r>
-        <w:tab/>
-      </w:r>
-      <w:r>
-        <w:rPr>
-          <w:lang w:val="en-GB"/>
-        </w:rPr>
-        <w:t xml:space="preserve">Related work</w:t>
+          <w:lang w:val="en-GB"/>
+        </w:rPr>
+        <w:t xml:space="preserve">8 Related work</w:t>
       </w:r>
     </w:p>
     <w:p>
@@ -8694,6 +8780,12 @@
           <w:lang w:val="en-GB"/>
         </w:rPr>
         <w:t xml:space="preserve"> </w:t>
+      </w:r>
+      <w:r>
+        <w:rPr>
+          <w:lang w:val="en-GB"/>
+        </w:rPr>
+        <w:t xml:space="preserve">(</w:t>
       </w:r>
       <w:hyperlink w:anchor="ref-torrejon2017">
         <w:r>
@@ -8701,14 +8793,47 @@
             <w:rStyle w:val="Hyperlink"/>
             <w:lang w:val="en-GB"/>
           </w:rPr>
-          <w:t xml:space="preserve">[1]</w:t>
+          <w:t xml:space="preserve">Torrejon et al., 2017</w:t>
         </w:r>
       </w:hyperlink>
       <w:r>
         <w:rPr>
           <w:lang w:val="en-GB"/>
         </w:rPr>
+        <w:t xml:space="preserve">)</w:t>
+      </w:r>
+      <w:r>
+        <w:rPr>
+          <w:lang w:val="en-GB"/>
+        </w:rPr>
         <w:t xml:space="preserve">; reservoir computing supplies the frame and its cautions</w:t>
+      </w:r>
+      <w:r>
+        <w:rPr>
+          <w:lang w:val="en-GB"/>
+        </w:rPr>
+        <w:t xml:space="preserve"> </w:t>
+      </w:r>
+      <w:r>
+        <w:rPr>
+          <w:lang w:val="en-GB"/>
+        </w:rPr>
+        <w:t xml:space="preserve">(</w:t>
+      </w:r>
+      <w:hyperlink w:anchor="ref-jaeger2001">
+        <w:r>
+          <w:rPr>
+            <w:rStyle w:val="Hyperlink"/>
+            <w:lang w:val="en-GB"/>
+          </w:rPr>
+          <w:t xml:space="preserve">Jaeger, 2001</w:t>
+        </w:r>
+      </w:hyperlink>
+      <w:r>
+        <w:rPr>
+          <w:lang w:val="en-GB"/>
+        </w:rPr>
+        <w:t xml:space="preserve">;</w:t>
       </w:r>
       <w:r>
         <w:rPr>
@@ -8722,35 +8847,14 @@
             <w:rStyle w:val="Hyperlink"/>
             <w:lang w:val="en-GB"/>
           </w:rPr>
-          <w:t xml:space="preserve">[22]</w:t>
+          <w:t xml:space="preserve">Lukoševičius, 2012</w:t>
         </w:r>
       </w:hyperlink>
       <w:r>
         <w:rPr>
           <w:lang w:val="en-GB"/>
         </w:rPr>
-        <w:t xml:space="preserve">,</w:t>
-      </w:r>
-      <w:r>
-        <w:rPr>
-          <w:lang w:val="en-GB"/>
-        </w:rPr>
-        <w:t xml:space="preserve"> </w:t>
-      </w:r>
-      <w:hyperlink w:anchor="ref-jaeger2001">
-        <w:r>
-          <w:rPr>
-            <w:rStyle w:val="Hyperlink"/>
-            <w:lang w:val="en-GB"/>
-          </w:rPr>
-          <w:t xml:space="preserve">[25]</w:t>
-        </w:r>
-      </w:hyperlink>
-      <w:r>
-        <w:rPr>
-          <w:lang w:val="en-GB"/>
-        </w:rPr>
-        <w:t xml:space="preserve">,</w:t>
+        <w:t xml:space="preserve">;</w:t>
       </w:r>
       <w:r>
         <w:rPr>
@@ -8764,14 +8868,14 @@
             <w:rStyle w:val="Hyperlink"/>
             <w:lang w:val="en-GB"/>
           </w:rPr>
-          <w:t xml:space="preserve">[26]</w:t>
+          <w:t xml:space="preserve">Maass et al., 2002</w:t>
         </w:r>
       </w:hyperlink>
       <w:r>
         <w:rPr>
           <w:lang w:val="en-GB"/>
         </w:rPr>
-        <w:t xml:space="preserve">,</w:t>
+        <w:t xml:space="preserve">;</w:t>
       </w:r>
       <w:r>
         <w:rPr>
@@ -8785,13 +8889,19 @@
             <w:rStyle w:val="Hyperlink"/>
             <w:lang w:val="en-GB"/>
           </w:rPr>
-          <w:t xml:space="preserve">[27]</w:t>
+          <w:t xml:space="preserve">Tanaka et al., 2019</w:t>
         </w:r>
       </w:hyperlink>
       <w:r>
         <w:rPr>
           <w:lang w:val="en-GB"/>
         </w:rPr>
+        <w:t xml:space="preserve">)</w:t>
+      </w:r>
+      <w:r>
+        <w:rPr>
+          <w:lang w:val="en-GB"/>
+        </w:rPr>
         <w:t xml:space="preserve">. Oscillator-inspired trained networks (coRNN</w:t>
       </w:r>
       <w:r>
@@ -8799,6 +8909,12 @@
           <w:lang w:val="en-GB"/>
         </w:rPr>
         <w:t xml:space="preserve"> </w:t>
+      </w:r>
+      <w:r>
+        <w:rPr>
+          <w:lang w:val="en-GB"/>
+        </w:rPr>
+        <w:t xml:space="preserve">(</w:t>
       </w:r>
       <w:hyperlink w:anchor="ref-rusch2021">
         <w:r>
@@ -8806,13 +8922,19 @@
             <w:rStyle w:val="Hyperlink"/>
             <w:lang w:val="en-GB"/>
           </w:rPr>
-          <w:t xml:space="preserve">[2]</w:t>
+          <w:t xml:space="preserve">Rusch &amp; Mishra, 2021</w:t>
         </w:r>
       </w:hyperlink>
       <w:r>
         <w:rPr>
           <w:lang w:val="en-GB"/>
         </w:rPr>
+        <w:t xml:space="preserve">)</w:t>
+      </w:r>
+      <w:r>
+        <w:rPr>
+          <w:lang w:val="en-GB"/>
+        </w:rPr>
         <w:t xml:space="preserve">; Neural Wave Machines</w:t>
       </w:r>
       <w:r>
@@ -8820,6 +8942,12 @@
           <w:lang w:val="en-GB"/>
         </w:rPr>
         <w:t xml:space="preserve"> </w:t>
+      </w:r>
+      <w:r>
+        <w:rPr>
+          <w:lang w:val="en-GB"/>
+        </w:rPr>
+        <w:t xml:space="preserve">(</w:t>
       </w:r>
       <w:hyperlink w:anchor="ref-keller2023">
         <w:r>
@@ -8827,13 +8955,19 @@
             <w:rStyle w:val="Hyperlink"/>
             <w:lang w:val="en-GB"/>
           </w:rPr>
-          <w:t xml:space="preserve">[28]</w:t>
+          <w:t xml:space="preserve">Keller &amp; Welling, 2023</w:t>
         </w:r>
       </w:hyperlink>
       <w:r>
         <w:rPr>
           <w:lang w:val="en-GB"/>
         </w:rPr>
+        <w:t xml:space="preserve">)</w:t>
+      </w:r>
+      <w:r>
+        <w:rPr>
+          <w:lang w:val="en-GB"/>
+        </w:rPr>
         <w:t xml:space="preserve">; WONN</w:t>
       </w:r>
       <w:r>
@@ -8841,6 +8975,12 @@
           <w:lang w:val="en-GB"/>
         </w:rPr>
         <w:t xml:space="preserve"> </w:t>
+      </w:r>
+      <w:r>
+        <w:rPr>
+          <w:lang w:val="en-GB"/>
+        </w:rPr>
+        <w:t xml:space="preserve">(</w:t>
       </w:r>
       <w:hyperlink w:anchor="ref-dai2026">
         <w:r>
@@ -8848,13 +8988,19 @@
             <w:rStyle w:val="Hyperlink"/>
             <w:lang w:val="en-GB"/>
           </w:rPr>
-          <w:t xml:space="preserve">[12]</w:t>
+          <w:t xml:space="preserve">Dai &amp; Song, 2026</w:t>
         </w:r>
       </w:hyperlink>
       <w:r>
         <w:rPr>
           <w:lang w:val="en-GB"/>
         </w:rPr>
+        <w:t xml:space="preserve">)</w:t>
+      </w:r>
+      <w:r>
+        <w:rPr>
+          <w:lang w:val="en-GB"/>
+        </w:rPr>
         <w:t xml:space="preserve">;</w:t>
       </w:r>
       <w:r>
@@ -8874,6 +9020,12 @@
           <w:lang w:val="en-GB"/>
         </w:rPr>
         <w:t xml:space="preserve"> </w:t>
+      </w:r>
+      <w:r>
+        <w:rPr>
+          <w:lang w:val="en-GB"/>
+        </w:rPr>
+        <w:t xml:space="preserve">(</w:t>
       </w:r>
       <w:hyperlink w:anchor="ref-miyato2025">
         <w:r>
@@ -8881,13 +9033,19 @@
             <w:rStyle w:val="Hyperlink"/>
             <w:lang w:val="en-GB"/>
           </w:rPr>
-          <w:t xml:space="preserve">[4]</w:t>
+          <w:t xml:space="preserve">Miyato et al., 2025</w:t>
         </w:r>
       </w:hyperlink>
       <w:r>
         <w:rPr>
           <w:lang w:val="en-GB"/>
         </w:rPr>
+        <w:t xml:space="preserve">)</w:t>
+      </w:r>
+      <w:r>
+        <w:rPr>
+          <w:lang w:val="en-GB"/>
+        </w:rPr>
         <w:t xml:space="preserve">) and Kuramoto-based generation</w:t>
       </w:r>
       <w:r>
@@ -8895,6 +9053,12 @@
           <w:lang w:val="en-GB"/>
         </w:rPr>
         <w:t xml:space="preserve"> </w:t>
+      </w:r>
+      <w:r>
+        <w:rPr>
+          <w:lang w:val="en-GB"/>
+        </w:rPr>
+        <w:t xml:space="preserve">(</w:t>
       </w:r>
       <w:hyperlink w:anchor="ref-unconv-ai2026">
         <w:r>
@@ -8902,13 +9066,19 @@
             <w:rStyle w:val="Hyperlink"/>
             <w:lang w:val="en-GB"/>
           </w:rPr>
-          <w:t xml:space="preserve">[3]</w:t>
+          <w:t xml:space="preserve">Unconventional AI, 2026</w:t>
         </w:r>
       </w:hyperlink>
       <w:r>
         <w:rPr>
           <w:lang w:val="en-GB"/>
         </w:rPr>
+        <w:t xml:space="preserve">)</w:t>
+      </w:r>
+      <w:r>
+        <w:rPr>
+          <w:lang w:val="en-GB"/>
+        </w:rPr>
         <w:t xml:space="preserve"> </w:t>
       </w:r>
       <w:r>
@@ -8940,6 +9110,117 @@
           <w:lang w:val="en-GB"/>
         </w:rPr>
         <w:t xml:space="preserve">theory supplies the analytical spine</w:t>
+      </w:r>
+      <w:r>
+        <w:rPr>
+          <w:lang w:val="en-GB"/>
+        </w:rPr>
+        <w:t xml:space="preserve"> </w:t>
+      </w:r>
+      <w:r>
+        <w:rPr>
+          <w:lang w:val="en-GB"/>
+        </w:rPr>
+        <w:t xml:space="preserve">(</w:t>
+      </w:r>
+      <w:hyperlink w:anchor="ref-adler1946">
+        <w:r>
+          <w:rPr>
+            <w:rStyle w:val="Hyperlink"/>
+            <w:lang w:val="en-GB"/>
+          </w:rPr>
+          <w:t xml:space="preserve">Adler, 1946</w:t>
+        </w:r>
+      </w:hyperlink>
+      <w:r>
+        <w:rPr>
+          <w:lang w:val="en-GB"/>
+        </w:rPr>
+        <w:t xml:space="preserve">;</w:t>
+      </w:r>
+      <w:r>
+        <w:rPr>
+          <w:lang w:val="en-GB"/>
+        </w:rPr>
+        <w:t xml:space="preserve"> </w:t>
+      </w:r>
+      <w:hyperlink w:anchor="ref-kuramoto1975">
+        <w:r>
+          <w:rPr>
+            <w:rStyle w:val="Hyperlink"/>
+            <w:lang w:val="en-GB"/>
+          </w:rPr>
+          <w:t xml:space="preserve">Kuramoto, 1975</w:t>
+        </w:r>
+      </w:hyperlink>
+      <w:r>
+        <w:rPr>
+          <w:lang w:val="en-GB"/>
+        </w:rPr>
+        <w:t xml:space="preserve">;</w:t>
+      </w:r>
+      <w:r>
+        <w:rPr>
+          <w:lang w:val="en-GB"/>
+        </w:rPr>
+        <w:t xml:space="preserve"> </w:t>
+      </w:r>
+      <w:hyperlink w:anchor="ref-pikovsky2001">
+        <w:r>
+          <w:rPr>
+            <w:rStyle w:val="Hyperlink"/>
+            <w:lang w:val="en-GB"/>
+          </w:rPr>
+          <w:t xml:space="preserve">Pikovsky et al., 2001</w:t>
+        </w:r>
+      </w:hyperlink>
+      <w:r>
+        <w:rPr>
+          <w:lang w:val="en-GB"/>
+        </w:rPr>
+        <w:t xml:space="preserve">;</w:t>
+      </w:r>
+      <w:r>
+        <w:rPr>
+          <w:lang w:val="en-GB"/>
+        </w:rPr>
+        <w:t xml:space="preserve"> </w:t>
+      </w:r>
+      <w:hyperlink w:anchor="ref-sakaguchi1986">
+        <w:r>
+          <w:rPr>
+            <w:rStyle w:val="Hyperlink"/>
+            <w:lang w:val="en-GB"/>
+          </w:rPr>
+          <w:t xml:space="preserve">Sakaguchi &amp; Kuramoto, 1986</w:t>
+        </w:r>
+      </w:hyperlink>
+      <w:r>
+        <w:rPr>
+          <w:lang w:val="en-GB"/>
+        </w:rPr>
+        <w:t xml:space="preserve">;</w:t>
+      </w:r>
+      <w:r>
+        <w:rPr>
+          <w:lang w:val="en-GB"/>
+        </w:rPr>
+        <w:t xml:space="preserve"> </w:t>
+      </w:r>
+      <w:hyperlink w:anchor="ref-strogatz2000">
+        <w:r>
+          <w:rPr>
+            <w:rStyle w:val="Hyperlink"/>
+            <w:lang w:val="en-GB"/>
+          </w:rPr>
+          <w:t xml:space="preserve">Strogatz, 2000</w:t>
+        </w:r>
+      </w:hyperlink>
+      <w:r>
+        <w:rPr>
+          <w:lang w:val="en-GB"/>
+        </w:rPr>
+        <w:t xml:space="preserve">;</w:t>
       </w:r>
       <w:r>
         <w:rPr>
@@ -8953,114 +9234,15 @@
             <w:rStyle w:val="Hyperlink"/>
             <w:lang w:val="en-GB"/>
           </w:rPr>
-          <w:t xml:space="preserve">[6]</w:t>
+          <w:t xml:space="preserve">Winfree, 1967</w:t>
         </w:r>
       </w:hyperlink>
       <w:r>
         <w:rPr>
           <w:lang w:val="en-GB"/>
         </w:rPr>
-        <w:t xml:space="preserve">,</w:t>
-      </w:r>
-      <w:r>
-        <w:rPr>
-          <w:lang w:val="en-GB"/>
-        </w:rPr>
-        <w:t xml:space="preserve"> </w:t>
-      </w:r>
-      <w:hyperlink w:anchor="ref-kuramoto1975">
-        <w:r>
-          <w:rPr>
-            <w:rStyle w:val="Hyperlink"/>
-            <w:lang w:val="en-GB"/>
-          </w:rPr>
-          <w:t xml:space="preserve">[7]</w:t>
-        </w:r>
-      </w:hyperlink>
-      <w:r>
-        <w:rPr>
-          <w:lang w:val="en-GB"/>
-        </w:rPr>
-        <w:t xml:space="preserve">,</w:t>
-      </w:r>
-      <w:r>
-        <w:rPr>
-          <w:lang w:val="en-GB"/>
-        </w:rPr>
-        <w:t xml:space="preserve"> </w:t>
-      </w:r>
-      <w:hyperlink w:anchor="ref-sakaguchi1986">
-        <w:r>
-          <w:rPr>
-            <w:rStyle w:val="Hyperlink"/>
-            <w:lang w:val="en-GB"/>
-          </w:rPr>
-          <w:t xml:space="preserve">[8]</w:t>
-        </w:r>
-      </w:hyperlink>
-      <w:r>
-        <w:rPr>
-          <w:lang w:val="en-GB"/>
-        </w:rPr>
-        <w:t xml:space="preserve">,</w:t>
-      </w:r>
-      <w:r>
-        <w:rPr>
-          <w:lang w:val="en-GB"/>
-        </w:rPr>
-        <w:t xml:space="preserve"> </w:t>
-      </w:r>
-      <w:hyperlink w:anchor="ref-adler1946">
-        <w:r>
-          <w:rPr>
-            <w:rStyle w:val="Hyperlink"/>
-            <w:lang w:val="en-GB"/>
-          </w:rPr>
-          <w:t xml:space="preserve">[19]</w:t>
-        </w:r>
-      </w:hyperlink>
-      <w:r>
-        <w:rPr>
-          <w:lang w:val="en-GB"/>
-        </w:rPr>
-        <w:t xml:space="preserve">,</w:t>
-      </w:r>
-      <w:r>
-        <w:rPr>
-          <w:lang w:val="en-GB"/>
-        </w:rPr>
-        <w:t xml:space="preserve"> </w:t>
-      </w:r>
-      <w:hyperlink w:anchor="ref-pikovsky2001">
-        <w:r>
-          <w:rPr>
-            <w:rStyle w:val="Hyperlink"/>
-            <w:lang w:val="en-GB"/>
-          </w:rPr>
-          <w:t xml:space="preserve">[20]</w:t>
-        </w:r>
-      </w:hyperlink>
-      <w:r>
-        <w:rPr>
-          <w:lang w:val="en-GB"/>
-        </w:rPr>
-        <w:t xml:space="preserve">,</w:t>
-      </w:r>
-      <w:r>
-        <w:rPr>
-          <w:lang w:val="en-GB"/>
-        </w:rPr>
-        <w:t xml:space="preserve"> </w:t>
-      </w:r>
-      <w:hyperlink w:anchor="ref-strogatz2000">
-        <w:r>
-          <w:rPr>
-            <w:rStyle w:val="Hyperlink"/>
-            <w:lang w:val="en-GB"/>
-          </w:rPr>
-          <w:t xml:space="preserve">[29]</w:t>
-        </w:r>
-      </w:hyperlink>
+        <w:t xml:space="preserve">)</w:t>
+      </w:r>
       <w:r>
         <w:rPr>
           <w:lang w:val="en-GB"/>
@@ -9096,6 +9278,12 @@
           <w:lang w:val="en-GB"/>
         </w:rPr>
         <w:t xml:space="preserve"> </w:t>
+      </w:r>
+      <w:r>
+        <w:rPr>
+          <w:lang w:val="en-GB"/>
+        </w:rPr>
+        <w:t xml:space="preserve">(</w:t>
       </w:r>
       <w:hyperlink w:anchor="ref-caranzano">
         <w:r>
@@ -9103,13 +9291,19 @@
             <w:rStyle w:val="Hyperlink"/>
             <w:lang w:val="en-GB"/>
           </w:rPr>
-          <w:t xml:space="preserve">[23]</w:t>
+          <w:t xml:space="preserve">Caranzano et al., 2025</w:t>
         </w:r>
       </w:hyperlink>
       <w:r>
         <w:rPr>
           <w:lang w:val="en-GB"/>
         </w:rPr>
+        <w:t xml:space="preserve">)</w:t>
+      </w:r>
+      <w:r>
+        <w:rPr>
+          <w:lang w:val="en-GB"/>
+        </w:rPr>
         <w:t xml:space="preserve">; frequency-</w:t>
       </w:r>
       <w:r>
@@ -9129,6 +9323,12 @@
           <w:lang w:val="en-GB"/>
         </w:rPr>
         <w:t xml:space="preserve"> </w:t>
+      </w:r>
+      <w:r>
+        <w:rPr>
+          <w:lang w:val="en-GB"/>
+        </w:rPr>
+        <w:t xml:space="preserve">(</w:t>
       </w:r>
       <w:hyperlink w:anchor="ref-lostanlen">
         <w:r>
@@ -9136,14 +9336,14 @@
             <w:rStyle w:val="Hyperlink"/>
             <w:lang w:val="en-GB"/>
           </w:rPr>
-          <w:t xml:space="preserve">[30]</w:t>
+          <w:t xml:space="preserve">Lostanlen et al., 2023</w:t>
         </w:r>
       </w:hyperlink>
       <w:r>
         <w:rPr>
           <w:lang w:val="en-GB"/>
         </w:rPr>
-        <w:t xml:space="preserve">,</w:t>
+        <w:t xml:space="preserve">;</w:t>
       </w:r>
       <w:r>
         <w:rPr>
@@ -9157,13 +9357,19 @@
             <w:rStyle w:val="Hyperlink"/>
             <w:lang w:val="en-GB"/>
           </w:rPr>
-          <w:t xml:space="preserve">[31]</w:t>
+          <w:t xml:space="preserve">Zeghidour et al., 2021</w:t>
         </w:r>
       </w:hyperlink>
       <w:r>
         <w:rPr>
           <w:lang w:val="en-GB"/>
         </w:rPr>
+        <w:t xml:space="preserve">)</w:t>
+      </w:r>
+      <w:r>
+        <w:rPr>
+          <w:lang w:val="en-GB"/>
+        </w:rPr>
         <w:t xml:space="preserve"> </w:t>
       </w:r>
       <w:r>
@@ -9201,6 +9407,12 @@
           <w:lang w:val="en-GB"/>
         </w:rPr>
         <w:t xml:space="preserve"> </w:t>
+      </w:r>
+      <w:r>
+        <w:rPr>
+          <w:lang w:val="en-GB"/>
+        </w:rPr>
+        <w:t xml:space="preserve">(</w:t>
       </w:r>
       <w:hyperlink w:anchor="ref-dogonasheva2026">
         <w:r>
@@ -9208,13 +9420,19 @@
             <w:rStyle w:val="Hyperlink"/>
             <w:lang w:val="en-GB"/>
           </w:rPr>
-          <w:t xml:space="preserve">[15]</w:t>
+          <w:t xml:space="preserve">Dogonasheva et al., 2026</w:t>
         </w:r>
       </w:hyperlink>
       <w:r>
         <w:rPr>
           <w:lang w:val="en-GB"/>
         </w:rPr>
+        <w:t xml:space="preserve">)</w:t>
+      </w:r>
+      <w:r>
+        <w:rPr>
+          <w:lang w:val="en-GB"/>
+        </w:rPr>
         <w:t xml:space="preserve">, whose three model families</w:t>
       </w:r>
       <w:r>
@@ -9222,6 +9440,12 @@
           <w:lang w:val="en-GB"/>
         </w:rPr>
         <w:t xml:space="preserve"> </w:t>
+      </w:r>
+      <w:r>
+        <w:rPr>
+          <w:lang w:val="en-GB"/>
+        </w:rPr>
+        <w:t xml:space="preserve">(</w:t>
       </w:r>
       <w:hyperlink w:anchor="ref-assaneo2020">
         <w:r>
@@ -9229,14 +9453,14 @@
             <w:rStyle w:val="Hyperlink"/>
             <w:lang w:val="en-GB"/>
           </w:rPr>
-          <w:t xml:space="preserve">[16]</w:t>
+          <w:t xml:space="preserve">Assaneo et al., 2020</w:t>
         </w:r>
       </w:hyperlink>
       <w:r>
         <w:rPr>
           <w:lang w:val="en-GB"/>
         </w:rPr>
-        <w:t xml:space="preserve">,</w:t>
+        <w:t xml:space="preserve">;</w:t>
       </w:r>
       <w:r>
         <w:rPr>
@@ -9250,14 +9474,14 @@
             <w:rStyle w:val="Hyperlink"/>
             <w:lang w:val="en-GB"/>
           </w:rPr>
-          <w:t xml:space="preserve">[17]</w:t>
+          <w:t xml:space="preserve">Doelling et al., 2023</w:t>
         </w:r>
       </w:hyperlink>
       <w:r>
         <w:rPr>
           <w:lang w:val="en-GB"/>
         </w:rPr>
-        <w:t xml:space="preserve">,</w:t>
+        <w:t xml:space="preserve">;</w:t>
       </w:r>
       <w:r>
         <w:rPr>
@@ -9271,13 +9495,19 @@
             <w:rStyle w:val="Hyperlink"/>
             <w:lang w:val="en-GB"/>
           </w:rPr>
-          <w:t xml:space="preserve">[18]</w:t>
+          <w:t xml:space="preserve">Pittman-Polletta et al., 2021</w:t>
         </w:r>
       </w:hyperlink>
       <w:r>
         <w:rPr>
           <w:lang w:val="en-GB"/>
         </w:rPr>
+        <w:t xml:space="preserve">)</w:t>
+      </w:r>
+      <w:r>
+        <w:rPr>
+          <w:lang w:val="en-GB"/>
+        </w:rPr>
         <w:t xml:space="preserve"> </w:t>
       </w:r>
       <w:r>
@@ -9343,19 +9573,9 @@
       </w:pPr>
       <w:r>
         <w:rPr>
-          <w:rStyle w:val="SectionNumber"/>
-          <w:lang w:val="en-GB"/>
-        </w:rPr>
-        <w:t xml:space="preserve">9</w:t>
-      </w:r>
-      <w:r>
-        <w:tab/>
-      </w:r>
-      <w:r>
-        <w:rPr>
-          <w:lang w:val="en-GB"/>
-        </w:rPr>
-        <w:t xml:space="preserve">Reproducibility</w:t>
+          <w:lang w:val="en-GB"/>
+        </w:rPr>
+        <w:t xml:space="preserve">9 Reproducibility</w:t>
       </w:r>
     </w:p>
     <w:p>
@@ -9733,7 +9953,7 @@
       </w:r>
     </w:p>
     <w:bookmarkStart w:id="108" w:name="refs"/>
-    <w:bookmarkStart w:id="47" w:name="ref-torrejon2017"/>
+    <w:bookmarkStart w:id="47" w:name="ref-abrams2004"/>
     <w:p>
       <w:pPr>
         <w:pStyle w:val="Bibliography"/>
@@ -9742,22 +9962,7 @@
         <w:rPr>
           <w:lang w:val="en-GB"/>
         </w:rPr>
-        <w:t xml:space="preserve">[1]</w:t>
-      </w:r>
-      <w:r>
-        <w:rPr>
-          <w:lang w:val="en-GB"/>
-        </w:rPr>
-        <w:t xml:space="preserve"> </w:t>
-      </w:r>
-      <w:r>
-        <w:t xml:space="preserve">	</w:t>
-      </w:r>
-      <w:r>
-        <w:rPr>
-          <w:lang w:val="en-GB"/>
-        </w:rPr>
-        <w:t xml:space="preserve">J. Torrejon</w:t>
+        <w:t xml:space="preserve">Abrams, D. M., &amp; Strogatz, S. H. (2004).</w:t>
       </w:r>
       <w:r>
         <w:rPr>
@@ -9771,51 +9976,13 @@
           <w:iCs/>
           <w:lang w:val="en-GB"/>
         </w:rPr>
-        <w:t xml:space="preserve">et al.</w:t>
-      </w:r>
-      <w:r>
-        <w:rPr>
-          <w:lang w:val="en-GB"/>
-        </w:rPr>
-        <w:t xml:space="preserve">,</w:t>
-      </w:r>
-      <w:r>
-        <w:rPr>
-          <w:lang w:val="en-GB"/>
-        </w:rPr>
-        <w:t xml:space="preserve"> </w:t>
-      </w:r>
-      <w:r>
-        <w:rPr>
-          <w:lang w:val="en-GB"/>
-        </w:rPr>
-        <w:t xml:space="preserve">‘Neuromorphic computing with nanoscale spintronic oscillators’</w:t>
-      </w:r>
-      <w:r>
-        <w:rPr>
-          <w:lang w:val="en-GB"/>
-        </w:rPr>
-        <w:t xml:space="preserve">,</w:t>
-      </w:r>
-      <w:r>
-        <w:rPr>
-          <w:lang w:val="en-GB"/>
-        </w:rPr>
-        <w:t xml:space="preserve"> </w:t>
-      </w:r>
-      <w:r>
-        <w:rPr>
-          <w:i/>
-          <w:iCs/>
-          <w:lang w:val="en-GB"/>
-        </w:rPr>
-        <w:t xml:space="preserve">Nature</w:t>
-      </w:r>
-      <w:r>
-        <w:rPr>
-          <w:lang w:val="en-GB"/>
-        </w:rPr>
-        <w:t xml:space="preserve">, vol. 547, no. 7664, 2017, doi:</w:t>
+        <w:t xml:space="preserve">Chimera states for coupled oscillators</w:t>
+      </w:r>
+      <w:r>
+        <w:rPr>
+          <w:lang w:val="en-GB"/>
+        </w:rPr>
+        <w:t xml:space="preserve">.</w:t>
       </w:r>
       <w:r>
         <w:rPr>
@@ -9829,18 +9996,12 @@
             <w:rStyle w:val="Hyperlink"/>
             <w:lang w:val="en-GB"/>
           </w:rPr>
-          <w:t xml:space="preserve">10.1038/nature23011</w:t>
+          <w:t xml:space="preserve">https://arxiv.org/abs/nlin/0407045</w:t>
         </w:r>
       </w:hyperlink>
-      <w:r>
-        <w:rPr>
-          <w:lang w:val="en-GB"/>
-        </w:rPr>
-        <w:t xml:space="preserve">.</w:t>
-      </w:r>
     </w:p>
     <w:bookmarkEnd w:id="47"/>
-    <w:bookmarkStart w:id="49" w:name="ref-rusch2021"/>
+    <w:bookmarkStart w:id="49" w:name="ref-adler1946"/>
     <w:p>
       <w:pPr>
         <w:pStyle w:val="Bibliography"/>
@@ -9849,40 +10010,7 @@
         <w:rPr>
           <w:lang w:val="en-GB"/>
         </w:rPr>
-        <w:t xml:space="preserve">[2]</w:t>
-      </w:r>
-      <w:r>
-        <w:rPr>
-          <w:lang w:val="en-GB"/>
-        </w:rPr>
-        <w:t xml:space="preserve"> </w:t>
-      </w:r>
-      <w:r>
-        <w:t xml:space="preserve">	</w:t>
-      </w:r>
-      <w:r>
-        <w:rPr>
-          <w:lang w:val="en-GB"/>
-        </w:rPr>
-        <w:t xml:space="preserve">T. K. Rusch and S. Mishra,</w:t>
-      </w:r>
-      <w:r>
-        <w:rPr>
-          <w:lang w:val="en-GB"/>
-        </w:rPr>
-        <w:t xml:space="preserve"> </w:t>
-      </w:r>
-      <w:r>
-        <w:rPr>
-          <w:lang w:val="en-GB"/>
-        </w:rPr>
-        <w:t xml:space="preserve">‘Coupled oscillatory recurrent neural network (coRNN): An accurate and (gradient) stable architecture for learning long time dependencies’</w:t>
-      </w:r>
-      <w:r>
-        <w:rPr>
-          <w:lang w:val="en-GB"/>
-        </w:rPr>
-        <w:t xml:space="preserve">, in</w:t>
+        <w:t xml:space="preserve">Adler, R. (1946). A study of locking phenomena in oscillators.</w:t>
       </w:r>
       <w:r>
         <w:rPr>
@@ -9896,7 +10024,19 @@
           <w:iCs/>
           <w:lang w:val="en-GB"/>
         </w:rPr>
-        <w:t xml:space="preserve">9th international conference on learning representations,</w:t>
+        <w:t xml:space="preserve">Proceedings of the IRE</w:t>
+      </w:r>
+      <w:r>
+        <w:rPr>
+          <w:lang w:val="en-GB"/>
+        </w:rPr>
+        <w:t xml:space="preserve">,</w:t>
+      </w:r>
+      <w:r>
+        <w:rPr>
+          <w:lang w:val="en-GB"/>
+        </w:rPr>
+        <w:t xml:space="preserve"> </w:t>
       </w:r>
       <w:r>
         <w:rPr>
@@ -9904,6 +10044,46 @@
           <w:iCs/>
           <w:lang w:val="en-GB"/>
         </w:rPr>
+        <w:t xml:space="preserve">34</w:t>
+      </w:r>
+      <w:r>
+        <w:rPr>
+          <w:lang w:val="en-GB"/>
+        </w:rPr>
+        <w:t xml:space="preserve">(6).</w:t>
+      </w:r>
+      <w:r>
+        <w:rPr>
+          <w:lang w:val="en-GB"/>
+        </w:rPr>
+        <w:t xml:space="preserve"> </w:t>
+      </w:r>
+      <w:hyperlink r:id="rId48">
+        <w:r>
+          <w:rPr>
+            <w:rStyle w:val="Hyperlink"/>
+            <w:lang w:val="en-GB"/>
+          </w:rPr>
+          <w:t xml:space="preserve">https://doi.org/10.1109/JRPROC.1946.229930</w:t>
+        </w:r>
+      </w:hyperlink>
+    </w:p>
+    <w:bookmarkEnd w:id="49"/>
+    <w:bookmarkStart w:id="51" w:name="ref-aranson2002"/>
+    <w:p>
+      <w:pPr>
+        <w:pStyle w:val="Bibliography"/>
+      </w:pPr>
+      <w:r>
+        <w:rPr>
+          <w:lang w:val="en-GB"/>
+        </w:rPr>
+        <w:t xml:space="preserve">Aranson, I. S., &amp; Kramer, L. (2002). The world of the complex ginzburg-landau equation.</w:t>
+      </w:r>
+      <w:r>
+        <w:rPr>
+          <w:lang w:val="en-GB"/>
+        </w:rPr>
         <w:t xml:space="preserve"> </w:t>
       </w:r>
       <w:r>
@@ -9912,7 +10092,19 @@
           <w:iCs/>
           <w:lang w:val="en-GB"/>
         </w:rPr>
-        <w:t xml:space="preserve">ICLR</w:t>
+        <w:t xml:space="preserve">Reviews of Modern Physics</w:t>
+      </w:r>
+      <w:r>
+        <w:rPr>
+          <w:lang w:val="en-GB"/>
+        </w:rPr>
+        <w:t xml:space="preserve">,</w:t>
+      </w:r>
+      <w:r>
+        <w:rPr>
+          <w:lang w:val="en-GB"/>
+        </w:rPr>
+        <w:t xml:space="preserve"> </w:t>
       </w:r>
       <w:r>
         <w:rPr>
@@ -9920,6 +10112,46 @@
           <w:iCs/>
           <w:lang w:val="en-GB"/>
         </w:rPr>
+        <w:t xml:space="preserve">74</w:t>
+      </w:r>
+      <w:r>
+        <w:rPr>
+          <w:lang w:val="en-GB"/>
+        </w:rPr>
+        <w:t xml:space="preserve">(1).</w:t>
+      </w:r>
+      <w:r>
+        <w:rPr>
+          <w:lang w:val="en-GB"/>
+        </w:rPr>
+        <w:t xml:space="preserve"> </w:t>
+      </w:r>
+      <w:hyperlink r:id="rId50">
+        <w:r>
+          <w:rPr>
+            <w:rStyle w:val="Hyperlink"/>
+            <w:lang w:val="en-GB"/>
+          </w:rPr>
+          <w:t xml:space="preserve">https://doi.org/10.1103/RevModPhys.74.99</w:t>
+        </w:r>
+      </w:hyperlink>
+    </w:p>
+    <w:bookmarkEnd w:id="51"/>
+    <w:bookmarkStart w:id="53" w:name="ref-assaneo2020"/>
+    <w:p>
+      <w:pPr>
+        <w:pStyle w:val="Bibliography"/>
+      </w:pPr>
+      <w:r>
+        <w:rPr>
+          <w:lang w:val="en-GB"/>
+        </w:rPr>
+        <w:t xml:space="preserve">Assaneo, M. F., Rimmele, J. M., Sanz Perl, Y., &amp; Poeppel, D. (2020). Speaking rhythmically can shape hearing.</w:t>
+      </w:r>
+      <w:r>
+        <w:rPr>
+          <w:lang w:val="en-GB"/>
+        </w:rPr>
         <w:t xml:space="preserve"> </w:t>
       </w:r>
       <w:r>
@@ -9928,21 +10160,1215 @@
           <w:iCs/>
           <w:lang w:val="en-GB"/>
         </w:rPr>
-        <w:t xml:space="preserve">2021, virtual event, austria, may 3-7, 2021</w:t>
-      </w:r>
-      <w:r>
-        <w:rPr>
-          <w:lang w:val="en-GB"/>
-        </w:rPr>
-        <w:t xml:space="preserve">, OpenReview.net, 2021. Available:</w:t>
-      </w:r>
-      <w:r>
-        <w:rPr>
-          <w:lang w:val="en-GB"/>
-        </w:rPr>
-        <w:t xml:space="preserve"> </w:t>
-      </w:r>
-      <w:hyperlink r:id="rId48">
+        <w:t xml:space="preserve">Nature Human Behaviour</w:t>
+      </w:r>
+      <w:r>
+        <w:rPr>
+          <w:lang w:val="en-GB"/>
+        </w:rPr>
+        <w:t xml:space="preserve">,</w:t>
+      </w:r>
+      <w:r>
+        <w:rPr>
+          <w:lang w:val="en-GB"/>
+        </w:rPr>
+        <w:t xml:space="preserve"> </w:t>
+      </w:r>
+      <w:r>
+        <w:rPr>
+          <w:i/>
+          <w:iCs/>
+          <w:lang w:val="en-GB"/>
+        </w:rPr>
+        <w:t xml:space="preserve">5</w:t>
+      </w:r>
+      <w:r>
+        <w:rPr>
+          <w:lang w:val="en-GB"/>
+        </w:rPr>
+        <w:t xml:space="preserve">(1).</w:t>
+      </w:r>
+      <w:r>
+        <w:rPr>
+          <w:lang w:val="en-GB"/>
+        </w:rPr>
+        <w:t xml:space="preserve"> </w:t>
+      </w:r>
+      <w:hyperlink r:id="rId52">
+        <w:r>
+          <w:rPr>
+            <w:rStyle w:val="Hyperlink"/>
+            <w:lang w:val="en-GB"/>
+          </w:rPr>
+          <w:t xml:space="preserve">https://doi.org/10.1038/s41562-020-00962-0</w:t>
+        </w:r>
+      </w:hyperlink>
+    </w:p>
+    <w:bookmarkEnd w:id="53"/>
+    <w:bookmarkStart w:id="55" w:name="ref-becker2024"/>
+    <w:p>
+      <w:pPr>
+        <w:pStyle w:val="Bibliography"/>
+      </w:pPr>
+      <w:r>
+        <w:rPr>
+          <w:lang w:val="en-GB"/>
+        </w:rPr>
+        <w:t xml:space="preserve">Becker, S., Vielhaben, J., Ackermann, M., Müller, K.-R., Lapuschkin, S., &amp; Samek, W. (2024). AudioMNIST: Exploring explainable artificial intelligence for audio analysis on a simple benchmark.</w:t>
+      </w:r>
+      <w:r>
+        <w:rPr>
+          <w:lang w:val="en-GB"/>
+        </w:rPr>
+        <w:t xml:space="preserve"> </w:t>
+      </w:r>
+      <w:r>
+        <w:rPr>
+          <w:i/>
+          <w:iCs/>
+          <w:lang w:val="en-GB"/>
+        </w:rPr>
+        <w:t xml:space="preserve">Journal of the Franklin Institute</w:t>
+      </w:r>
+      <w:r>
+        <w:rPr>
+          <w:lang w:val="en-GB"/>
+        </w:rPr>
+        <w:t xml:space="preserve">,</w:t>
+      </w:r>
+      <w:r>
+        <w:rPr>
+          <w:lang w:val="en-GB"/>
+        </w:rPr>
+        <w:t xml:space="preserve"> </w:t>
+      </w:r>
+      <w:r>
+        <w:rPr>
+          <w:i/>
+          <w:iCs/>
+          <w:lang w:val="en-GB"/>
+        </w:rPr>
+        <w:t xml:space="preserve">361</w:t>
+      </w:r>
+      <w:r>
+        <w:rPr>
+          <w:lang w:val="en-GB"/>
+        </w:rPr>
+        <w:t xml:space="preserve">(1), 418–428.</w:t>
+      </w:r>
+      <w:r>
+        <w:rPr>
+          <w:lang w:val="en-GB"/>
+        </w:rPr>
+        <w:t xml:space="preserve"> </w:t>
+      </w:r>
+      <w:hyperlink r:id="rId54">
+        <w:r>
+          <w:rPr>
+            <w:rStyle w:val="Hyperlink"/>
+            <w:lang w:val="en-GB"/>
+          </w:rPr>
+          <w:t xml:space="preserve">https://doi.org/10.1016/j.jfranklin.2023.11.038</w:t>
+        </w:r>
+      </w:hyperlink>
+    </w:p>
+    <w:bookmarkEnd w:id="55"/>
+    <w:bookmarkStart w:id="57" w:name="ref-caranzano"/>
+    <w:p>
+      <w:pPr>
+        <w:pStyle w:val="Bibliography"/>
+      </w:pPr>
+      <w:r>
+        <w:rPr>
+          <w:lang w:val="en-GB"/>
+        </w:rPr>
+        <w:t xml:space="preserve">Caranzano, I., Pancotti, C., Rollo, C., Sartori, F., Liò, P., Fariselli, P., &amp; Sanavia, T. (2025).</w:t>
+      </w:r>
+      <w:r>
+        <w:rPr>
+          <w:lang w:val="en-GB"/>
+        </w:rPr>
+        <w:t xml:space="preserve"> </w:t>
+      </w:r>
+      <w:r>
+        <w:rPr>
+          <w:i/>
+          <w:iCs/>
+          <w:lang w:val="en-GB"/>
+        </w:rPr>
+        <w:t xml:space="preserve">Sparsity is all you need: Rethinking biological pathway-informed approaches in deep learning</w:t>
+      </w:r>
+      <w:r>
+        <w:rPr>
+          <w:lang w:val="en-GB"/>
+        </w:rPr>
+        <w:t xml:space="preserve">.</w:t>
+      </w:r>
+      <w:r>
+        <w:rPr>
+          <w:lang w:val="en-GB"/>
+        </w:rPr>
+        <w:t xml:space="preserve"> </w:t>
+      </w:r>
+      <w:hyperlink r:id="rId56">
+        <w:r>
+          <w:rPr>
+            <w:rStyle w:val="Hyperlink"/>
+            <w:lang w:val="en-GB"/>
+          </w:rPr>
+          <w:t xml:space="preserve">https://arxiv.org/abs/2505.04300</w:t>
+        </w:r>
+      </w:hyperlink>
+    </w:p>
+    <w:bookmarkEnd w:id="57"/>
+    <w:bookmarkStart w:id="59" w:name="ref-dai2026"/>
+    <w:p>
+      <w:pPr>
+        <w:pStyle w:val="Bibliography"/>
+      </w:pPr>
+      <w:r>
+        <w:rPr>
+          <w:lang w:val="en-GB"/>
+        </w:rPr>
+        <w:t xml:space="preserve">Dai, J., &amp; Song, Y. (2026).</w:t>
+      </w:r>
+      <w:r>
+        <w:rPr>
+          <w:lang w:val="en-GB"/>
+        </w:rPr>
+        <w:t xml:space="preserve"> </w:t>
+      </w:r>
+      <w:r>
+        <w:rPr>
+          <w:i/>
+          <w:iCs/>
+          <w:lang w:val="en-GB"/>
+        </w:rPr>
+        <w:t xml:space="preserve">Winfree oscillatory neural network</w:t>
+      </w:r>
+      <w:r>
+        <w:rPr>
+          <w:lang w:val="en-GB"/>
+        </w:rPr>
+        <w:t xml:space="preserve">.</w:t>
+      </w:r>
+      <w:r>
+        <w:rPr>
+          <w:lang w:val="en-GB"/>
+        </w:rPr>
+        <w:t xml:space="preserve"> </w:t>
+      </w:r>
+      <w:hyperlink r:id="rId58">
+        <w:r>
+          <w:rPr>
+            <w:rStyle w:val="Hyperlink"/>
+            <w:lang w:val="en-GB"/>
+          </w:rPr>
+          <w:t xml:space="preserve">https://arxiv.org/abs/2605.20922</w:t>
+        </w:r>
+      </w:hyperlink>
+    </w:p>
+    <w:bookmarkEnd w:id="59"/>
+    <w:bookmarkStart w:id="61" w:name="ref-daido1992"/>
+    <w:p>
+      <w:pPr>
+        <w:pStyle w:val="Bibliography"/>
+      </w:pPr>
+      <w:r>
+        <w:rPr>
+          <w:lang w:val="en-GB"/>
+        </w:rPr>
+        <w:t xml:space="preserve">Daido, H. (1992). Order function and macroscopic mutual entrainment in uniformly coupled limit-cycle oscillators.</w:t>
+      </w:r>
+      <w:r>
+        <w:rPr>
+          <w:lang w:val="en-GB"/>
+        </w:rPr>
+        <w:t xml:space="preserve"> </w:t>
+      </w:r>
+      <w:r>
+        <w:rPr>
+          <w:i/>
+          <w:iCs/>
+          <w:lang w:val="en-GB"/>
+        </w:rPr>
+        <w:t xml:space="preserve">Progress of Theoretical Physics</w:t>
+      </w:r>
+      <w:r>
+        <w:rPr>
+          <w:lang w:val="en-GB"/>
+        </w:rPr>
+        <w:t xml:space="preserve">,</w:t>
+      </w:r>
+      <w:r>
+        <w:rPr>
+          <w:lang w:val="en-GB"/>
+        </w:rPr>
+        <w:t xml:space="preserve"> </w:t>
+      </w:r>
+      <w:r>
+        <w:rPr>
+          <w:i/>
+          <w:iCs/>
+          <w:lang w:val="en-GB"/>
+        </w:rPr>
+        <w:t xml:space="preserve">88</w:t>
+      </w:r>
+      <w:r>
+        <w:rPr>
+          <w:lang w:val="en-GB"/>
+        </w:rPr>
+        <w:t xml:space="preserve">(6).</w:t>
+      </w:r>
+      <w:r>
+        <w:rPr>
+          <w:lang w:val="en-GB"/>
+        </w:rPr>
+        <w:t xml:space="preserve"> </w:t>
+      </w:r>
+      <w:hyperlink r:id="rId60">
+        <w:r>
+          <w:rPr>
+            <w:rStyle w:val="Hyperlink"/>
+            <w:lang w:val="en-GB"/>
+          </w:rPr>
+          <w:t xml:space="preserve">https://doi.org/10.1143/ptp/88.6.1213</w:t>
+        </w:r>
+      </w:hyperlink>
+    </w:p>
+    <w:bookmarkEnd w:id="61"/>
+    <w:bookmarkStart w:id="63" w:name="ref-doelling2023"/>
+    <w:p>
+      <w:pPr>
+        <w:pStyle w:val="Bibliography"/>
+      </w:pPr>
+      <w:r>
+        <w:rPr>
+          <w:lang w:val="en-GB"/>
+        </w:rPr>
+        <w:t xml:space="preserve">Doelling, K. B., Arnal, L. H., &amp; Assaneo, M. F. (2023). Adaptive oscillators support bayesian prediction in temporal processing.</w:t>
+      </w:r>
+      <w:r>
+        <w:rPr>
+          <w:lang w:val="en-GB"/>
+        </w:rPr>
+        <w:t xml:space="preserve"> </w:t>
+      </w:r>
+      <w:r>
+        <w:rPr>
+          <w:i/>
+          <w:iCs/>
+          <w:lang w:val="en-GB"/>
+        </w:rPr>
+        <w:t xml:space="preserve">PLOS Computational Biology</w:t>
+      </w:r>
+      <w:r>
+        <w:rPr>
+          <w:lang w:val="en-GB"/>
+        </w:rPr>
+        <w:t xml:space="preserve">,</w:t>
+      </w:r>
+      <w:r>
+        <w:rPr>
+          <w:lang w:val="en-GB"/>
+        </w:rPr>
+        <w:t xml:space="preserve"> </w:t>
+      </w:r>
+      <w:r>
+        <w:rPr>
+          <w:i/>
+          <w:iCs/>
+          <w:lang w:val="en-GB"/>
+        </w:rPr>
+        <w:t xml:space="preserve">19</w:t>
+      </w:r>
+      <w:r>
+        <w:rPr>
+          <w:lang w:val="en-GB"/>
+        </w:rPr>
+        <w:t xml:space="preserve">(11).</w:t>
+      </w:r>
+      <w:r>
+        <w:rPr>
+          <w:lang w:val="en-GB"/>
+        </w:rPr>
+        <w:t xml:space="preserve"> </w:t>
+      </w:r>
+      <w:hyperlink r:id="rId62">
+        <w:r>
+          <w:rPr>
+            <w:rStyle w:val="Hyperlink"/>
+            <w:lang w:val="en-GB"/>
+          </w:rPr>
+          <w:t xml:space="preserve">https://doi.org/10.1371/journal.pcbi.1011669</w:t>
+        </w:r>
+      </w:hyperlink>
+    </w:p>
+    <w:bookmarkEnd w:id="63"/>
+    <w:bookmarkStart w:id="65" w:name="ref-dogonasheva2026"/>
+    <w:p>
+      <w:pPr>
+        <w:pStyle w:val="Bibliography"/>
+      </w:pPr>
+      <w:r>
+        <w:rPr>
+          <w:lang w:val="en-GB"/>
+        </w:rPr>
+        <w:t xml:space="preserve">Dogonasheva, O., Giraud, A.-L., Zakharov, D., &amp; Gutkin, B. (2026). Neuro-oscillatory models of cortical speech processing.</w:t>
+      </w:r>
+      <w:r>
+        <w:rPr>
+          <w:lang w:val="en-GB"/>
+        </w:rPr>
+        <w:t xml:space="preserve"> </w:t>
+      </w:r>
+      <w:r>
+        <w:rPr>
+          <w:i/>
+          <w:iCs/>
+          <w:lang w:val="en-GB"/>
+        </w:rPr>
+        <w:t xml:space="preserve">Neural Networks</w:t>
+      </w:r>
+      <w:r>
+        <w:rPr>
+          <w:lang w:val="en-GB"/>
+        </w:rPr>
+        <w:t xml:space="preserve">,</w:t>
+      </w:r>
+      <w:r>
+        <w:rPr>
+          <w:lang w:val="en-GB"/>
+        </w:rPr>
+        <w:t xml:space="preserve"> </w:t>
+      </w:r>
+      <w:r>
+        <w:rPr>
+          <w:i/>
+          <w:iCs/>
+          <w:lang w:val="en-GB"/>
+        </w:rPr>
+        <w:t xml:space="preserve">195</w:t>
+      </w:r>
+      <w:r>
+        <w:rPr>
+          <w:lang w:val="en-GB"/>
+        </w:rPr>
+        <w:t xml:space="preserve">.</w:t>
+      </w:r>
+      <w:r>
+        <w:rPr>
+          <w:lang w:val="en-GB"/>
+        </w:rPr>
+        <w:t xml:space="preserve"> </w:t>
+      </w:r>
+      <w:hyperlink r:id="rId64">
+        <w:r>
+          <w:rPr>
+            <w:rStyle w:val="Hyperlink"/>
+            <w:lang w:val="en-GB"/>
+          </w:rPr>
+          <w:t xml:space="preserve">https://doi.org/10.1016/j.neunet.2025.108194</w:t>
+        </w:r>
+      </w:hyperlink>
+    </w:p>
+    <w:bookmarkEnd w:id="65"/>
+    <w:bookmarkStart w:id="67" w:name="ref-hairer1993"/>
+    <w:p>
+      <w:pPr>
+        <w:pStyle w:val="Bibliography"/>
+      </w:pPr>
+      <w:r>
+        <w:rPr>
+          <w:lang w:val="en-GB"/>
+        </w:rPr>
+        <w:t xml:space="preserve">Hairer. (1993).</w:t>
+      </w:r>
+      <w:r>
+        <w:rPr>
+          <w:lang w:val="en-GB"/>
+        </w:rPr>
+        <w:t xml:space="preserve"> </w:t>
+      </w:r>
+      <w:r>
+        <w:rPr>
+          <w:i/>
+          <w:iCs/>
+          <w:lang w:val="en-GB"/>
+        </w:rPr>
+        <w:t xml:space="preserve">Solving ordinary differential equations i: Nonstiff problems</w:t>
+      </w:r>
+      <w:r>
+        <w:rPr>
+          <w:lang w:val="en-GB"/>
+        </w:rPr>
+        <w:t xml:space="preserve">. Springer Series in Computational Mathematics.</w:t>
+      </w:r>
+      <w:r>
+        <w:rPr>
+          <w:lang w:val="en-GB"/>
+        </w:rPr>
+        <w:t xml:space="preserve"> </w:t>
+      </w:r>
+      <w:hyperlink r:id="rId66">
+        <w:r>
+          <w:rPr>
+            <w:rStyle w:val="Hyperlink"/>
+            <w:lang w:val="en-GB"/>
+          </w:rPr>
+          <w:t xml:space="preserve">https://doi.org/10.1007/978-3-540-78862-1</w:t>
+        </w:r>
+      </w:hyperlink>
+    </w:p>
+    <w:bookmarkEnd w:id="67"/>
+    <w:bookmarkStart w:id="69" w:name="ref-hansel1993"/>
+    <w:p>
+      <w:pPr>
+        <w:pStyle w:val="Bibliography"/>
+      </w:pPr>
+      <w:r>
+        <w:rPr>
+          <w:lang w:val="en-GB"/>
+        </w:rPr>
+        <w:t xml:space="preserve">Hansel, D., Mato, G., &amp; Meunier, C. (1993). Clustering and slow switching in globally coupled phase oscillators.</w:t>
+      </w:r>
+      <w:r>
+        <w:rPr>
+          <w:lang w:val="en-GB"/>
+        </w:rPr>
+        <w:t xml:space="preserve"> </w:t>
+      </w:r>
+      <w:r>
+        <w:rPr>
+          <w:i/>
+          <w:iCs/>
+          <w:lang w:val="en-GB"/>
+        </w:rPr>
+        <w:t xml:space="preserve">Physical Review E</w:t>
+      </w:r>
+      <w:r>
+        <w:rPr>
+          <w:lang w:val="en-GB"/>
+        </w:rPr>
+        <w:t xml:space="preserve">,</w:t>
+      </w:r>
+      <w:r>
+        <w:rPr>
+          <w:lang w:val="en-GB"/>
+        </w:rPr>
+        <w:t xml:space="preserve"> </w:t>
+      </w:r>
+      <w:r>
+        <w:rPr>
+          <w:i/>
+          <w:iCs/>
+          <w:lang w:val="en-GB"/>
+        </w:rPr>
+        <w:t xml:space="preserve">48</w:t>
+      </w:r>
+      <w:r>
+        <w:rPr>
+          <w:lang w:val="en-GB"/>
+        </w:rPr>
+        <w:t xml:space="preserve">(5).</w:t>
+      </w:r>
+      <w:r>
+        <w:rPr>
+          <w:lang w:val="en-GB"/>
+        </w:rPr>
+        <w:t xml:space="preserve"> </w:t>
+      </w:r>
+      <w:hyperlink r:id="rId68">
+        <w:r>
+          <w:rPr>
+            <w:rStyle w:val="Hyperlink"/>
+            <w:lang w:val="en-GB"/>
+          </w:rPr>
+          <w:t xml:space="preserve">https://doi.org/10.1103/PhysRevE.48.3470</w:t>
+        </w:r>
+      </w:hyperlink>
+    </w:p>
+    <w:bookmarkEnd w:id="69"/>
+    <w:bookmarkStart w:id="71" w:name="ref-jaeger2001"/>
+    <w:p>
+      <w:pPr>
+        <w:pStyle w:val="Bibliography"/>
+      </w:pPr>
+      <w:r>
+        <w:rPr>
+          <w:lang w:val="en-GB"/>
+        </w:rPr>
+        <w:t xml:space="preserve">Jaeger, H. (2001).</w:t>
+      </w:r>
+      <w:r>
+        <w:rPr>
+          <w:lang w:val="en-GB"/>
+        </w:rPr>
+        <w:t xml:space="preserve"> </w:t>
+      </w:r>
+      <w:r>
+        <w:rPr>
+          <w:i/>
+          <w:iCs/>
+          <w:lang w:val="en-GB"/>
+        </w:rPr>
+        <w:t xml:space="preserve">The</w:t>
+      </w:r>
+      <w:r>
+        <w:rPr>
+          <w:i/>
+          <w:iCs/>
+          <w:lang w:val="en-GB"/>
+        </w:rPr>
+        <w:t xml:space="preserve"> </w:t>
+      </w:r>
+      <w:r>
+        <w:rPr>
+          <w:i/>
+          <w:iCs/>
+          <w:lang w:val="en-GB"/>
+        </w:rPr>
+        <w:t xml:space="preserve">‘echo state’</w:t>
+      </w:r>
+      <w:r>
+        <w:rPr>
+          <w:i/>
+          <w:iCs/>
+          <w:lang w:val="en-GB"/>
+        </w:rPr>
+        <w:t xml:space="preserve"> </w:t>
+      </w:r>
+      <w:r>
+        <w:rPr>
+          <w:i/>
+          <w:iCs/>
+          <w:lang w:val="en-GB"/>
+        </w:rPr>
+        <w:t xml:space="preserve">approach to analysing and training recurrent neural networks</w:t>
+      </w:r>
+      <w:r>
+        <w:rPr>
+          <w:lang w:val="en-GB"/>
+        </w:rPr>
+        <w:t xml:space="preserve"> </w:t>
+      </w:r>
+      <w:r>
+        <w:rPr>
+          <w:lang w:val="en-GB"/>
+        </w:rPr>
+        <w:t xml:space="preserve">(GMD Report 148). German National Research Center for Information Technology.</w:t>
+      </w:r>
+      <w:r>
+        <w:rPr>
+          <w:lang w:val="en-GB"/>
+        </w:rPr>
+        <w:t xml:space="preserve"> </w:t>
+      </w:r>
+      <w:hyperlink r:id="rId70">
+        <w:r>
+          <w:rPr>
+            <w:rStyle w:val="Hyperlink"/>
+            <w:lang w:val="en-GB"/>
+          </w:rPr>
+          <w:t xml:space="preserve">https://www.ai.rug.nl/minds/uploads/EchoStatesTechRep.pdf</w:t>
+        </w:r>
+      </w:hyperlink>
+    </w:p>
+    <w:bookmarkEnd w:id="71"/>
+    <w:bookmarkStart w:id="73" w:name="ref-keller2023"/>
+    <w:p>
+      <w:pPr>
+        <w:pStyle w:val="Bibliography"/>
+      </w:pPr>
+      <w:r>
+        <w:rPr>
+          <w:lang w:val="en-GB"/>
+        </w:rPr>
+        <w:t xml:space="preserve">Keller, T. A., &amp; Welling, M. (2023). Neural wave machines: Learning spatiotemporally structured representations with locally coupled oscillatory recurrent neural networks.</w:t>
+      </w:r>
+      <w:r>
+        <w:rPr>
+          <w:lang w:val="en-GB"/>
+        </w:rPr>
+        <w:t xml:space="preserve"> </w:t>
+      </w:r>
+      <w:r>
+        <w:rPr>
+          <w:i/>
+          <w:iCs/>
+          <w:lang w:val="en-GB"/>
+        </w:rPr>
+        <w:t xml:space="preserve">Proceedings of the 40th International Conference on Machine Learning, Proceedings of Machine Learning Research</w:t>
+      </w:r>
+      <w:r>
+        <w:rPr>
+          <w:lang w:val="en-GB"/>
+        </w:rPr>
+        <w:t xml:space="preserve">,</w:t>
+      </w:r>
+      <w:r>
+        <w:rPr>
+          <w:lang w:val="en-GB"/>
+        </w:rPr>
+        <w:t xml:space="preserve"> </w:t>
+      </w:r>
+      <w:r>
+        <w:rPr>
+          <w:i/>
+          <w:iCs/>
+          <w:lang w:val="en-GB"/>
+        </w:rPr>
+        <w:t xml:space="preserve">202</w:t>
+      </w:r>
+      <w:r>
+        <w:rPr>
+          <w:lang w:val="en-GB"/>
+        </w:rPr>
+        <w:t xml:space="preserve">, 16168–16189.</w:t>
+      </w:r>
+      <w:r>
+        <w:rPr>
+          <w:lang w:val="en-GB"/>
+        </w:rPr>
+        <w:t xml:space="preserve"> </w:t>
+      </w:r>
+      <w:hyperlink r:id="rId72">
+        <w:r>
+          <w:rPr>
+            <w:rStyle w:val="Hyperlink"/>
+            <w:lang w:val="en-GB"/>
+          </w:rPr>
+          <w:t xml:space="preserve">https://proceedings.mlr.press/v202/keller23a.html</w:t>
+        </w:r>
+      </w:hyperlink>
+    </w:p>
+    <w:bookmarkEnd w:id="73"/>
+    <w:bookmarkStart w:id="75" w:name="ref-kuramoto1975"/>
+    <w:p>
+      <w:pPr>
+        <w:pStyle w:val="Bibliography"/>
+      </w:pPr>
+      <w:r>
+        <w:rPr>
+          <w:lang w:val="en-GB"/>
+        </w:rPr>
+        <w:t xml:space="preserve">Kuramoto, Y. (1975). Self-entrainment of a population of coupled non-linear oscillators. In</w:t>
+      </w:r>
+      <w:r>
+        <w:rPr>
+          <w:lang w:val="en-GB"/>
+        </w:rPr>
+        <w:t xml:space="preserve"> </w:t>
+      </w:r>
+      <w:r>
+        <w:rPr>
+          <w:i/>
+          <w:iCs/>
+          <w:lang w:val="en-GB"/>
+        </w:rPr>
+        <w:t xml:space="preserve">Lecture notes in physics</w:t>
+      </w:r>
+      <w:r>
+        <w:rPr>
+          <w:lang w:val="en-GB"/>
+        </w:rPr>
+        <w:t xml:space="preserve">.</w:t>
+      </w:r>
+      <w:r>
+        <w:rPr>
+          <w:lang w:val="en-GB"/>
+        </w:rPr>
+        <w:t xml:space="preserve"> </w:t>
+      </w:r>
+      <w:hyperlink r:id="rId74">
+        <w:r>
+          <w:rPr>
+            <w:rStyle w:val="Hyperlink"/>
+            <w:lang w:val="en-GB"/>
+          </w:rPr>
+          <w:t xml:space="preserve">https://doi.org/10.1007/BFb0013365</w:t>
+        </w:r>
+      </w:hyperlink>
+    </w:p>
+    <w:bookmarkEnd w:id="75"/>
+    <w:bookmarkStart w:id="77" w:name="ref-lostanlen"/>
+    <w:p>
+      <w:pPr>
+        <w:pStyle w:val="Bibliography"/>
+      </w:pPr>
+      <w:r>
+        <w:rPr>
+          <w:lang w:val="en-GB"/>
+        </w:rPr>
+        <w:t xml:space="preserve">Lostanlen, V., Haider, D., Han, H., Lagrange, M., Balazs, P., &amp; Ehler, M. (2023).</w:t>
+      </w:r>
+      <w:r>
+        <w:rPr>
+          <w:lang w:val="en-GB"/>
+        </w:rPr>
+        <w:t xml:space="preserve"> </w:t>
+      </w:r>
+      <w:r>
+        <w:rPr>
+          <w:i/>
+          <w:iCs/>
+          <w:lang w:val="en-GB"/>
+        </w:rPr>
+        <w:t xml:space="preserve">Fitting auditory filterbanks with multiresolution neural networks</w:t>
+      </w:r>
+      <w:r>
+        <w:rPr>
+          <w:lang w:val="en-GB"/>
+        </w:rPr>
+        <w:t xml:space="preserve">.</w:t>
+      </w:r>
+      <w:r>
+        <w:rPr>
+          <w:lang w:val="en-GB"/>
+        </w:rPr>
+        <w:t xml:space="preserve"> </w:t>
+      </w:r>
+      <w:hyperlink r:id="rId76">
+        <w:r>
+          <w:rPr>
+            <w:rStyle w:val="Hyperlink"/>
+            <w:lang w:val="en-GB"/>
+          </w:rPr>
+          <w:t xml:space="preserve">https://arxiv.org/abs/2307.13821</w:t>
+        </w:r>
+      </w:hyperlink>
+    </w:p>
+    <w:bookmarkEnd w:id="77"/>
+    <w:bookmarkStart w:id="79" w:name="ref-lukosevicius2012"/>
+    <w:p>
+      <w:pPr>
+        <w:pStyle w:val="Bibliography"/>
+      </w:pPr>
+      <w:r>
+        <w:rPr>
+          <w:lang w:val="en-GB"/>
+        </w:rPr>
+        <w:t xml:space="preserve">Lukoševičius, M. (2012). A practical guide to applying echo state networks. In</w:t>
+      </w:r>
+      <w:r>
+        <w:rPr>
+          <w:lang w:val="en-GB"/>
+        </w:rPr>
+        <w:t xml:space="preserve"> </w:t>
+      </w:r>
+      <w:r>
+        <w:rPr>
+          <w:i/>
+          <w:iCs/>
+          <w:lang w:val="en-GB"/>
+        </w:rPr>
+        <w:t xml:space="preserve">Lecture notes in computer science</w:t>
+      </w:r>
+      <w:r>
+        <w:rPr>
+          <w:lang w:val="en-GB"/>
+        </w:rPr>
+        <w:t xml:space="preserve">.</w:t>
+      </w:r>
+      <w:r>
+        <w:rPr>
+          <w:lang w:val="en-GB"/>
+        </w:rPr>
+        <w:t xml:space="preserve"> </w:t>
+      </w:r>
+      <w:hyperlink r:id="rId78">
+        <w:r>
+          <w:rPr>
+            <w:rStyle w:val="Hyperlink"/>
+            <w:lang w:val="en-GB"/>
+          </w:rPr>
+          <w:t xml:space="preserve">https://doi.org/10.1007/978-3-642-35289-8_36</w:t>
+        </w:r>
+      </w:hyperlink>
+    </w:p>
+    <w:bookmarkEnd w:id="79"/>
+    <w:bookmarkStart w:id="81" w:name="ref-maass2002"/>
+    <w:p>
+      <w:pPr>
+        <w:pStyle w:val="Bibliography"/>
+      </w:pPr>
+      <w:r>
+        <w:rPr>
+          <w:lang w:val="en-GB"/>
+        </w:rPr>
+        <w:t xml:space="preserve">Maass, W., Natschläger, T., &amp; Markram, H. (2002). Real-time computing without stable states: A new framework for neural computation based on perturbations.</w:t>
+      </w:r>
+      <w:r>
+        <w:rPr>
+          <w:lang w:val="en-GB"/>
+        </w:rPr>
+        <w:t xml:space="preserve"> </w:t>
+      </w:r>
+      <w:r>
+        <w:rPr>
+          <w:i/>
+          <w:iCs/>
+          <w:lang w:val="en-GB"/>
+        </w:rPr>
+        <w:t xml:space="preserve">Neural Computation</w:t>
+      </w:r>
+      <w:r>
+        <w:rPr>
+          <w:lang w:val="en-GB"/>
+        </w:rPr>
+        <w:t xml:space="preserve">,</w:t>
+      </w:r>
+      <w:r>
+        <w:rPr>
+          <w:lang w:val="en-GB"/>
+        </w:rPr>
+        <w:t xml:space="preserve"> </w:t>
+      </w:r>
+      <w:r>
+        <w:rPr>
+          <w:i/>
+          <w:iCs/>
+          <w:lang w:val="en-GB"/>
+        </w:rPr>
+        <w:t xml:space="preserve">14</w:t>
+      </w:r>
+      <w:r>
+        <w:rPr>
+          <w:lang w:val="en-GB"/>
+        </w:rPr>
+        <w:t xml:space="preserve">(11).</w:t>
+      </w:r>
+      <w:r>
+        <w:rPr>
+          <w:lang w:val="en-GB"/>
+        </w:rPr>
+        <w:t xml:space="preserve"> </w:t>
+      </w:r>
+      <w:hyperlink r:id="rId80">
+        <w:r>
+          <w:rPr>
+            <w:rStyle w:val="Hyperlink"/>
+            <w:lang w:val="en-GB"/>
+          </w:rPr>
+          <w:t xml:space="preserve">https://doi.org/10.1162/089976602760407955</w:t>
+        </w:r>
+      </w:hyperlink>
+    </w:p>
+    <w:bookmarkEnd w:id="81"/>
+    <w:bookmarkStart w:id="83" w:name="ref-miyato2025"/>
+    <w:p>
+      <w:pPr>
+        <w:pStyle w:val="Bibliography"/>
+      </w:pPr>
+      <w:r>
+        <w:rPr>
+          <w:lang w:val="en-GB"/>
+        </w:rPr>
+        <w:t xml:space="preserve">Miyato, T., Löwe, S., Geiger, A., &amp; Welling, M. (2025). Artificial kuramoto oscillatory neurons.</w:t>
+      </w:r>
+      <w:r>
+        <w:rPr>
+          <w:lang w:val="en-GB"/>
+        </w:rPr>
+        <w:t xml:space="preserve"> </w:t>
+      </w:r>
+      <w:r>
+        <w:rPr>
+          <w:i/>
+          <w:iCs/>
+          <w:lang w:val="en-GB"/>
+        </w:rPr>
+        <w:t xml:space="preserve">The Thirteenth International Conference on Learning Representations,</w:t>
+      </w:r>
+      <w:r>
+        <w:rPr>
+          <w:i/>
+          <w:iCs/>
+          <w:lang w:val="en-GB"/>
+        </w:rPr>
+        <w:t xml:space="preserve"> </w:t>
+      </w:r>
+      <w:r>
+        <w:rPr>
+          <w:i/>
+          <w:iCs/>
+          <w:lang w:val="en-GB"/>
+        </w:rPr>
+        <w:t xml:space="preserve">ICLR</w:t>
+      </w:r>
+      <w:r>
+        <w:rPr>
+          <w:i/>
+          <w:iCs/>
+          <w:lang w:val="en-GB"/>
+        </w:rPr>
+        <w:t xml:space="preserve"> </w:t>
+      </w:r>
+      <w:r>
+        <w:rPr>
+          <w:i/>
+          <w:iCs/>
+          <w:lang w:val="en-GB"/>
+        </w:rPr>
+        <w:t xml:space="preserve">2025, Singapore, April 24-28, 2025</w:t>
+      </w:r>
+      <w:r>
+        <w:rPr>
+          <w:lang w:val="en-GB"/>
+        </w:rPr>
+        <w:t xml:space="preserve">.</w:t>
+      </w:r>
+      <w:r>
+        <w:rPr>
+          <w:lang w:val="en-GB"/>
+        </w:rPr>
+        <w:t xml:space="preserve"> </w:t>
+      </w:r>
+      <w:hyperlink r:id="rId82">
+        <w:r>
+          <w:rPr>
+            <w:rStyle w:val="Hyperlink"/>
+            <w:lang w:val="en-GB"/>
+          </w:rPr>
+          <w:t xml:space="preserve">https://openreview.net/forum?id=nwDRD4AMoN</w:t>
+        </w:r>
+      </w:hyperlink>
+    </w:p>
+    <w:bookmarkEnd w:id="83"/>
+    <w:bookmarkStart w:id="85" w:name="ref-nunley2026"/>
+    <w:p>
+      <w:pPr>
+        <w:pStyle w:val="Bibliography"/>
+      </w:pPr>
+      <w:r>
+        <w:rPr>
+          <w:lang w:val="en-GB"/>
+        </w:rPr>
+        <w:t xml:space="preserve">Nunley, J. (2026).</w:t>
+      </w:r>
+      <w:r>
+        <w:rPr>
+          <w:lang w:val="en-GB"/>
+        </w:rPr>
+        <w:t xml:space="preserve"> </w:t>
+      </w:r>
+      <w:r>
+        <w:rPr>
+          <w:i/>
+          <w:iCs/>
+          <w:lang w:val="en-GB"/>
+        </w:rPr>
+        <w:t xml:space="preserve">Attention as frustrated synchronization</w:t>
+      </w:r>
+      <w:r>
+        <w:rPr>
+          <w:lang w:val="en-GB"/>
+        </w:rPr>
+        <w:t xml:space="preserve">.</w:t>
+      </w:r>
+      <w:r>
+        <w:rPr>
+          <w:lang w:val="en-GB"/>
+        </w:rPr>
+        <w:t xml:space="preserve"> </w:t>
+      </w:r>
+      <w:hyperlink r:id="rId84">
+        <w:r>
+          <w:rPr>
+            <w:rStyle w:val="Hyperlink"/>
+            <w:lang w:val="en-GB"/>
+          </w:rPr>
+          <w:t xml:space="preserve">https://arxiv.org/abs/2606.18694</w:t>
+        </w:r>
+      </w:hyperlink>
+    </w:p>
+    <w:bookmarkEnd w:id="85"/>
+    <w:bookmarkStart w:id="87" w:name="ref-pikovsky2001"/>
+    <w:p>
+      <w:pPr>
+        <w:pStyle w:val="Bibliography"/>
+      </w:pPr>
+      <w:r>
+        <w:rPr>
+          <w:lang w:val="en-GB"/>
+        </w:rPr>
+        <w:t xml:space="preserve">Pikovsky, A., Rosenblum, M., &amp; Kurths, J. (2001).</w:t>
+      </w:r>
+      <w:r>
+        <w:rPr>
+          <w:lang w:val="en-GB"/>
+        </w:rPr>
+        <w:t xml:space="preserve"> </w:t>
+      </w:r>
+      <w:r>
+        <w:rPr>
+          <w:i/>
+          <w:iCs/>
+          <w:lang w:val="en-GB"/>
+        </w:rPr>
+        <w:t xml:space="preserve">Synchronization: A universal concept in nonlinear sciences</w:t>
+      </w:r>
+      <w:r>
+        <w:rPr>
+          <w:lang w:val="en-GB"/>
+        </w:rPr>
+        <w:t xml:space="preserve">. Rosenblum &amp; Kurths, CUP.</w:t>
+      </w:r>
+      <w:r>
+        <w:rPr>
+          <w:lang w:val="en-GB"/>
+        </w:rPr>
+        <w:t xml:space="preserve"> </w:t>
+      </w:r>
+      <w:hyperlink r:id="rId86">
+        <w:r>
+          <w:rPr>
+            <w:rStyle w:val="Hyperlink"/>
+            <w:lang w:val="en-GB"/>
+          </w:rPr>
+          <w:t xml:space="preserve">https://doi.org/10.1017/CBO9780511755743</w:t>
+        </w:r>
+      </w:hyperlink>
+    </w:p>
+    <w:bookmarkEnd w:id="87"/>
+    <w:bookmarkStart w:id="89" w:name="ref-pittman-polletta2021"/>
+    <w:p>
+      <w:pPr>
+        <w:pStyle w:val="Bibliography"/>
+      </w:pPr>
+      <w:r>
+        <w:rPr>
+          <w:lang w:val="en-GB"/>
+        </w:rPr>
+        <w:t xml:space="preserve">Pittman-Polletta, B. R., Wang, Y., Stanley, D. A., Schroeder, C. E., Whittington, M. A., &amp; Kopell, N. J. (2021). Differential contributions of synaptic and intrinsic inhibitory currents to speech segmentation via flexible phase-locking in neural oscillators.</w:t>
+      </w:r>
+      <w:r>
+        <w:rPr>
+          <w:lang w:val="en-GB"/>
+        </w:rPr>
+        <w:t xml:space="preserve"> </w:t>
+      </w:r>
+      <w:r>
+        <w:rPr>
+          <w:i/>
+          <w:iCs/>
+          <w:lang w:val="en-GB"/>
+        </w:rPr>
+        <w:t xml:space="preserve">PLOS Computational Biology</w:t>
+      </w:r>
+      <w:r>
+        <w:rPr>
+          <w:lang w:val="en-GB"/>
+        </w:rPr>
+        <w:t xml:space="preserve">,</w:t>
+      </w:r>
+      <w:r>
+        <w:rPr>
+          <w:lang w:val="en-GB"/>
+        </w:rPr>
+        <w:t xml:space="preserve"> </w:t>
+      </w:r>
+      <w:r>
+        <w:rPr>
+          <w:i/>
+          <w:iCs/>
+          <w:lang w:val="en-GB"/>
+        </w:rPr>
+        <w:t xml:space="preserve">17</w:t>
+      </w:r>
+      <w:r>
+        <w:rPr>
+          <w:lang w:val="en-GB"/>
+        </w:rPr>
+        <w:t xml:space="preserve">(4).</w:t>
+      </w:r>
+      <w:r>
+        <w:rPr>
+          <w:lang w:val="en-GB"/>
+        </w:rPr>
+        <w:t xml:space="preserve"> </w:t>
+      </w:r>
+      <w:hyperlink r:id="rId88">
+        <w:r>
+          <w:rPr>
+            <w:rStyle w:val="Hyperlink"/>
+            <w:lang w:val="en-GB"/>
+          </w:rPr>
+          <w:t xml:space="preserve">https://doi.org/10.1371/journal.pcbi.1008783</w:t>
+        </w:r>
+      </w:hyperlink>
+    </w:p>
+    <w:bookmarkEnd w:id="89"/>
+    <w:bookmarkStart w:id="91" w:name="ref-rusch2021"/>
+    <w:p>
+      <w:pPr>
+        <w:pStyle w:val="Bibliography"/>
+      </w:pPr>
+      <w:r>
+        <w:rPr>
+          <w:lang w:val="en-GB"/>
+        </w:rPr>
+        <w:t xml:space="preserve">Rusch, T. K., &amp; Mishra, S. (2021). Coupled oscillatory recurrent neural network (coRNN): An accurate and (gradient) stable architecture for learning long time dependencies.</w:t>
+      </w:r>
+      <w:r>
+        <w:rPr>
+          <w:lang w:val="en-GB"/>
+        </w:rPr>
+        <w:t xml:space="preserve"> </w:t>
+      </w:r>
+      <w:r>
+        <w:rPr>
+          <w:i/>
+          <w:iCs/>
+          <w:lang w:val="en-GB"/>
+        </w:rPr>
+        <w:t xml:space="preserve">9th International Conference on Learning Representations,</w:t>
+      </w:r>
+      <w:r>
+        <w:rPr>
+          <w:i/>
+          <w:iCs/>
+          <w:lang w:val="en-GB"/>
+        </w:rPr>
+        <w:t xml:space="preserve"> </w:t>
+      </w:r>
+      <w:r>
+        <w:rPr>
+          <w:i/>
+          <w:iCs/>
+          <w:lang w:val="en-GB"/>
+        </w:rPr>
+        <w:t xml:space="preserve">ICLR</w:t>
+      </w:r>
+      <w:r>
+        <w:rPr>
+          <w:i/>
+          <w:iCs/>
+          <w:lang w:val="en-GB"/>
+        </w:rPr>
+        <w:t xml:space="preserve"> </w:t>
+      </w:r>
+      <w:r>
+        <w:rPr>
+          <w:i/>
+          <w:iCs/>
+          <w:lang w:val="en-GB"/>
+        </w:rPr>
+        <w:t xml:space="preserve">2021, Virtual Event, Austria, May 3-7, 2021</w:t>
+      </w:r>
+      <w:r>
+        <w:rPr>
+          <w:lang w:val="en-GB"/>
+        </w:rPr>
+        <w:t xml:space="preserve">.</w:t>
+      </w:r>
+      <w:r>
+        <w:rPr>
+          <w:lang w:val="en-GB"/>
+        </w:rPr>
+        <w:t xml:space="preserve"> </w:t>
+      </w:r>
+      <w:hyperlink r:id="rId90">
         <w:r>
           <w:rPr>
             <w:rStyle w:val="Hyperlink"/>
@@ -9952,8 +11378,8 @@
         </w:r>
       </w:hyperlink>
     </w:p>
-    <w:bookmarkEnd w:id="49"/>
-    <w:bookmarkStart w:id="51" w:name="ref-unconv-ai2026"/>
+    <w:bookmarkEnd w:id="91"/>
+    <w:bookmarkStart w:id="93" w:name="ref-sakaguchi1986"/>
     <w:p>
       <w:pPr>
         <w:pStyle w:val="Bibliography"/>
@@ -9962,66 +11388,399 @@
         <w:rPr>
           <w:lang w:val="en-GB"/>
         </w:rPr>
-        <w:t xml:space="preserve">[3]</w:t>
-      </w:r>
-      <w:r>
-        <w:rPr>
-          <w:lang w:val="en-GB"/>
-        </w:rPr>
-        <w:t xml:space="preserve"> </w:t>
-      </w:r>
-      <w:r>
-        <w:t xml:space="preserve">	</w:t>
-      </w:r>
-      <w:r>
-        <w:rPr>
-          <w:lang w:val="en-GB"/>
-        </w:rPr>
-        <w:t xml:space="preserve">Unconventional AI,</w:t>
-      </w:r>
-      <w:r>
-        <w:rPr>
-          <w:lang w:val="en-GB"/>
-        </w:rPr>
-        <w:t xml:space="preserve"> </w:t>
-      </w:r>
-      <w:r>
-        <w:rPr>
-          <w:lang w:val="en-GB"/>
-        </w:rPr>
-        <w:t xml:space="preserve">‘Introducing</w:t>
-      </w:r>
-      <w:r>
-        <w:rPr>
-          <w:lang w:val="en-GB"/>
-        </w:rPr>
-        <w:t xml:space="preserve"> </w:t>
-      </w:r>
-      <w:r>
-        <w:rPr>
+        <w:t xml:space="preserve">Sakaguchi, H., &amp; Kuramoto, Y. (1986). A soluble active rotator model showing phase transitions via mutual entrainment.</w:t>
+      </w:r>
+      <w:r>
+        <w:rPr>
+          <w:lang w:val="en-GB"/>
+        </w:rPr>
+        <w:t xml:space="preserve"> </w:t>
+      </w:r>
+      <w:r>
+        <w:rPr>
+          <w:i/>
+          <w:iCs/>
+          <w:lang w:val="en-GB"/>
+        </w:rPr>
+        <w:t xml:space="preserve">Progress of Theoretical Physics</w:t>
+      </w:r>
+      <w:r>
+        <w:rPr>
+          <w:lang w:val="en-GB"/>
+        </w:rPr>
+        <w:t xml:space="preserve">,</w:t>
+      </w:r>
+      <w:r>
+        <w:rPr>
+          <w:lang w:val="en-GB"/>
+        </w:rPr>
+        <w:t xml:space="preserve"> </w:t>
+      </w:r>
+      <w:r>
+        <w:rPr>
+          <w:i/>
+          <w:iCs/>
+          <w:lang w:val="en-GB"/>
+        </w:rPr>
+        <w:t xml:space="preserve">76</w:t>
+      </w:r>
+      <w:r>
+        <w:rPr>
+          <w:lang w:val="en-GB"/>
+        </w:rPr>
+        <w:t xml:space="preserve">(3).</w:t>
+      </w:r>
+      <w:r>
+        <w:rPr>
+          <w:lang w:val="en-GB"/>
+        </w:rPr>
+        <w:t xml:space="preserve"> </w:t>
+      </w:r>
+      <w:hyperlink r:id="rId92">
+        <w:r>
+          <w:rPr>
+            <w:rStyle w:val="Hyperlink"/>
+            <w:lang w:val="en-GB"/>
+          </w:rPr>
+          <w:t xml:space="preserve">https://doi.org/10.1143/PTP.76.576</w:t>
+        </w:r>
+      </w:hyperlink>
+    </w:p>
+    <w:bookmarkEnd w:id="93"/>
+    <w:bookmarkStart w:id="95" w:name="ref-strogatz2000"/>
+    <w:p>
+      <w:pPr>
+        <w:pStyle w:val="Bibliography"/>
+      </w:pPr>
+      <w:r>
+        <w:rPr>
+          <w:lang w:val="en-GB"/>
+        </w:rPr>
+        <w:t xml:space="preserve">Strogatz, S. H. (2000). From kuramoto to crawford: Exploring the onset of synchronization in populations of coupled oscillators.</w:t>
+      </w:r>
+      <w:r>
+        <w:rPr>
+          <w:lang w:val="en-GB"/>
+        </w:rPr>
+        <w:t xml:space="preserve"> </w:t>
+      </w:r>
+      <w:r>
+        <w:rPr>
+          <w:i/>
+          <w:iCs/>
+          <w:lang w:val="en-GB"/>
+        </w:rPr>
+        <w:t xml:space="preserve">Physica D: Nonlinear Phenomena</w:t>
+      </w:r>
+      <w:r>
+        <w:rPr>
+          <w:lang w:val="en-GB"/>
+        </w:rPr>
+        <w:t xml:space="preserve">,</w:t>
+      </w:r>
+      <w:r>
+        <w:rPr>
+          <w:lang w:val="en-GB"/>
+        </w:rPr>
+        <w:t xml:space="preserve"> </w:t>
+      </w:r>
+      <w:r>
+        <w:rPr>
+          <w:i/>
+          <w:iCs/>
+          <w:lang w:val="en-GB"/>
+        </w:rPr>
+        <w:t xml:space="preserve">143</w:t>
+      </w:r>
+      <w:r>
+        <w:rPr>
+          <w:lang w:val="en-GB"/>
+        </w:rPr>
+        <w:t xml:space="preserve">(1-4).</w:t>
+      </w:r>
+      <w:r>
+        <w:rPr>
+          <w:lang w:val="en-GB"/>
+        </w:rPr>
+        <w:t xml:space="preserve"> </w:t>
+      </w:r>
+      <w:hyperlink r:id="rId94">
+        <w:r>
+          <w:rPr>
+            <w:rStyle w:val="Hyperlink"/>
+            <w:lang w:val="en-GB"/>
+          </w:rPr>
+          <w:t xml:space="preserve">https://doi.org/10.1016/S0167-2789(00)00094-4</w:t>
+        </w:r>
+      </w:hyperlink>
+    </w:p>
+    <w:bookmarkEnd w:id="95"/>
+    <w:bookmarkStart w:id="97" w:name="ref-stuart1960"/>
+    <w:p>
+      <w:pPr>
+        <w:pStyle w:val="Bibliography"/>
+      </w:pPr>
+      <w:r>
+        <w:rPr>
+          <w:lang w:val="en-GB"/>
+        </w:rPr>
+        <w:t xml:space="preserve">Stuart, J. T. (1960). On the non-linear mechanics of wave disturbances in stable and unstable parallel flows part 1. The basic behaviour in plane poiseuille flow.</w:t>
+      </w:r>
+      <w:r>
+        <w:rPr>
+          <w:lang w:val="en-GB"/>
+        </w:rPr>
+        <w:t xml:space="preserve"> </w:t>
+      </w:r>
+      <w:r>
+        <w:rPr>
+          <w:i/>
+          <w:iCs/>
+          <w:lang w:val="en-GB"/>
+        </w:rPr>
+        <w:t xml:space="preserve">Journal of Fluid Mechanics</w:t>
+      </w:r>
+      <w:r>
+        <w:rPr>
+          <w:lang w:val="en-GB"/>
+        </w:rPr>
+        <w:t xml:space="preserve">,</w:t>
+      </w:r>
+      <w:r>
+        <w:rPr>
+          <w:lang w:val="en-GB"/>
+        </w:rPr>
+        <w:t xml:space="preserve"> </w:t>
+      </w:r>
+      <w:r>
+        <w:rPr>
+          <w:i/>
+          <w:iCs/>
+          <w:lang w:val="en-GB"/>
+        </w:rPr>
+        <w:t xml:space="preserve">9</w:t>
+      </w:r>
+      <w:r>
+        <w:rPr>
+          <w:lang w:val="en-GB"/>
+        </w:rPr>
+        <w:t xml:space="preserve">(3).</w:t>
+      </w:r>
+      <w:r>
+        <w:rPr>
+          <w:lang w:val="en-GB"/>
+        </w:rPr>
+        <w:t xml:space="preserve"> </w:t>
+      </w:r>
+      <w:hyperlink r:id="rId96">
+        <w:r>
+          <w:rPr>
+            <w:rStyle w:val="Hyperlink"/>
+            <w:lang w:val="en-GB"/>
+          </w:rPr>
+          <w:t xml:space="preserve">https://doi.org/10.1017/S002211206000116X</w:t>
+        </w:r>
+      </w:hyperlink>
+    </w:p>
+    <w:bookmarkEnd w:id="97"/>
+    <w:bookmarkStart w:id="99" w:name="ref-tanaka2019"/>
+    <w:p>
+      <w:pPr>
+        <w:pStyle w:val="Bibliography"/>
+      </w:pPr>
+      <w:r>
+        <w:rPr>
+          <w:lang w:val="en-GB"/>
+        </w:rPr>
+        <w:t xml:space="preserve">Tanaka, G., Yamane, T., Héroux, J. B., Nakane, R., Kanazawa, N., Takeda, S., Numata, H., Nakano, D., &amp; Hirose, A. (2019). Recent advances in physical reservoir computing: A review.</w:t>
+      </w:r>
+      <w:r>
+        <w:rPr>
+          <w:lang w:val="en-GB"/>
+        </w:rPr>
+        <w:t xml:space="preserve"> </w:t>
+      </w:r>
+      <w:r>
+        <w:rPr>
+          <w:i/>
+          <w:iCs/>
+          <w:lang w:val="en-GB"/>
+        </w:rPr>
+        <w:t xml:space="preserve">Neural Networks</w:t>
+      </w:r>
+      <w:r>
+        <w:rPr>
+          <w:lang w:val="en-GB"/>
+        </w:rPr>
+        <w:t xml:space="preserve">,</w:t>
+      </w:r>
+      <w:r>
+        <w:rPr>
+          <w:lang w:val="en-GB"/>
+        </w:rPr>
+        <w:t xml:space="preserve"> </w:t>
+      </w:r>
+      <w:r>
+        <w:rPr>
+          <w:i/>
+          <w:iCs/>
+          <w:lang w:val="en-GB"/>
+        </w:rPr>
+        <w:t xml:space="preserve">115</w:t>
+      </w:r>
+      <w:r>
+        <w:rPr>
+          <w:lang w:val="en-GB"/>
+        </w:rPr>
+        <w:t xml:space="preserve">.</w:t>
+      </w:r>
+      <w:r>
+        <w:rPr>
+          <w:lang w:val="en-GB"/>
+        </w:rPr>
+        <w:t xml:space="preserve"> </w:t>
+      </w:r>
+      <w:hyperlink r:id="rId98">
+        <w:r>
+          <w:rPr>
+            <w:rStyle w:val="Hyperlink"/>
+            <w:lang w:val="en-GB"/>
+          </w:rPr>
+          <w:t xml:space="preserve">https://doi.org/10.1016/j.neunet.2019.03.005</w:t>
+        </w:r>
+      </w:hyperlink>
+    </w:p>
+    <w:bookmarkEnd w:id="99"/>
+    <w:bookmarkStart w:id="101" w:name="ref-torrejon2017"/>
+    <w:p>
+      <w:pPr>
+        <w:pStyle w:val="Bibliography"/>
+      </w:pPr>
+      <w:r>
+        <w:rPr>
+          <w:lang w:val="en-GB"/>
+        </w:rPr>
+        <w:t xml:space="preserve">Torrejon, J., Riou, M., Araujo, F. A., Tsunegi, S., Khalsa, G., Querlioz, D., Bortolotti, P., Cros, V., Yakushiji, K., Fukushima, A., Kubota, H., Yuasa, S., Stiles, M. D., &amp; Grollier, J. (2017). Neuromorphic computing with nanoscale spintronic oscillators.</w:t>
+      </w:r>
+      <w:r>
+        <w:rPr>
+          <w:lang w:val="en-GB"/>
+        </w:rPr>
+        <w:t xml:space="preserve"> </w:t>
+      </w:r>
+      <w:r>
+        <w:rPr>
+          <w:i/>
+          <w:iCs/>
+          <w:lang w:val="en-GB"/>
+        </w:rPr>
+        <w:t xml:space="preserve">Nature</w:t>
+      </w:r>
+      <w:r>
+        <w:rPr>
+          <w:lang w:val="en-GB"/>
+        </w:rPr>
+        <w:t xml:space="preserve">,</w:t>
+      </w:r>
+      <w:r>
+        <w:rPr>
+          <w:lang w:val="en-GB"/>
+        </w:rPr>
+        <w:t xml:space="preserve"> </w:t>
+      </w:r>
+      <w:r>
+        <w:rPr>
+          <w:i/>
+          <w:iCs/>
+          <w:lang w:val="en-GB"/>
+        </w:rPr>
+        <w:t xml:space="preserve">547</w:t>
+      </w:r>
+      <w:r>
+        <w:rPr>
+          <w:lang w:val="en-GB"/>
+        </w:rPr>
+        <w:t xml:space="preserve">(7664).</w:t>
+      </w:r>
+      <w:r>
+        <w:rPr>
+          <w:lang w:val="en-GB"/>
+        </w:rPr>
+        <w:t xml:space="preserve"> </w:t>
+      </w:r>
+      <w:hyperlink r:id="rId100">
+        <w:r>
+          <w:rPr>
+            <w:rStyle w:val="Hyperlink"/>
+            <w:lang w:val="en-GB"/>
+          </w:rPr>
+          <w:t xml:space="preserve">https://doi.org/10.1038/nature23011</w:t>
+        </w:r>
+      </w:hyperlink>
+    </w:p>
+    <w:bookmarkEnd w:id="101"/>
+    <w:bookmarkStart w:id="103" w:name="ref-unconv-ai2026"/>
+    <w:p>
+      <w:pPr>
+        <w:pStyle w:val="Bibliography"/>
+      </w:pPr>
+      <w:r>
+        <w:rPr>
+          <w:lang w:val="en-GB"/>
+        </w:rPr>
+        <w:t xml:space="preserve">Unconventional AI. (2026).</w:t>
+      </w:r>
+      <w:r>
+        <w:rPr>
+          <w:lang w:val="en-GB"/>
+        </w:rPr>
+        <w:t xml:space="preserve"> </w:t>
+      </w:r>
+      <w:r>
+        <w:rPr>
+          <w:i/>
+          <w:iCs/>
+          <w:lang w:val="en-GB"/>
+        </w:rPr>
+        <w:t xml:space="preserve">Introducing</w:t>
+      </w:r>
+      <w:r>
+        <w:rPr>
+          <w:i/>
+          <w:iCs/>
+          <w:lang w:val="en-GB"/>
+        </w:rPr>
+        <w:t xml:space="preserve"> </w:t>
+      </w:r>
+      <w:r>
+        <w:rPr>
+          <w:i/>
+          <w:iCs/>
           <w:lang w:val="en-GB"/>
         </w:rPr>
         <w:t xml:space="preserve">Un-0</w:t>
       </w:r>
       <w:r>
         <w:rPr>
-          <w:lang w:val="en-GB"/>
-        </w:rPr>
-        <w:t xml:space="preserve">: Generating images with coupled oscillators’</w:t>
-      </w:r>
-      <w:r>
-        <w:rPr>
-          <w:lang w:val="en-GB"/>
-        </w:rPr>
-        <w:t xml:space="preserve">. Accessed: Aug. 16, 2026. [Online]. Available:</w:t>
-      </w:r>
-      <w:r>
-        <w:rPr>
-          <w:lang w:val="en-GB"/>
-        </w:rPr>
-        <w:t xml:space="preserve"> </w:t>
-      </w:r>
-      <w:hyperlink r:id="rId50">
+          <w:i/>
+          <w:iCs/>
+          <w:lang w:val="en-GB"/>
+        </w:rPr>
+        <w:t xml:space="preserve">: Generating images with coupled oscillators</w:t>
+      </w:r>
+      <w:r>
+        <w:rPr>
+          <w:lang w:val="en-GB"/>
+        </w:rPr>
+        <w:t xml:space="preserve">. Unconventional AI blog.</w:t>
+      </w:r>
+      <w:r>
+        <w:rPr>
+          <w:lang w:val="en-GB"/>
+        </w:rPr>
+        <w:t xml:space="preserve"> </w:t>
+      </w:r>
+      <w:hyperlink r:id="rId102">
         <w:r>
           <w:rPr>
             <w:rStyle w:val="Hyperlink"/>
@@ -10031,8 +11790,8 @@
         </w:r>
       </w:hyperlink>
     </w:p>
-    <w:bookmarkEnd w:id="51"/>
-    <w:bookmarkStart w:id="53" w:name="ref-miyato2025"/>
+    <w:bookmarkEnd w:id="103"/>
+    <w:bookmarkStart w:id="105" w:name="ref-winfree1967"/>
     <w:p>
       <w:pPr>
         <w:pStyle w:val="Bibliography"/>
@@ -10041,40 +11800,7 @@
         <w:rPr>
           <w:lang w:val="en-GB"/>
         </w:rPr>
-        <w:t xml:space="preserve">[4]</w:t>
-      </w:r>
-      <w:r>
-        <w:rPr>
-          <w:lang w:val="en-GB"/>
-        </w:rPr>
-        <w:t xml:space="preserve"> </w:t>
-      </w:r>
-      <w:r>
-        <w:t xml:space="preserve">	</w:t>
-      </w:r>
-      <w:r>
-        <w:rPr>
-          <w:lang w:val="en-GB"/>
-        </w:rPr>
-        <w:t xml:space="preserve">T. Miyato, S. Löwe, A. Geiger, and M. Welling,</w:t>
-      </w:r>
-      <w:r>
-        <w:rPr>
-          <w:lang w:val="en-GB"/>
-        </w:rPr>
-        <w:t xml:space="preserve"> </w:t>
-      </w:r>
-      <w:r>
-        <w:rPr>
-          <w:lang w:val="en-GB"/>
-        </w:rPr>
-        <w:t xml:space="preserve">‘Artificial kuramoto oscillatory neurons’</w:t>
-      </w:r>
-      <w:r>
-        <w:rPr>
-          <w:lang w:val="en-GB"/>
-        </w:rPr>
-        <w:t xml:space="preserve">, in</w:t>
+        <w:t xml:space="preserve">Winfree, A. T. (1967). Biological rhythms and the behavior of populations of coupled oscillators.</w:t>
       </w:r>
       <w:r>
         <w:rPr>
@@ -10088,7 +11814,19 @@
           <w:iCs/>
           <w:lang w:val="en-GB"/>
         </w:rPr>
-        <w:t xml:space="preserve">The thirteenth international conference on learning representations,</w:t>
+        <w:t xml:space="preserve">Journal of Theoretical Biology</w:t>
+      </w:r>
+      <w:r>
+        <w:rPr>
+          <w:lang w:val="en-GB"/>
+        </w:rPr>
+        <w:t xml:space="preserve">,</w:t>
+      </w:r>
+      <w:r>
+        <w:rPr>
+          <w:lang w:val="en-GB"/>
+        </w:rPr>
+        <w:t xml:space="preserve"> </w:t>
       </w:r>
       <w:r>
         <w:rPr>
@@ -10096,2165 +11834,13 @@
           <w:iCs/>
           <w:lang w:val="en-GB"/>
         </w:rPr>
-        <w:t xml:space="preserve"> </w:t>
-      </w:r>
-      <w:r>
-        <w:rPr>
-          <w:i/>
-          <w:iCs/>
-          <w:lang w:val="en-GB"/>
-        </w:rPr>
-        <w:t xml:space="preserve">ICLR</w:t>
-      </w:r>
-      <w:r>
-        <w:rPr>
-          <w:i/>
-          <w:iCs/>
-          <w:lang w:val="en-GB"/>
-        </w:rPr>
-        <w:t xml:space="preserve"> </w:t>
-      </w:r>
-      <w:r>
-        <w:rPr>
-          <w:i/>
-          <w:iCs/>
-          <w:lang w:val="en-GB"/>
-        </w:rPr>
-        <w:t xml:space="preserve">2025, singapore, april 24-28, 2025</w:t>
-      </w:r>
-      <w:r>
-        <w:rPr>
-          <w:lang w:val="en-GB"/>
-        </w:rPr>
-        <w:t xml:space="preserve">, OpenReview.net, 2025. Available:</w:t>
-      </w:r>
-      <w:r>
-        <w:rPr>
-          <w:lang w:val="en-GB"/>
-        </w:rPr>
-        <w:t xml:space="preserve"> </w:t>
-      </w:r>
-      <w:hyperlink r:id="rId52">
-        <w:r>
-          <w:rPr>
-            <w:rStyle w:val="Hyperlink"/>
-            <w:lang w:val="en-GB"/>
-          </w:rPr>
-          <w:t xml:space="preserve">https://openreview.net/forum?id=nwDRD4AMoN</w:t>
-        </w:r>
-      </w:hyperlink>
-    </w:p>
-    <w:bookmarkEnd w:id="53"/>
-    <w:bookmarkStart w:id="55" w:name="ref-becker2024"/>
-    <w:p>
-      <w:pPr>
-        <w:pStyle w:val="Bibliography"/>
-      </w:pPr>
-      <w:r>
-        <w:rPr>
-          <w:lang w:val="en-GB"/>
-        </w:rPr>
-        <w:t xml:space="preserve">[5]</w:t>
-      </w:r>
-      <w:r>
-        <w:rPr>
-          <w:lang w:val="en-GB"/>
-        </w:rPr>
-        <w:t xml:space="preserve"> </w:t>
-      </w:r>
-      <w:r>
-        <w:t xml:space="preserve">	</w:t>
-      </w:r>
-      <w:r>
-        <w:rPr>
-          <w:lang w:val="en-GB"/>
-        </w:rPr>
-        <w:t xml:space="preserve">S. Becker, J. Vielhaben, M. Ackermann, K.-R. Müller, S. Lapuschkin, and W. Samek,</w:t>
-      </w:r>
-      <w:r>
-        <w:rPr>
-          <w:lang w:val="en-GB"/>
-        </w:rPr>
-        <w:t xml:space="preserve"> </w:t>
-      </w:r>
-      <w:r>
-        <w:rPr>
-          <w:lang w:val="en-GB"/>
-        </w:rPr>
-        <w:t xml:space="preserve">‘AudioMNIST: Exploring explainable artificial intelligence for audio analysis on a simple benchmark’</w:t>
-      </w:r>
-      <w:r>
-        <w:rPr>
-          <w:lang w:val="en-GB"/>
-        </w:rPr>
-        <w:t xml:space="preserve">,</w:t>
-      </w:r>
-      <w:r>
-        <w:rPr>
-          <w:lang w:val="en-GB"/>
-        </w:rPr>
-        <w:t xml:space="preserve"> </w:t>
-      </w:r>
-      <w:r>
-        <w:rPr>
-          <w:i/>
-          <w:iCs/>
-          <w:lang w:val="en-GB"/>
-        </w:rPr>
-        <w:t xml:space="preserve">Journal of the Franklin Institute</w:t>
-      </w:r>
-      <w:r>
-        <w:rPr>
-          <w:lang w:val="en-GB"/>
-        </w:rPr>
-        <w:t xml:space="preserve">, vol. 361, no. 1, pp. 418–428, 2024, doi:</w:t>
-      </w:r>
-      <w:r>
-        <w:rPr>
-          <w:lang w:val="en-GB"/>
-        </w:rPr>
-        <w:t xml:space="preserve"> </w:t>
-      </w:r>
-      <w:hyperlink r:id="rId54">
-        <w:r>
-          <w:rPr>
-            <w:rStyle w:val="Hyperlink"/>
-            <w:lang w:val="en-GB"/>
-          </w:rPr>
-          <w:t xml:space="preserve">10.1016/j.jfranklin.2023.11.038</w:t>
-        </w:r>
-      </w:hyperlink>
-      <w:r>
-        <w:rPr>
-          <w:lang w:val="en-GB"/>
-        </w:rPr>
-        <w:t xml:space="preserve">.</w:t>
-      </w:r>
-    </w:p>
-    <w:bookmarkEnd w:id="55"/>
-    <w:bookmarkStart w:id="57" w:name="ref-winfree1967"/>
-    <w:p>
-      <w:pPr>
-        <w:pStyle w:val="Bibliography"/>
-      </w:pPr>
-      <w:r>
-        <w:rPr>
-          <w:lang w:val="en-GB"/>
-        </w:rPr>
-        <w:t xml:space="preserve">[6]</w:t>
-      </w:r>
-      <w:r>
-        <w:rPr>
-          <w:lang w:val="en-GB"/>
-        </w:rPr>
-        <w:t xml:space="preserve"> </w:t>
-      </w:r>
-      <w:r>
-        <w:t xml:space="preserve">	</w:t>
-      </w:r>
-      <w:r>
-        <w:rPr>
-          <w:lang w:val="en-GB"/>
-        </w:rPr>
-        <w:t xml:space="preserve">A. T. Winfree,</w:t>
-      </w:r>
-      <w:r>
-        <w:rPr>
-          <w:lang w:val="en-GB"/>
-        </w:rPr>
-        <w:t xml:space="preserve"> </w:t>
-      </w:r>
-      <w:r>
-        <w:rPr>
-          <w:lang w:val="en-GB"/>
-        </w:rPr>
-        <w:t xml:space="preserve">‘Biological rhythms and the behavior of populations of coupled oscillators’</w:t>
-      </w:r>
-      <w:r>
-        <w:rPr>
-          <w:lang w:val="en-GB"/>
-        </w:rPr>
-        <w:t xml:space="preserve">,</w:t>
-      </w:r>
-      <w:r>
-        <w:rPr>
-          <w:lang w:val="en-GB"/>
-        </w:rPr>
-        <w:t xml:space="preserve"> </w:t>
-      </w:r>
-      <w:r>
-        <w:rPr>
-          <w:i/>
-          <w:iCs/>
-          <w:lang w:val="en-GB"/>
-        </w:rPr>
-        <w:t xml:space="preserve">Journal of Theoretical Biology</w:t>
-      </w:r>
-      <w:r>
-        <w:rPr>
-          <w:lang w:val="en-GB"/>
-        </w:rPr>
-        <w:t xml:space="preserve">, vol. 16, no. 1, 1967, doi:</w:t>
-      </w:r>
-      <w:r>
-        <w:rPr>
-          <w:lang w:val="en-GB"/>
-        </w:rPr>
-        <w:t xml:space="preserve"> </w:t>
-      </w:r>
-      <w:hyperlink r:id="rId56">
-        <w:r>
-          <w:rPr>
-            <w:rStyle w:val="Hyperlink"/>
-            <w:lang w:val="en-GB"/>
-          </w:rPr>
-          <w:t xml:space="preserve">10.1016/0022-5193(67)90051-3</w:t>
-        </w:r>
-      </w:hyperlink>
-      <w:r>
-        <w:rPr>
-          <w:lang w:val="en-GB"/>
-        </w:rPr>
-        <w:t xml:space="preserve">.</w:t>
-      </w:r>
-    </w:p>
-    <w:bookmarkEnd w:id="57"/>
-    <w:bookmarkStart w:id="59" w:name="ref-kuramoto1975"/>
-    <w:p>
-      <w:pPr>
-        <w:pStyle w:val="Bibliography"/>
-      </w:pPr>
-      <w:r>
-        <w:rPr>
-          <w:lang w:val="en-GB"/>
-        </w:rPr>
-        <w:t xml:space="preserve">[7]</w:t>
-      </w:r>
-      <w:r>
-        <w:rPr>
-          <w:lang w:val="en-GB"/>
-        </w:rPr>
-        <w:t xml:space="preserve"> </w:t>
-      </w:r>
-      <w:r>
-        <w:t xml:space="preserve">	</w:t>
-      </w:r>
-      <w:r>
-        <w:rPr>
-          <w:lang w:val="en-GB"/>
-        </w:rPr>
-        <w:t xml:space="preserve">Y. Kuramoto,</w:t>
-      </w:r>
-      <w:r>
-        <w:rPr>
-          <w:lang w:val="en-GB"/>
-        </w:rPr>
-        <w:t xml:space="preserve"> </w:t>
-      </w:r>
-      <w:r>
-        <w:rPr>
-          <w:lang w:val="en-GB"/>
-        </w:rPr>
-        <w:t xml:space="preserve">‘Self-entrainment of a population of coupled non-linear oscillators’</w:t>
-      </w:r>
-      <w:r>
-        <w:rPr>
-          <w:lang w:val="en-GB"/>
-        </w:rPr>
-        <w:t xml:space="preserve">, in</w:t>
-      </w:r>
-      <w:r>
-        <w:rPr>
-          <w:lang w:val="en-GB"/>
-        </w:rPr>
-        <w:t xml:space="preserve"> </w:t>
-      </w:r>
-      <w:r>
-        <w:rPr>
-          <w:i/>
-          <w:iCs/>
-          <w:lang w:val="en-GB"/>
-        </w:rPr>
-        <w:t xml:space="preserve">Lecture notes in physics</w:t>
-      </w:r>
-      <w:r>
-        <w:rPr>
-          <w:lang w:val="en-GB"/>
-        </w:rPr>
-        <w:t xml:space="preserve">, 1975. doi:</w:t>
-      </w:r>
-      <w:r>
-        <w:rPr>
-          <w:lang w:val="en-GB"/>
-        </w:rPr>
-        <w:t xml:space="preserve"> </w:t>
-      </w:r>
-      <w:hyperlink r:id="rId58">
-        <w:r>
-          <w:rPr>
-            <w:rStyle w:val="Hyperlink"/>
-            <w:lang w:val="en-GB"/>
-          </w:rPr>
-          <w:t xml:space="preserve">10.1007/BFb0013365</w:t>
-        </w:r>
-      </w:hyperlink>
-      <w:r>
-        <w:rPr>
-          <w:lang w:val="en-GB"/>
-        </w:rPr>
-        <w:t xml:space="preserve">.</w:t>
-      </w:r>
-    </w:p>
-    <w:bookmarkEnd w:id="59"/>
-    <w:bookmarkStart w:id="61" w:name="ref-sakaguchi1986"/>
-    <w:p>
-      <w:pPr>
-        <w:pStyle w:val="Bibliography"/>
-      </w:pPr>
-      <w:r>
-        <w:rPr>
-          <w:lang w:val="en-GB"/>
-        </w:rPr>
-        <w:t xml:space="preserve">[8]</w:t>
-      </w:r>
-      <w:r>
-        <w:rPr>
-          <w:lang w:val="en-GB"/>
-        </w:rPr>
-        <w:t xml:space="preserve"> </w:t>
-      </w:r>
-      <w:r>
-        <w:t xml:space="preserve">	</w:t>
-      </w:r>
-      <w:r>
-        <w:rPr>
-          <w:lang w:val="en-GB"/>
-        </w:rPr>
-        <w:t xml:space="preserve">H. Sakaguchi and Y. Kuramoto,</w:t>
-      </w:r>
-      <w:r>
-        <w:rPr>
-          <w:lang w:val="en-GB"/>
-        </w:rPr>
-        <w:t xml:space="preserve"> </w:t>
-      </w:r>
-      <w:r>
-        <w:rPr>
-          <w:lang w:val="en-GB"/>
-        </w:rPr>
-        <w:t xml:space="preserve">‘A soluble active rotator model showing phase transitions via mutual entrainment’</w:t>
-      </w:r>
-      <w:r>
-        <w:rPr>
-          <w:lang w:val="en-GB"/>
-        </w:rPr>
-        <w:t xml:space="preserve">,</w:t>
-      </w:r>
-      <w:r>
-        <w:rPr>
-          <w:lang w:val="en-GB"/>
-        </w:rPr>
-        <w:t xml:space="preserve"> </w:t>
-      </w:r>
-      <w:r>
-        <w:rPr>
-          <w:i/>
-          <w:iCs/>
-          <w:lang w:val="en-GB"/>
-        </w:rPr>
-        <w:t xml:space="preserve">Progress of Theoretical Physics</w:t>
-      </w:r>
-      <w:r>
-        <w:rPr>
-          <w:lang w:val="en-GB"/>
-        </w:rPr>
-        <w:t xml:space="preserve">, vol. 76, no. 3, 1986, doi:</w:t>
-      </w:r>
-      <w:r>
-        <w:rPr>
-          <w:lang w:val="en-GB"/>
-        </w:rPr>
-        <w:t xml:space="preserve"> </w:t>
-      </w:r>
-      <w:hyperlink r:id="rId60">
-        <w:r>
-          <w:rPr>
-            <w:rStyle w:val="Hyperlink"/>
-            <w:lang w:val="en-GB"/>
-          </w:rPr>
-          <w:t xml:space="preserve">10.1143/PTP.76.576</w:t>
-        </w:r>
-      </w:hyperlink>
-      <w:r>
-        <w:rPr>
-          <w:lang w:val="en-GB"/>
-        </w:rPr>
-        <w:t xml:space="preserve">.</w:t>
-      </w:r>
-    </w:p>
-    <w:bookmarkEnd w:id="61"/>
-    <w:bookmarkStart w:id="63" w:name="ref-abrams2004"/>
-    <w:p>
-      <w:pPr>
-        <w:pStyle w:val="Bibliography"/>
-      </w:pPr>
-      <w:r>
-        <w:rPr>
-          <w:lang w:val="en-GB"/>
-        </w:rPr>
-        <w:t xml:space="preserve">[9]</w:t>
-      </w:r>
-      <w:r>
-        <w:rPr>
-          <w:lang w:val="en-GB"/>
-        </w:rPr>
-        <w:t xml:space="preserve"> </w:t>
-      </w:r>
-      <w:r>
-        <w:t xml:space="preserve">	</w:t>
-      </w:r>
-      <w:r>
-        <w:rPr>
-          <w:lang w:val="en-GB"/>
-        </w:rPr>
-        <w:t xml:space="preserve">D. M. Abrams and S. H. Strogatz,</w:t>
-      </w:r>
-      <w:r>
-        <w:rPr>
-          <w:lang w:val="en-GB"/>
-        </w:rPr>
-        <w:t xml:space="preserve"> </w:t>
-      </w:r>
-      <w:r>
-        <w:rPr>
-          <w:lang w:val="en-GB"/>
-        </w:rPr>
-        <w:t xml:space="preserve">‘Chimera states for coupled oscillators’</w:t>
-      </w:r>
-      <w:r>
-        <w:rPr>
-          <w:lang w:val="en-GB"/>
-        </w:rPr>
-        <w:t xml:space="preserve">. 2004. Available:</w:t>
-      </w:r>
-      <w:r>
-        <w:rPr>
-          <w:lang w:val="en-GB"/>
-        </w:rPr>
-        <w:t xml:space="preserve"> </w:t>
-      </w:r>
-      <w:hyperlink r:id="rId62">
-        <w:r>
-          <w:rPr>
-            <w:rStyle w:val="Hyperlink"/>
-            <w:lang w:val="en-GB"/>
-          </w:rPr>
-          <w:t xml:space="preserve">https://arxiv.org/abs/nlin/0407045</w:t>
-        </w:r>
-      </w:hyperlink>
-    </w:p>
-    <w:bookmarkEnd w:id="63"/>
-    <w:bookmarkStart w:id="65" w:name="ref-daido1992"/>
-    <w:p>
-      <w:pPr>
-        <w:pStyle w:val="Bibliography"/>
-      </w:pPr>
-      <w:r>
-        <w:rPr>
-          <w:lang w:val="en-GB"/>
-        </w:rPr>
-        <w:t xml:space="preserve">[10]</w:t>
-      </w:r>
-      <w:r>
-        <w:rPr>
-          <w:lang w:val="en-GB"/>
-        </w:rPr>
-        <w:t xml:space="preserve"> </w:t>
-      </w:r>
-      <w:r>
-        <w:t xml:space="preserve">	</w:t>
-      </w:r>
-      <w:r>
-        <w:rPr>
-          <w:lang w:val="en-GB"/>
-        </w:rPr>
-        <w:t xml:space="preserve">H. Daido,</w:t>
-      </w:r>
-      <w:r>
-        <w:rPr>
-          <w:lang w:val="en-GB"/>
-        </w:rPr>
-        <w:t xml:space="preserve"> </w:t>
-      </w:r>
-      <w:r>
-        <w:rPr>
-          <w:lang w:val="en-GB"/>
-        </w:rPr>
-        <w:t xml:space="preserve">‘Order function and macroscopic mutual entrainment in uniformly coupled limit-cycle oscillators’</w:t>
-      </w:r>
-      <w:r>
-        <w:rPr>
-          <w:lang w:val="en-GB"/>
-        </w:rPr>
-        <w:t xml:space="preserve">,</w:t>
-      </w:r>
-      <w:r>
-        <w:rPr>
-          <w:lang w:val="en-GB"/>
-        </w:rPr>
-        <w:t xml:space="preserve"> </w:t>
-      </w:r>
-      <w:r>
-        <w:rPr>
-          <w:i/>
-          <w:iCs/>
-          <w:lang w:val="en-GB"/>
-        </w:rPr>
-        <w:t xml:space="preserve">Progress of Theoretical Physics</w:t>
-      </w:r>
-      <w:r>
-        <w:rPr>
-          <w:lang w:val="en-GB"/>
-        </w:rPr>
-        <w:t xml:space="preserve">, vol. 88, no. 6, 1992, doi:</w:t>
-      </w:r>
-      <w:r>
-        <w:rPr>
-          <w:lang w:val="en-GB"/>
-        </w:rPr>
-        <w:t xml:space="preserve"> </w:t>
-      </w:r>
-      <w:hyperlink r:id="rId64">
-        <w:r>
-          <w:rPr>
-            <w:rStyle w:val="Hyperlink"/>
-            <w:lang w:val="en-GB"/>
-          </w:rPr>
-          <w:t xml:space="preserve">10.1143/ptp/88.6.1213</w:t>
-        </w:r>
-      </w:hyperlink>
-      <w:r>
-        <w:rPr>
-          <w:lang w:val="en-GB"/>
-        </w:rPr>
-        <w:t xml:space="preserve">.</w:t>
-      </w:r>
-    </w:p>
-    <w:bookmarkEnd w:id="65"/>
-    <w:bookmarkStart w:id="67" w:name="ref-hansel1993"/>
-    <w:p>
-      <w:pPr>
-        <w:pStyle w:val="Bibliography"/>
-      </w:pPr>
-      <w:r>
-        <w:rPr>
-          <w:lang w:val="en-GB"/>
-        </w:rPr>
-        <w:t xml:space="preserve">[11]</w:t>
-      </w:r>
-      <w:r>
-        <w:rPr>
-          <w:lang w:val="en-GB"/>
-        </w:rPr>
-        <w:t xml:space="preserve"> </w:t>
-      </w:r>
-      <w:r>
-        <w:t xml:space="preserve">	</w:t>
-      </w:r>
-      <w:r>
-        <w:rPr>
-          <w:lang w:val="en-GB"/>
-        </w:rPr>
-        <w:t xml:space="preserve">D. Hansel, G. Mato, and C. Meunier,</w:t>
-      </w:r>
-      <w:r>
-        <w:rPr>
-          <w:lang w:val="en-GB"/>
-        </w:rPr>
-        <w:t xml:space="preserve"> </w:t>
-      </w:r>
-      <w:r>
-        <w:rPr>
-          <w:lang w:val="en-GB"/>
-        </w:rPr>
-        <w:t xml:space="preserve">‘Clustering and slow switching in globally coupled phase oscillators’</w:t>
-      </w:r>
-      <w:r>
-        <w:rPr>
-          <w:lang w:val="en-GB"/>
-        </w:rPr>
-        <w:t xml:space="preserve">,</w:t>
-      </w:r>
-      <w:r>
-        <w:rPr>
-          <w:lang w:val="en-GB"/>
-        </w:rPr>
-        <w:t xml:space="preserve"> </w:t>
-      </w:r>
-      <w:r>
-        <w:rPr>
-          <w:i/>
-          <w:iCs/>
-          <w:lang w:val="en-GB"/>
-        </w:rPr>
-        <w:t xml:space="preserve">Physical Review E</w:t>
-      </w:r>
-      <w:r>
-        <w:rPr>
-          <w:lang w:val="en-GB"/>
-        </w:rPr>
-        <w:t xml:space="preserve">, vol. 48, no. 5, 1993, doi:</w:t>
-      </w:r>
-      <w:r>
-        <w:rPr>
-          <w:lang w:val="en-GB"/>
-        </w:rPr>
-        <w:t xml:space="preserve"> </w:t>
-      </w:r>
-      <w:hyperlink r:id="rId66">
-        <w:r>
-          <w:rPr>
-            <w:rStyle w:val="Hyperlink"/>
-            <w:lang w:val="en-GB"/>
-          </w:rPr>
-          <w:t xml:space="preserve">10.1103/PhysRevE.48.3470</w:t>
-        </w:r>
-      </w:hyperlink>
-      <w:r>
-        <w:rPr>
-          <w:lang w:val="en-GB"/>
-        </w:rPr>
-        <w:t xml:space="preserve">.</w:t>
-      </w:r>
-    </w:p>
-    <w:bookmarkEnd w:id="67"/>
-    <w:bookmarkStart w:id="69" w:name="ref-dai2026"/>
-    <w:p>
-      <w:pPr>
-        <w:pStyle w:val="Bibliography"/>
-      </w:pPr>
-      <w:r>
-        <w:rPr>
-          <w:lang w:val="en-GB"/>
-        </w:rPr>
-        <w:t xml:space="preserve">[12]</w:t>
-      </w:r>
-      <w:r>
-        <w:rPr>
-          <w:lang w:val="en-GB"/>
-        </w:rPr>
-        <w:t xml:space="preserve"> </w:t>
-      </w:r>
-      <w:r>
-        <w:t xml:space="preserve">	</w:t>
-      </w:r>
-      <w:r>
-        <w:rPr>
-          <w:lang w:val="en-GB"/>
-        </w:rPr>
-        <w:t xml:space="preserve">J. Dai and Y. Song,</w:t>
-      </w:r>
-      <w:r>
-        <w:rPr>
-          <w:lang w:val="en-GB"/>
-        </w:rPr>
-        <w:t xml:space="preserve"> </w:t>
-      </w:r>
-      <w:r>
-        <w:rPr>
-          <w:lang w:val="en-GB"/>
-        </w:rPr>
-        <w:t xml:space="preserve">‘Winfree oscillatory neural network’</w:t>
-      </w:r>
-      <w:r>
-        <w:rPr>
-          <w:lang w:val="en-GB"/>
-        </w:rPr>
-        <w:t xml:space="preserve">. 2026. Available:</w:t>
-      </w:r>
-      <w:r>
-        <w:rPr>
-          <w:lang w:val="en-GB"/>
-        </w:rPr>
-        <w:t xml:space="preserve"> </w:t>
-      </w:r>
-      <w:hyperlink r:id="rId68">
-        <w:r>
-          <w:rPr>
-            <w:rStyle w:val="Hyperlink"/>
-            <w:lang w:val="en-GB"/>
-          </w:rPr>
-          <w:t xml:space="preserve">https://arxiv.org/abs/2605.20922</w:t>
-        </w:r>
-      </w:hyperlink>
-    </w:p>
-    <w:bookmarkEnd w:id="69"/>
-    <w:bookmarkStart w:id="71" w:name="ref-stuart1960"/>
-    <w:p>
-      <w:pPr>
-        <w:pStyle w:val="Bibliography"/>
-      </w:pPr>
-      <w:r>
-        <w:rPr>
-          <w:lang w:val="en-GB"/>
-        </w:rPr>
-        <w:t xml:space="preserve">[13]</w:t>
-      </w:r>
-      <w:r>
-        <w:rPr>
-          <w:lang w:val="en-GB"/>
-        </w:rPr>
-        <w:t xml:space="preserve"> </w:t>
-      </w:r>
-      <w:r>
-        <w:t xml:space="preserve">	</w:t>
-      </w:r>
-      <w:r>
-        <w:rPr>
-          <w:lang w:val="en-GB"/>
-        </w:rPr>
-        <w:t xml:space="preserve">J. T. Stuart,</w:t>
-      </w:r>
-      <w:r>
-        <w:rPr>
-          <w:lang w:val="en-GB"/>
-        </w:rPr>
-        <w:t xml:space="preserve"> </w:t>
-      </w:r>
-      <w:r>
-        <w:rPr>
-          <w:lang w:val="en-GB"/>
-        </w:rPr>
-        <w:t xml:space="preserve">‘On the non-linear mechanics of wave disturbances in stable and unstable parallel flows part 1. The basic behaviour in plane poiseuille flow’</w:t>
-      </w:r>
-      <w:r>
-        <w:rPr>
-          <w:lang w:val="en-GB"/>
-        </w:rPr>
-        <w:t xml:space="preserve">,</w:t>
-      </w:r>
-      <w:r>
-        <w:rPr>
-          <w:lang w:val="en-GB"/>
-        </w:rPr>
-        <w:t xml:space="preserve"> </w:t>
-      </w:r>
-      <w:r>
-        <w:rPr>
-          <w:i/>
-          <w:iCs/>
-          <w:lang w:val="en-GB"/>
-        </w:rPr>
-        <w:t xml:space="preserve">Journal of Fluid Mechanics</w:t>
-      </w:r>
-      <w:r>
-        <w:rPr>
-          <w:lang w:val="en-GB"/>
-        </w:rPr>
-        <w:t xml:space="preserve">, vol. 9, no. 3, 1960, doi:</w:t>
-      </w:r>
-      <w:r>
-        <w:rPr>
-          <w:lang w:val="en-GB"/>
-        </w:rPr>
-        <w:t xml:space="preserve"> </w:t>
-      </w:r>
-      <w:hyperlink r:id="rId70">
-        <w:r>
-          <w:rPr>
-            <w:rStyle w:val="Hyperlink"/>
-            <w:lang w:val="en-GB"/>
-          </w:rPr>
-          <w:t xml:space="preserve">10.1017/S002211206000116X</w:t>
-        </w:r>
-      </w:hyperlink>
-      <w:r>
-        <w:rPr>
-          <w:lang w:val="en-GB"/>
-        </w:rPr>
-        <w:t xml:space="preserve">.</w:t>
-      </w:r>
-    </w:p>
-    <w:bookmarkEnd w:id="71"/>
-    <w:bookmarkStart w:id="73" w:name="ref-aranson2002"/>
-    <w:p>
-      <w:pPr>
-        <w:pStyle w:val="Bibliography"/>
-      </w:pPr>
-      <w:r>
-        <w:rPr>
-          <w:lang w:val="en-GB"/>
-        </w:rPr>
-        <w:t xml:space="preserve">[14]</w:t>
-      </w:r>
-      <w:r>
-        <w:rPr>
-          <w:lang w:val="en-GB"/>
-        </w:rPr>
-        <w:t xml:space="preserve"> </w:t>
-      </w:r>
-      <w:r>
-        <w:t xml:space="preserve">	</w:t>
-      </w:r>
-      <w:r>
-        <w:rPr>
-          <w:lang w:val="en-GB"/>
-        </w:rPr>
-        <w:t xml:space="preserve">I. S. Aranson and L. Kramer,</w:t>
-      </w:r>
-      <w:r>
-        <w:rPr>
-          <w:lang w:val="en-GB"/>
-        </w:rPr>
-        <w:t xml:space="preserve"> </w:t>
-      </w:r>
-      <w:r>
-        <w:rPr>
-          <w:lang w:val="en-GB"/>
-        </w:rPr>
-        <w:t xml:space="preserve">‘The world of the complex ginzburg-landau equation’</w:t>
-      </w:r>
-      <w:r>
-        <w:rPr>
-          <w:lang w:val="en-GB"/>
-        </w:rPr>
-        <w:t xml:space="preserve">,</w:t>
-      </w:r>
-      <w:r>
-        <w:rPr>
-          <w:lang w:val="en-GB"/>
-        </w:rPr>
-        <w:t xml:space="preserve"> </w:t>
-      </w:r>
-      <w:r>
-        <w:rPr>
-          <w:i/>
-          <w:iCs/>
-          <w:lang w:val="en-GB"/>
-        </w:rPr>
-        <w:t xml:space="preserve">Reviews of Modern Physics</w:t>
-      </w:r>
-      <w:r>
-        <w:rPr>
-          <w:lang w:val="en-GB"/>
-        </w:rPr>
-        <w:t xml:space="preserve">, vol. 74, no. 1, 2002, doi:</w:t>
-      </w:r>
-      <w:r>
-        <w:rPr>
-          <w:lang w:val="en-GB"/>
-        </w:rPr>
-        <w:t xml:space="preserve"> </w:t>
-      </w:r>
-      <w:hyperlink r:id="rId72">
-        <w:r>
-          <w:rPr>
-            <w:rStyle w:val="Hyperlink"/>
-            <w:lang w:val="en-GB"/>
-          </w:rPr>
-          <w:t xml:space="preserve">10.1103/RevModPhys.74.99</w:t>
-        </w:r>
-      </w:hyperlink>
-      <w:r>
-        <w:rPr>
-          <w:lang w:val="en-GB"/>
-        </w:rPr>
-        <w:t xml:space="preserve">.</w:t>
-      </w:r>
-    </w:p>
-    <w:bookmarkEnd w:id="73"/>
-    <w:bookmarkStart w:id="75" w:name="ref-dogonasheva2026"/>
-    <w:p>
-      <w:pPr>
-        <w:pStyle w:val="Bibliography"/>
-      </w:pPr>
-      <w:r>
-        <w:rPr>
-          <w:lang w:val="en-GB"/>
-        </w:rPr>
-        <w:t xml:space="preserve">[15]</w:t>
-      </w:r>
-      <w:r>
-        <w:rPr>
-          <w:lang w:val="en-GB"/>
-        </w:rPr>
-        <w:t xml:space="preserve"> </w:t>
-      </w:r>
-      <w:r>
-        <w:t xml:space="preserve">	</w:t>
-      </w:r>
-      <w:r>
-        <w:rPr>
-          <w:lang w:val="en-GB"/>
-        </w:rPr>
-        <w:t xml:space="preserve">O. Dogonasheva, A.-L. Giraud, D. Zakharov, and B. Gutkin,</w:t>
-      </w:r>
-      <w:r>
-        <w:rPr>
-          <w:lang w:val="en-GB"/>
-        </w:rPr>
-        <w:t xml:space="preserve"> </w:t>
-      </w:r>
-      <w:r>
-        <w:rPr>
-          <w:lang w:val="en-GB"/>
-        </w:rPr>
-        <w:t xml:space="preserve">‘Neuro-oscillatory models of cortical speech processing’</w:t>
-      </w:r>
-      <w:r>
-        <w:rPr>
-          <w:lang w:val="en-GB"/>
-        </w:rPr>
-        <w:t xml:space="preserve">,</w:t>
-      </w:r>
-      <w:r>
-        <w:rPr>
-          <w:lang w:val="en-GB"/>
-        </w:rPr>
-        <w:t xml:space="preserve"> </w:t>
-      </w:r>
-      <w:r>
-        <w:rPr>
-          <w:i/>
-          <w:iCs/>
-          <w:lang w:val="en-GB"/>
-        </w:rPr>
-        <w:t xml:space="preserve">Neural Networks</w:t>
-      </w:r>
-      <w:r>
-        <w:rPr>
-          <w:lang w:val="en-GB"/>
-        </w:rPr>
-        <w:t xml:space="preserve">, vol. 195, 2026, doi:</w:t>
-      </w:r>
-      <w:r>
-        <w:rPr>
-          <w:lang w:val="en-GB"/>
-        </w:rPr>
-        <w:t xml:space="preserve"> </w:t>
-      </w:r>
-      <w:hyperlink r:id="rId74">
-        <w:r>
-          <w:rPr>
-            <w:rStyle w:val="Hyperlink"/>
-            <w:lang w:val="en-GB"/>
-          </w:rPr>
-          <w:t xml:space="preserve">10.1016/j.neunet.2025.108194</w:t>
-        </w:r>
-      </w:hyperlink>
-      <w:r>
-        <w:rPr>
-          <w:lang w:val="en-GB"/>
-        </w:rPr>
-        <w:t xml:space="preserve">.</w:t>
-      </w:r>
-    </w:p>
-    <w:bookmarkEnd w:id="75"/>
-    <w:bookmarkStart w:id="77" w:name="ref-assaneo2020"/>
-    <w:p>
-      <w:pPr>
-        <w:pStyle w:val="Bibliography"/>
-      </w:pPr>
-      <w:r>
-        <w:rPr>
-          <w:lang w:val="en-GB"/>
-        </w:rPr>
-        <w:t xml:space="preserve">[16]</w:t>
-      </w:r>
-      <w:r>
-        <w:rPr>
-          <w:lang w:val="en-GB"/>
-        </w:rPr>
-        <w:t xml:space="preserve"> </w:t>
-      </w:r>
-      <w:r>
-        <w:t xml:space="preserve">	</w:t>
-      </w:r>
-      <w:r>
-        <w:rPr>
-          <w:lang w:val="en-GB"/>
-        </w:rPr>
-        <w:t xml:space="preserve">M. F. Assaneo, J. M. Rimmele, Y. Sanz Perl, and D. Poeppel,</w:t>
-      </w:r>
-      <w:r>
-        <w:rPr>
-          <w:lang w:val="en-GB"/>
-        </w:rPr>
-        <w:t xml:space="preserve"> </w:t>
-      </w:r>
-      <w:r>
-        <w:rPr>
-          <w:lang w:val="en-GB"/>
-        </w:rPr>
-        <w:t xml:space="preserve">‘Speaking rhythmically can shape hearing’</w:t>
-      </w:r>
-      <w:r>
-        <w:rPr>
-          <w:lang w:val="en-GB"/>
-        </w:rPr>
-        <w:t xml:space="preserve">,</w:t>
-      </w:r>
-      <w:r>
-        <w:rPr>
-          <w:lang w:val="en-GB"/>
-        </w:rPr>
-        <w:t xml:space="preserve"> </w:t>
-      </w:r>
-      <w:r>
-        <w:rPr>
-          <w:i/>
-          <w:iCs/>
-          <w:lang w:val="en-GB"/>
-        </w:rPr>
-        <w:t xml:space="preserve">Nature Human Behaviour</w:t>
-      </w:r>
-      <w:r>
-        <w:rPr>
-          <w:lang w:val="en-GB"/>
-        </w:rPr>
-        <w:t xml:space="preserve">, vol. 5, no. 1, 2020, doi:</w:t>
-      </w:r>
-      <w:r>
-        <w:rPr>
-          <w:lang w:val="en-GB"/>
-        </w:rPr>
-        <w:t xml:space="preserve"> </w:t>
-      </w:r>
-      <w:hyperlink r:id="rId76">
-        <w:r>
-          <w:rPr>
-            <w:rStyle w:val="Hyperlink"/>
-            <w:lang w:val="en-GB"/>
-          </w:rPr>
-          <w:t xml:space="preserve">10.1038/s41562-020-00962-0</w:t>
-        </w:r>
-      </w:hyperlink>
-      <w:r>
-        <w:rPr>
-          <w:lang w:val="en-GB"/>
-        </w:rPr>
-        <w:t xml:space="preserve">.</w:t>
-      </w:r>
-    </w:p>
-    <w:bookmarkEnd w:id="77"/>
-    <w:bookmarkStart w:id="79" w:name="ref-doelling2023"/>
-    <w:p>
-      <w:pPr>
-        <w:pStyle w:val="Bibliography"/>
-      </w:pPr>
-      <w:r>
-        <w:rPr>
-          <w:lang w:val="en-GB"/>
-        </w:rPr>
-        <w:t xml:space="preserve">[17]</w:t>
-      </w:r>
-      <w:r>
-        <w:rPr>
-          <w:lang w:val="en-GB"/>
-        </w:rPr>
-        <w:t xml:space="preserve"> </w:t>
-      </w:r>
-      <w:r>
-        <w:t xml:space="preserve">	</w:t>
-      </w:r>
-      <w:r>
-        <w:rPr>
-          <w:lang w:val="en-GB"/>
-        </w:rPr>
-        <w:t xml:space="preserve">K. B. Doelling, L. H. Arnal, and M. F. Assaneo,</w:t>
-      </w:r>
-      <w:r>
-        <w:rPr>
-          <w:lang w:val="en-GB"/>
-        </w:rPr>
-        <w:t xml:space="preserve"> </w:t>
-      </w:r>
-      <w:r>
-        <w:rPr>
-          <w:lang w:val="en-GB"/>
-        </w:rPr>
-        <w:t xml:space="preserve">‘Adaptive oscillators support bayesian prediction in temporal processing’</w:t>
-      </w:r>
-      <w:r>
-        <w:rPr>
-          <w:lang w:val="en-GB"/>
-        </w:rPr>
-        <w:t xml:space="preserve">,</w:t>
-      </w:r>
-      <w:r>
-        <w:rPr>
-          <w:lang w:val="en-GB"/>
-        </w:rPr>
-        <w:t xml:space="preserve"> </w:t>
-      </w:r>
-      <w:r>
-        <w:rPr>
-          <w:i/>
-          <w:iCs/>
-          <w:lang w:val="en-GB"/>
-        </w:rPr>
-        <w:t xml:space="preserve">PLOS Computational Biology</w:t>
-      </w:r>
-      <w:r>
-        <w:rPr>
-          <w:lang w:val="en-GB"/>
-        </w:rPr>
-        <w:t xml:space="preserve">, vol. 19, no. 11, 2023, doi:</w:t>
-      </w:r>
-      <w:r>
-        <w:rPr>
-          <w:lang w:val="en-GB"/>
-        </w:rPr>
-        <w:t xml:space="preserve"> </w:t>
-      </w:r>
-      <w:hyperlink r:id="rId78">
-        <w:r>
-          <w:rPr>
-            <w:rStyle w:val="Hyperlink"/>
-            <w:lang w:val="en-GB"/>
-          </w:rPr>
-          <w:t xml:space="preserve">10.1371/journal.pcbi.1011669</w:t>
-        </w:r>
-      </w:hyperlink>
-      <w:r>
-        <w:rPr>
-          <w:lang w:val="en-GB"/>
-        </w:rPr>
-        <w:t xml:space="preserve">.</w:t>
-      </w:r>
-    </w:p>
-    <w:bookmarkEnd w:id="79"/>
-    <w:bookmarkStart w:id="81" w:name="ref-pittman-polletta2021"/>
-    <w:p>
-      <w:pPr>
-        <w:pStyle w:val="Bibliography"/>
-      </w:pPr>
-      <w:r>
-        <w:rPr>
-          <w:lang w:val="en-GB"/>
-        </w:rPr>
-        <w:t xml:space="preserve">[18]</w:t>
-      </w:r>
-      <w:r>
-        <w:rPr>
-          <w:lang w:val="en-GB"/>
-        </w:rPr>
-        <w:t xml:space="preserve"> </w:t>
-      </w:r>
-      <w:r>
-        <w:t xml:space="preserve">	</w:t>
-      </w:r>
-      <w:r>
-        <w:rPr>
-          <w:lang w:val="en-GB"/>
-        </w:rPr>
-        <w:t xml:space="preserve">B. R. Pittman-Polletta, Y. Wang, D. A. Stanley, C. E. Schroeder, M. A. Whittington, and N. J. Kopell,</w:t>
-      </w:r>
-      <w:r>
-        <w:rPr>
-          <w:lang w:val="en-GB"/>
-        </w:rPr>
-        <w:t xml:space="preserve"> </w:t>
-      </w:r>
-      <w:r>
-        <w:rPr>
-          <w:lang w:val="en-GB"/>
-        </w:rPr>
-        <w:t xml:space="preserve">‘Differential contributions of synaptic and intrinsic inhibitory currents to speech segmentation via flexible phase-locking in neural oscillators’</w:t>
-      </w:r>
-      <w:r>
-        <w:rPr>
-          <w:lang w:val="en-GB"/>
-        </w:rPr>
-        <w:t xml:space="preserve">,</w:t>
-      </w:r>
-      <w:r>
-        <w:rPr>
-          <w:lang w:val="en-GB"/>
-        </w:rPr>
-        <w:t xml:space="preserve"> </w:t>
-      </w:r>
-      <w:r>
-        <w:rPr>
-          <w:i/>
-          <w:iCs/>
-          <w:lang w:val="en-GB"/>
-        </w:rPr>
-        <w:t xml:space="preserve">PLOS Computational Biology</w:t>
-      </w:r>
-      <w:r>
-        <w:rPr>
-          <w:lang w:val="en-GB"/>
-        </w:rPr>
-        <w:t xml:space="preserve">, vol. 17, no. 4, 2021, doi:</w:t>
-      </w:r>
-      <w:r>
-        <w:rPr>
-          <w:lang w:val="en-GB"/>
-        </w:rPr>
-        <w:t xml:space="preserve"> </w:t>
-      </w:r>
-      <w:hyperlink r:id="rId80">
-        <w:r>
-          <w:rPr>
-            <w:rStyle w:val="Hyperlink"/>
-            <w:lang w:val="en-GB"/>
-          </w:rPr>
-          <w:t xml:space="preserve">10.1371/journal.pcbi.1008783</w:t>
-        </w:r>
-      </w:hyperlink>
-      <w:r>
-        <w:rPr>
-          <w:lang w:val="en-GB"/>
-        </w:rPr>
-        <w:t xml:space="preserve">.</w:t>
-      </w:r>
-    </w:p>
-    <w:bookmarkEnd w:id="81"/>
-    <w:bookmarkStart w:id="83" w:name="ref-adler1946"/>
-    <w:p>
-      <w:pPr>
-        <w:pStyle w:val="Bibliography"/>
-      </w:pPr>
-      <w:r>
-        <w:rPr>
-          <w:lang w:val="en-GB"/>
-        </w:rPr>
-        <w:t xml:space="preserve">[19]</w:t>
-      </w:r>
-      <w:r>
-        <w:rPr>
-          <w:lang w:val="en-GB"/>
-        </w:rPr>
-        <w:t xml:space="preserve"> </w:t>
-      </w:r>
-      <w:r>
-        <w:t xml:space="preserve">	</w:t>
-      </w:r>
-      <w:r>
-        <w:rPr>
-          <w:lang w:val="en-GB"/>
-        </w:rPr>
-        <w:t xml:space="preserve">R. Adler,</w:t>
-      </w:r>
-      <w:r>
-        <w:rPr>
-          <w:lang w:val="en-GB"/>
-        </w:rPr>
-        <w:t xml:space="preserve"> </w:t>
-      </w:r>
-      <w:r>
-        <w:rPr>
-          <w:lang w:val="en-GB"/>
-        </w:rPr>
-        <w:t xml:space="preserve">‘A study of locking phenomena in oscillators’</w:t>
-      </w:r>
-      <w:r>
-        <w:rPr>
-          <w:lang w:val="en-GB"/>
-        </w:rPr>
-        <w:t xml:space="preserve">,</w:t>
-      </w:r>
-      <w:r>
-        <w:rPr>
-          <w:lang w:val="en-GB"/>
-        </w:rPr>
-        <w:t xml:space="preserve"> </w:t>
-      </w:r>
-      <w:r>
-        <w:rPr>
-          <w:i/>
-          <w:iCs/>
-          <w:lang w:val="en-GB"/>
-        </w:rPr>
-        <w:t xml:space="preserve">Proceedings of the IRE</w:t>
-      </w:r>
-      <w:r>
-        <w:rPr>
-          <w:lang w:val="en-GB"/>
-        </w:rPr>
-        <w:t xml:space="preserve">, vol. 34, no. 6, 1946, doi:</w:t>
-      </w:r>
-      <w:r>
-        <w:rPr>
-          <w:lang w:val="en-GB"/>
-        </w:rPr>
-        <w:t xml:space="preserve"> </w:t>
-      </w:r>
-      <w:hyperlink r:id="rId82">
-        <w:r>
-          <w:rPr>
-            <w:rStyle w:val="Hyperlink"/>
-            <w:lang w:val="en-GB"/>
-          </w:rPr>
-          <w:t xml:space="preserve">10.1109/JRPROC.1946.229930</w:t>
-        </w:r>
-      </w:hyperlink>
-      <w:r>
-        <w:rPr>
-          <w:lang w:val="en-GB"/>
-        </w:rPr>
-        <w:t xml:space="preserve">.</w:t>
-      </w:r>
-    </w:p>
-    <w:bookmarkEnd w:id="83"/>
-    <w:bookmarkStart w:id="85" w:name="ref-pikovsky2001"/>
-    <w:p>
-      <w:pPr>
-        <w:pStyle w:val="Bibliography"/>
-      </w:pPr>
-      <w:r>
-        <w:rPr>
-          <w:lang w:val="en-GB"/>
-        </w:rPr>
-        <w:t xml:space="preserve">[20]</w:t>
-      </w:r>
-      <w:r>
-        <w:rPr>
-          <w:lang w:val="en-GB"/>
-        </w:rPr>
-        <w:t xml:space="preserve"> </w:t>
-      </w:r>
-      <w:r>
-        <w:t xml:space="preserve">	</w:t>
-      </w:r>
-      <w:r>
-        <w:rPr>
-          <w:lang w:val="en-GB"/>
-        </w:rPr>
-        <w:t xml:space="preserve">A. Pikovsky, M. Rosenblum, and J. Kurths,</w:t>
-      </w:r>
-      <w:r>
-        <w:rPr>
-          <w:lang w:val="en-GB"/>
-        </w:rPr>
-        <w:t xml:space="preserve"> </w:t>
-      </w:r>
-      <w:r>
-        <w:rPr>
-          <w:i/>
-          <w:iCs/>
-          <w:lang w:val="en-GB"/>
-        </w:rPr>
-        <w:t xml:space="preserve">Synchronization: A universal concept in nonlinear sciences</w:t>
-      </w:r>
-      <w:r>
-        <w:rPr>
-          <w:lang w:val="en-GB"/>
-        </w:rPr>
-        <w:t xml:space="preserve">. Rosenblum &amp; Kurths, CUP, 2001. doi:</w:t>
-      </w:r>
-      <w:r>
-        <w:rPr>
-          <w:lang w:val="en-GB"/>
-        </w:rPr>
-        <w:t xml:space="preserve"> </w:t>
-      </w:r>
-      <w:hyperlink r:id="rId84">
-        <w:r>
-          <w:rPr>
-            <w:rStyle w:val="Hyperlink"/>
-            <w:lang w:val="en-GB"/>
-          </w:rPr>
-          <w:t xml:space="preserve">10.1017/CBO9780511755743</w:t>
-        </w:r>
-      </w:hyperlink>
-      <w:r>
-        <w:rPr>
-          <w:lang w:val="en-GB"/>
-        </w:rPr>
-        <w:t xml:space="preserve">.</w:t>
-      </w:r>
-    </w:p>
-    <w:bookmarkEnd w:id="85"/>
-    <w:bookmarkStart w:id="87" w:name="ref-hairer1993"/>
-    <w:p>
-      <w:pPr>
-        <w:pStyle w:val="Bibliography"/>
-      </w:pPr>
-      <w:r>
-        <w:rPr>
-          <w:lang w:val="en-GB"/>
-        </w:rPr>
-        <w:t xml:space="preserve">[21]</w:t>
-      </w:r>
-      <w:r>
-        <w:rPr>
-          <w:lang w:val="en-GB"/>
-        </w:rPr>
-        <w:t xml:space="preserve"> </w:t>
-      </w:r>
-      <w:r>
-        <w:t xml:space="preserve">	</w:t>
-      </w:r>
-      <w:r>
-        <w:rPr>
-          <w:lang w:val="en-GB"/>
-        </w:rPr>
-        <w:t xml:space="preserve">Hairer,</w:t>
-      </w:r>
-      <w:r>
-        <w:rPr>
-          <w:lang w:val="en-GB"/>
-        </w:rPr>
-        <w:t xml:space="preserve"> </w:t>
-      </w:r>
-      <w:r>
-        <w:rPr>
-          <w:i/>
-          <w:iCs/>
-          <w:lang w:val="en-GB"/>
-        </w:rPr>
-        <w:t xml:space="preserve">Solving ordinary differential equations i: Nonstiff problems</w:t>
-      </w:r>
-      <w:r>
-        <w:rPr>
-          <w:lang w:val="en-GB"/>
-        </w:rPr>
-        <w:t xml:space="preserve">. Springer Series in Computational Mathematics, 1993. doi:</w:t>
-      </w:r>
-      <w:r>
-        <w:rPr>
-          <w:lang w:val="en-GB"/>
-        </w:rPr>
-        <w:t xml:space="preserve"> </w:t>
-      </w:r>
-      <w:hyperlink r:id="rId86">
-        <w:r>
-          <w:rPr>
-            <w:rStyle w:val="Hyperlink"/>
-            <w:lang w:val="en-GB"/>
-          </w:rPr>
-          <w:t xml:space="preserve">10.1007/978-3-540-78862-1</w:t>
-        </w:r>
-      </w:hyperlink>
-      <w:r>
-        <w:rPr>
-          <w:lang w:val="en-GB"/>
-        </w:rPr>
-        <w:t xml:space="preserve">.</w:t>
-      </w:r>
-    </w:p>
-    <w:bookmarkEnd w:id="87"/>
-    <w:bookmarkStart w:id="89" w:name="ref-lukosevicius2012"/>
-    <w:p>
-      <w:pPr>
-        <w:pStyle w:val="Bibliography"/>
-      </w:pPr>
-      <w:r>
-        <w:rPr>
-          <w:lang w:val="en-GB"/>
-        </w:rPr>
-        <w:t xml:space="preserve">[22]</w:t>
-      </w:r>
-      <w:r>
-        <w:rPr>
-          <w:lang w:val="en-GB"/>
-        </w:rPr>
-        <w:t xml:space="preserve"> </w:t>
-      </w:r>
-      <w:r>
-        <w:t xml:space="preserve">	</w:t>
-      </w:r>
-      <w:r>
-        <w:rPr>
-          <w:lang w:val="en-GB"/>
-        </w:rPr>
-        <w:t xml:space="preserve">M. Lukoševičius,</w:t>
-      </w:r>
-      <w:r>
-        <w:rPr>
-          <w:lang w:val="en-GB"/>
-        </w:rPr>
-        <w:t xml:space="preserve"> </w:t>
-      </w:r>
-      <w:r>
-        <w:rPr>
-          <w:lang w:val="en-GB"/>
-        </w:rPr>
-        <w:t xml:space="preserve">‘A practical guide to applying echo state networks’</w:t>
-      </w:r>
-      <w:r>
-        <w:rPr>
-          <w:lang w:val="en-GB"/>
-        </w:rPr>
-        <w:t xml:space="preserve">, in</w:t>
-      </w:r>
-      <w:r>
-        <w:rPr>
-          <w:lang w:val="en-GB"/>
-        </w:rPr>
-        <w:t xml:space="preserve"> </w:t>
-      </w:r>
-      <w:r>
-        <w:rPr>
-          <w:i/>
-          <w:iCs/>
-          <w:lang w:val="en-GB"/>
-        </w:rPr>
-        <w:t xml:space="preserve">Lecture notes in computer science</w:t>
-      </w:r>
-      <w:r>
-        <w:rPr>
-          <w:lang w:val="en-GB"/>
-        </w:rPr>
-        <w:t xml:space="preserve">, 2012. doi:</w:t>
-      </w:r>
-      <w:r>
-        <w:rPr>
-          <w:lang w:val="en-GB"/>
-        </w:rPr>
-        <w:t xml:space="preserve"> </w:t>
-      </w:r>
-      <w:hyperlink r:id="rId88">
-        <w:r>
-          <w:rPr>
-            <w:rStyle w:val="Hyperlink"/>
-            <w:lang w:val="en-GB"/>
-          </w:rPr>
-          <w:t xml:space="preserve">10.1007/978-3-642-35289-8_36</w:t>
-        </w:r>
-      </w:hyperlink>
-      <w:r>
-        <w:rPr>
-          <w:lang w:val="en-GB"/>
-        </w:rPr>
-        <w:t xml:space="preserve">.</w:t>
-      </w:r>
-    </w:p>
-    <w:bookmarkEnd w:id="89"/>
-    <w:bookmarkStart w:id="91" w:name="ref-caranzano"/>
-    <w:p>
-      <w:pPr>
-        <w:pStyle w:val="Bibliography"/>
-      </w:pPr>
-      <w:r>
-        <w:rPr>
-          <w:lang w:val="en-GB"/>
-        </w:rPr>
-        <w:t xml:space="preserve">[23]</w:t>
-      </w:r>
-      <w:r>
-        <w:rPr>
-          <w:lang w:val="en-GB"/>
-        </w:rPr>
-        <w:t xml:space="preserve"> </w:t>
-      </w:r>
-      <w:r>
-        <w:t xml:space="preserve">	</w:t>
-      </w:r>
-      <w:r>
-        <w:rPr>
-          <w:lang w:val="en-GB"/>
-        </w:rPr>
-        <w:t xml:space="preserve">I. Caranzano</w:t>
-      </w:r>
-      <w:r>
-        <w:rPr>
-          <w:lang w:val="en-GB"/>
-        </w:rPr>
-        <w:t xml:space="preserve"> </w:t>
-      </w:r>
-      <w:r>
-        <w:rPr>
-          <w:i/>
-          <w:iCs/>
-          <w:lang w:val="en-GB"/>
-        </w:rPr>
-        <w:t xml:space="preserve">et al.</w:t>
-      </w:r>
-      <w:r>
-        <w:rPr>
-          <w:lang w:val="en-GB"/>
-        </w:rPr>
-        <w:t xml:space="preserve">,</w:t>
-      </w:r>
-      <w:r>
-        <w:rPr>
-          <w:lang w:val="en-GB"/>
-        </w:rPr>
-        <w:t xml:space="preserve"> </w:t>
-      </w:r>
-      <w:r>
-        <w:rPr>
-          <w:lang w:val="en-GB"/>
-        </w:rPr>
-        <w:t xml:space="preserve">‘Sparsity is all you need: Rethinking biological pathway-informed approaches in deep learning’</w:t>
-      </w:r>
-      <w:r>
-        <w:rPr>
-          <w:lang w:val="en-GB"/>
-        </w:rPr>
-        <w:t xml:space="preserve">. 2025. Available:</w:t>
-      </w:r>
-      <w:r>
-        <w:rPr>
-          <w:lang w:val="en-GB"/>
-        </w:rPr>
-        <w:t xml:space="preserve"> </w:t>
-      </w:r>
-      <w:hyperlink r:id="rId90">
-        <w:r>
-          <w:rPr>
-            <w:rStyle w:val="Hyperlink"/>
-            <w:lang w:val="en-GB"/>
-          </w:rPr>
-          <w:t xml:space="preserve">https://arxiv.org/abs/2505.04300</w:t>
-        </w:r>
-      </w:hyperlink>
-    </w:p>
-    <w:bookmarkEnd w:id="91"/>
-    <w:bookmarkStart w:id="93" w:name="ref-nunley2026"/>
-    <w:p>
-      <w:pPr>
-        <w:pStyle w:val="Bibliography"/>
-      </w:pPr>
-      <w:r>
-        <w:rPr>
-          <w:lang w:val="en-GB"/>
-        </w:rPr>
-        <w:t xml:space="preserve">[24]</w:t>
-      </w:r>
-      <w:r>
-        <w:rPr>
-          <w:lang w:val="en-GB"/>
-        </w:rPr>
-        <w:t xml:space="preserve"> </w:t>
-      </w:r>
-      <w:r>
-        <w:t xml:space="preserve">	</w:t>
-      </w:r>
-      <w:r>
-        <w:rPr>
-          <w:lang w:val="en-GB"/>
-        </w:rPr>
-        <w:t xml:space="preserve">J. Nunley,</w:t>
-      </w:r>
-      <w:r>
-        <w:rPr>
-          <w:lang w:val="en-GB"/>
-        </w:rPr>
-        <w:t xml:space="preserve"> </w:t>
-      </w:r>
-      <w:r>
-        <w:rPr>
-          <w:lang w:val="en-GB"/>
-        </w:rPr>
-        <w:t xml:space="preserve">‘Attention as frustrated synchronization’</w:t>
-      </w:r>
-      <w:r>
-        <w:rPr>
-          <w:lang w:val="en-GB"/>
-        </w:rPr>
-        <w:t xml:space="preserve">. 2026. Available:</w:t>
-      </w:r>
-      <w:r>
-        <w:rPr>
-          <w:lang w:val="en-GB"/>
-        </w:rPr>
-        <w:t xml:space="preserve"> </w:t>
-      </w:r>
-      <w:hyperlink r:id="rId92">
-        <w:r>
-          <w:rPr>
-            <w:rStyle w:val="Hyperlink"/>
-            <w:lang w:val="en-GB"/>
-          </w:rPr>
-          <w:t xml:space="preserve">https://arxiv.org/abs/2606.18694</w:t>
-        </w:r>
-      </w:hyperlink>
-    </w:p>
-    <w:bookmarkEnd w:id="93"/>
-    <w:bookmarkStart w:id="95" w:name="ref-jaeger2001"/>
-    <w:p>
-      <w:pPr>
-        <w:pStyle w:val="Bibliography"/>
-      </w:pPr>
-      <w:r>
-        <w:rPr>
-          <w:lang w:val="en-GB"/>
-        </w:rPr>
-        <w:t xml:space="preserve">[25]</w:t>
-      </w:r>
-      <w:r>
-        <w:rPr>
-          <w:lang w:val="en-GB"/>
-        </w:rPr>
-        <w:t xml:space="preserve"> </w:t>
-      </w:r>
-      <w:r>
-        <w:t xml:space="preserve">	</w:t>
-      </w:r>
-      <w:r>
-        <w:rPr>
-          <w:lang w:val="en-GB"/>
-        </w:rPr>
-        <w:t xml:space="preserve">H. Jaeger,</w:t>
-      </w:r>
-      <w:r>
-        <w:rPr>
-          <w:lang w:val="en-GB"/>
-        </w:rPr>
-        <w:t xml:space="preserve"> </w:t>
-      </w:r>
-      <w:r>
-        <w:rPr>
-          <w:lang w:val="en-GB"/>
-        </w:rPr>
-        <w:t xml:space="preserve">‘The</w:t>
-      </w:r>
-      <w:r>
-        <w:rPr>
-          <w:lang w:val="en-GB"/>
-        </w:rPr>
-        <w:t xml:space="preserve"> </w:t>
-      </w:r>
-      <w:r>
-        <w:rPr>
-          <w:lang w:val="en-GB"/>
-        </w:rPr>
-        <w:t xml:space="preserve">“echo state”</w:t>
-      </w:r>
-      <w:r>
-        <w:rPr>
-          <w:lang w:val="en-GB"/>
-        </w:rPr>
-        <w:t xml:space="preserve"> </w:t>
-      </w:r>
-      <w:r>
-        <w:rPr>
-          <w:lang w:val="en-GB"/>
-        </w:rPr>
-        <w:t xml:space="preserve">approach to analysing and training recurrent neural networks’</w:t>
-      </w:r>
-      <w:r>
-        <w:rPr>
-          <w:lang w:val="en-GB"/>
-        </w:rPr>
-        <w:t xml:space="preserve">, German National Research Center for Information Technology, GMD Report 148, 2001. Available:</w:t>
-      </w:r>
-      <w:r>
-        <w:rPr>
-          <w:lang w:val="en-GB"/>
-        </w:rPr>
-        <w:t xml:space="preserve"> </w:t>
-      </w:r>
-      <w:hyperlink r:id="rId94">
-        <w:r>
-          <w:rPr>
-            <w:rStyle w:val="Hyperlink"/>
-            <w:lang w:val="en-GB"/>
-          </w:rPr>
-          <w:t xml:space="preserve">https://www.ai.rug.nl/minds/uploads/EchoStatesTechRep.pdf</w:t>
-        </w:r>
-      </w:hyperlink>
-    </w:p>
-    <w:bookmarkEnd w:id="95"/>
-    <w:bookmarkStart w:id="97" w:name="ref-maass2002"/>
-    <w:p>
-      <w:pPr>
-        <w:pStyle w:val="Bibliography"/>
-      </w:pPr>
-      <w:r>
-        <w:rPr>
-          <w:lang w:val="en-GB"/>
-        </w:rPr>
-        <w:t xml:space="preserve">[26]</w:t>
-      </w:r>
-      <w:r>
-        <w:rPr>
-          <w:lang w:val="en-GB"/>
-        </w:rPr>
-        <w:t xml:space="preserve"> </w:t>
-      </w:r>
-      <w:r>
-        <w:t xml:space="preserve">	</w:t>
-      </w:r>
-      <w:r>
-        <w:rPr>
-          <w:lang w:val="en-GB"/>
-        </w:rPr>
-        <w:t xml:space="preserve">W. Maass, T. Natschläger, and H. Markram,</w:t>
-      </w:r>
-      <w:r>
-        <w:rPr>
-          <w:lang w:val="en-GB"/>
-        </w:rPr>
-        <w:t xml:space="preserve"> </w:t>
-      </w:r>
-      <w:r>
-        <w:rPr>
-          <w:lang w:val="en-GB"/>
-        </w:rPr>
-        <w:t xml:space="preserve">‘Real-time computing without stable states: A new framework for neural computation based on perturbations’</w:t>
-      </w:r>
-      <w:r>
-        <w:rPr>
-          <w:lang w:val="en-GB"/>
-        </w:rPr>
-        <w:t xml:space="preserve">,</w:t>
-      </w:r>
-      <w:r>
-        <w:rPr>
-          <w:lang w:val="en-GB"/>
-        </w:rPr>
-        <w:t xml:space="preserve"> </w:t>
-      </w:r>
-      <w:r>
-        <w:rPr>
-          <w:i/>
-          <w:iCs/>
-          <w:lang w:val="en-GB"/>
-        </w:rPr>
-        <w:t xml:space="preserve">Neural Computation</w:t>
-      </w:r>
-      <w:r>
-        <w:rPr>
-          <w:lang w:val="en-GB"/>
-        </w:rPr>
-        <w:t xml:space="preserve">, vol. 14, no. 11, 2002, doi:</w:t>
-      </w:r>
-      <w:r>
-        <w:rPr>
-          <w:lang w:val="en-GB"/>
-        </w:rPr>
-        <w:t xml:space="preserve"> </w:t>
-      </w:r>
-      <w:hyperlink r:id="rId96">
-        <w:r>
-          <w:rPr>
-            <w:rStyle w:val="Hyperlink"/>
-            <w:lang w:val="en-GB"/>
-          </w:rPr>
-          <w:t xml:space="preserve">10.1162/089976602760407955</w:t>
-        </w:r>
-      </w:hyperlink>
-      <w:r>
-        <w:rPr>
-          <w:lang w:val="en-GB"/>
-        </w:rPr>
-        <w:t xml:space="preserve">.</w:t>
-      </w:r>
-    </w:p>
-    <w:bookmarkEnd w:id="97"/>
-    <w:bookmarkStart w:id="99" w:name="ref-tanaka2019"/>
-    <w:p>
-      <w:pPr>
-        <w:pStyle w:val="Bibliography"/>
-      </w:pPr>
-      <w:r>
-        <w:rPr>
-          <w:lang w:val="en-GB"/>
-        </w:rPr>
-        <w:t xml:space="preserve">[27]</w:t>
-      </w:r>
-      <w:r>
-        <w:rPr>
-          <w:lang w:val="en-GB"/>
-        </w:rPr>
-        <w:t xml:space="preserve"> </w:t>
-      </w:r>
-      <w:r>
-        <w:t xml:space="preserve">	</w:t>
-      </w:r>
-      <w:r>
-        <w:rPr>
-          <w:lang w:val="en-GB"/>
-        </w:rPr>
-        <w:t xml:space="preserve">G. Tanaka</w:t>
-      </w:r>
-      <w:r>
-        <w:rPr>
-          <w:lang w:val="en-GB"/>
-        </w:rPr>
-        <w:t xml:space="preserve"> </w:t>
-      </w:r>
-      <w:r>
-        <w:rPr>
-          <w:i/>
-          <w:iCs/>
-          <w:lang w:val="en-GB"/>
-        </w:rPr>
-        <w:t xml:space="preserve">et al.</w:t>
-      </w:r>
-      <w:r>
-        <w:rPr>
-          <w:lang w:val="en-GB"/>
-        </w:rPr>
-        <w:t xml:space="preserve">,</w:t>
-      </w:r>
-      <w:r>
-        <w:rPr>
-          <w:lang w:val="en-GB"/>
-        </w:rPr>
-        <w:t xml:space="preserve"> </w:t>
-      </w:r>
-      <w:r>
-        <w:rPr>
-          <w:lang w:val="en-GB"/>
-        </w:rPr>
-        <w:t xml:space="preserve">‘Recent advances in physical reservoir computing: A review’</w:t>
-      </w:r>
-      <w:r>
-        <w:rPr>
-          <w:lang w:val="en-GB"/>
-        </w:rPr>
-        <w:t xml:space="preserve">,</w:t>
-      </w:r>
-      <w:r>
-        <w:rPr>
-          <w:lang w:val="en-GB"/>
-        </w:rPr>
-        <w:t xml:space="preserve"> </w:t>
-      </w:r>
-      <w:r>
-        <w:rPr>
-          <w:i/>
-          <w:iCs/>
-          <w:lang w:val="en-GB"/>
-        </w:rPr>
-        <w:t xml:space="preserve">Neural Networks</w:t>
-      </w:r>
-      <w:r>
-        <w:rPr>
-          <w:lang w:val="en-GB"/>
-        </w:rPr>
-        <w:t xml:space="preserve">, vol. 115, 2019, doi:</w:t>
-      </w:r>
-      <w:r>
-        <w:rPr>
-          <w:lang w:val="en-GB"/>
-        </w:rPr>
-        <w:t xml:space="preserve"> </w:t>
-      </w:r>
-      <w:hyperlink r:id="rId98">
-        <w:r>
-          <w:rPr>
-            <w:rStyle w:val="Hyperlink"/>
-            <w:lang w:val="en-GB"/>
-          </w:rPr>
-          <w:t xml:space="preserve">10.1016/j.neunet.2019.03.005</w:t>
-        </w:r>
-      </w:hyperlink>
-      <w:r>
-        <w:rPr>
-          <w:lang w:val="en-GB"/>
-        </w:rPr>
-        <w:t xml:space="preserve">.</w:t>
-      </w:r>
-    </w:p>
-    <w:bookmarkEnd w:id="99"/>
-    <w:bookmarkStart w:id="101" w:name="ref-keller2023"/>
-    <w:p>
-      <w:pPr>
-        <w:pStyle w:val="Bibliography"/>
-      </w:pPr>
-      <w:r>
-        <w:rPr>
-          <w:lang w:val="en-GB"/>
-        </w:rPr>
-        <w:t xml:space="preserve">[28]</w:t>
-      </w:r>
-      <w:r>
-        <w:rPr>
-          <w:lang w:val="en-GB"/>
-        </w:rPr>
-        <w:t xml:space="preserve"> </w:t>
-      </w:r>
-      <w:r>
-        <w:t xml:space="preserve">	</w:t>
-      </w:r>
-      <w:r>
-        <w:rPr>
-          <w:lang w:val="en-GB"/>
-        </w:rPr>
-        <w:t xml:space="preserve">T. A. Keller and M. Welling,</w:t>
-      </w:r>
-      <w:r>
-        <w:rPr>
-          <w:lang w:val="en-GB"/>
-        </w:rPr>
-        <w:t xml:space="preserve"> </w:t>
-      </w:r>
-      <w:r>
-        <w:rPr>
-          <w:lang w:val="en-GB"/>
-        </w:rPr>
-        <w:t xml:space="preserve">‘Neural wave machines: Learning spatiotemporally structured representations with locally coupled oscillatory recurrent neural networks’</w:t>
-      </w:r>
-      <w:r>
-        <w:rPr>
-          <w:lang w:val="en-GB"/>
-        </w:rPr>
-        <w:t xml:space="preserve">, in</w:t>
-      </w:r>
-      <w:r>
-        <w:rPr>
-          <w:lang w:val="en-GB"/>
-        </w:rPr>
-        <w:t xml:space="preserve"> </w:t>
-      </w:r>
-      <w:r>
-        <w:rPr>
-          <w:i/>
-          <w:iCs/>
-          <w:lang w:val="en-GB"/>
-        </w:rPr>
-        <w:t xml:space="preserve">Proceedings of the 40th international conference on machine learning</w:t>
-      </w:r>
-      <w:r>
-        <w:rPr>
-          <w:lang w:val="en-GB"/>
-        </w:rPr>
-        <w:t xml:space="preserve">, in Proceedings of machine learning research, vol. 202. PMLR, 2023, pp. 16168–16189. Available:</w:t>
-      </w:r>
-      <w:r>
-        <w:rPr>
-          <w:lang w:val="en-GB"/>
-        </w:rPr>
-        <w:t xml:space="preserve"> </w:t>
-      </w:r>
-      <w:hyperlink r:id="rId100">
-        <w:r>
-          <w:rPr>
-            <w:rStyle w:val="Hyperlink"/>
-            <w:lang w:val="en-GB"/>
-          </w:rPr>
-          <w:t xml:space="preserve">https://proceedings.mlr.press/v202/keller23a.html</w:t>
-        </w:r>
-      </w:hyperlink>
-    </w:p>
-    <w:bookmarkEnd w:id="101"/>
-    <w:bookmarkStart w:id="103" w:name="ref-strogatz2000"/>
-    <w:p>
-      <w:pPr>
-        <w:pStyle w:val="Bibliography"/>
-      </w:pPr>
-      <w:r>
-        <w:rPr>
-          <w:lang w:val="en-GB"/>
-        </w:rPr>
-        <w:t xml:space="preserve">[29]</w:t>
-      </w:r>
-      <w:r>
-        <w:rPr>
-          <w:lang w:val="en-GB"/>
-        </w:rPr>
-        <w:t xml:space="preserve"> </w:t>
-      </w:r>
-      <w:r>
-        <w:t xml:space="preserve">	</w:t>
-      </w:r>
-      <w:r>
-        <w:rPr>
-          <w:lang w:val="en-GB"/>
-        </w:rPr>
-        <w:t xml:space="preserve">S. H. Strogatz,</w:t>
-      </w:r>
-      <w:r>
-        <w:rPr>
-          <w:lang w:val="en-GB"/>
-        </w:rPr>
-        <w:t xml:space="preserve"> </w:t>
-      </w:r>
-      <w:r>
-        <w:rPr>
-          <w:lang w:val="en-GB"/>
-        </w:rPr>
-        <w:t xml:space="preserve">‘From kuramoto to crawford: Exploring the onset of synchronization in populations of coupled oscillators’</w:t>
-      </w:r>
-      <w:r>
-        <w:rPr>
-          <w:lang w:val="en-GB"/>
-        </w:rPr>
-        <w:t xml:space="preserve">,</w:t>
-      </w:r>
-      <w:r>
-        <w:rPr>
-          <w:lang w:val="en-GB"/>
-        </w:rPr>
-        <w:t xml:space="preserve"> </w:t>
-      </w:r>
-      <w:r>
-        <w:rPr>
-          <w:i/>
-          <w:iCs/>
-          <w:lang w:val="en-GB"/>
-        </w:rPr>
-        <w:t xml:space="preserve">Physica D: Nonlinear Phenomena</w:t>
-      </w:r>
-      <w:r>
-        <w:rPr>
-          <w:lang w:val="en-GB"/>
-        </w:rPr>
-        <w:t xml:space="preserve">, vol. 143, no. 1–4, 2000, doi:</w:t>
-      </w:r>
-      <w:r>
-        <w:rPr>
-          <w:lang w:val="en-GB"/>
-        </w:rPr>
-        <w:t xml:space="preserve"> </w:t>
-      </w:r>
-      <w:hyperlink r:id="rId102">
-        <w:r>
-          <w:rPr>
-            <w:rStyle w:val="Hyperlink"/>
-            <w:lang w:val="en-GB"/>
-          </w:rPr>
-          <w:t xml:space="preserve">10.1016/S0167-2789(00)00094-4</w:t>
-        </w:r>
-      </w:hyperlink>
-      <w:r>
-        <w:rPr>
-          <w:lang w:val="en-GB"/>
-        </w:rPr>
-        <w:t xml:space="preserve">.</w:t>
-      </w:r>
-    </w:p>
-    <w:bookmarkEnd w:id="103"/>
-    <w:bookmarkStart w:id="105" w:name="ref-lostanlen"/>
-    <w:p>
-      <w:pPr>
-        <w:pStyle w:val="Bibliography"/>
-      </w:pPr>
-      <w:r>
-        <w:rPr>
-          <w:lang w:val="en-GB"/>
-        </w:rPr>
-        <w:t xml:space="preserve">[30]</w:t>
-      </w:r>
-      <w:r>
-        <w:rPr>
-          <w:lang w:val="en-GB"/>
-        </w:rPr>
-        <w:t xml:space="preserve"> </w:t>
-      </w:r>
-      <w:r>
-        <w:t xml:space="preserve">	</w:t>
-      </w:r>
-      <w:r>
-        <w:rPr>
-          <w:lang w:val="en-GB"/>
-        </w:rPr>
-        <w:t xml:space="preserve">V. Lostanlen, D. Haider, H. Han, M. Lagrange, P. Balazs, and M. Ehler,</w:t>
-      </w:r>
-      <w:r>
-        <w:rPr>
-          <w:lang w:val="en-GB"/>
-        </w:rPr>
-        <w:t xml:space="preserve"> </w:t>
-      </w:r>
-      <w:r>
-        <w:rPr>
-          <w:lang w:val="en-GB"/>
-        </w:rPr>
-        <w:t xml:space="preserve">‘Fitting auditory filterbanks with multiresolution neural networks’</w:t>
-      </w:r>
-      <w:r>
-        <w:rPr>
-          <w:lang w:val="en-GB"/>
-        </w:rPr>
-        <w:t xml:space="preserve">. 2023. Available:</w:t>
+        <w:t xml:space="preserve">16</w:t>
+      </w:r>
+      <w:r>
+        <w:rPr>
+          <w:lang w:val="en-GB"/>
+        </w:rPr>
+        <w:t xml:space="preserve">(1).</w:t>
       </w:r>
       <w:r>
         <w:rPr>
@@ -12268,7 +11854,7 @@
             <w:rStyle w:val="Hyperlink"/>
             <w:lang w:val="en-GB"/>
           </w:rPr>
-          <w:t xml:space="preserve">https://arxiv.org/abs/2307.13821</w:t>
+          <w:t xml:space="preserve">https://doi.org/10.1016/0022-5193(67)90051-3</w:t>
         </w:r>
       </w:hyperlink>
     </w:p>
@@ -12282,34 +11868,13 @@
         <w:rPr>
           <w:lang w:val="en-GB"/>
         </w:rPr>
-        <w:t xml:space="preserve">[31]</w:t>
-      </w:r>
-      <w:r>
-        <w:rPr>
-          <w:lang w:val="en-GB"/>
-        </w:rPr>
-        <w:t xml:space="preserve"> </w:t>
-      </w:r>
-      <w:r>
-        <w:t xml:space="preserve">	</w:t>
-      </w:r>
-      <w:r>
-        <w:rPr>
-          <w:lang w:val="en-GB"/>
-        </w:rPr>
-        <w:t xml:space="preserve">N. Zeghidour, O. Teboul, F. de Chaumont Quitry, and M. Tagliasacchi,</w:t>
-      </w:r>
-      <w:r>
-        <w:rPr>
-          <w:lang w:val="en-GB"/>
-        </w:rPr>
-        <w:t xml:space="preserve"> </w:t>
-      </w:r>
-      <w:r>
-        <w:rPr>
-          <w:lang w:val="en-GB"/>
-        </w:rPr>
-        <w:t xml:space="preserve">‘</w:t>
+        <w:t xml:space="preserve">Zeghidour, N., Teboul, O., Chaumont Quitry, F. de, &amp; Tagliasacchi, M. (2021).</w:t>
+      </w:r>
+      <w:r>
+        <w:rPr>
+          <w:lang w:val="en-GB"/>
+        </w:rPr>
+        <w:t xml:space="preserve"> </w:t>
       </w:r>
       <w:r>
         <w:rPr>
@@ -12339,13 +11904,7 @@
         <w:rPr>
           <w:lang w:val="en-GB"/>
         </w:rPr>
-        <w:t xml:space="preserve">learnable frontend for audio classification’</w:t>
-      </w:r>
-      <w:r>
-        <w:rPr>
-          <w:lang w:val="en-GB"/>
-        </w:rPr>
-        <w:t xml:space="preserve">, in</w:t>
+        <w:t xml:space="preserve">learnable frontend for audio classification.</w:t>
       </w:r>
       <w:r>
         <w:rPr>
@@ -12359,7 +11918,7 @@
           <w:iCs/>
           <w:lang w:val="en-GB"/>
         </w:rPr>
-        <w:t xml:space="preserve">9th international conference on learning representations,</w:t>
+        <w:t xml:space="preserve">9th International Conference on Learning Representations,</w:t>
       </w:r>
       <w:r>
         <w:rPr>
@@ -12391,13 +11950,13 @@
           <w:iCs/>
           <w:lang w:val="en-GB"/>
         </w:rPr>
-        <w:t xml:space="preserve">2021, virtual event, austria, may 3-7, 2021</w:t>
-      </w:r>
-      <w:r>
-        <w:rPr>
-          <w:lang w:val="en-GB"/>
-        </w:rPr>
-        <w:t xml:space="preserve">, OpenReview.net, 2021. Available:</w:t>
+        <w:t xml:space="preserve">2021, Virtual Event, Austria, May 3-7, 2021</w:t>
+      </w:r>
+      <w:r>
+        <w:rPr>
+          <w:lang w:val="en-GB"/>
+        </w:rPr>
+        <w:t xml:space="preserve">.</w:t>
       </w:r>
       <w:r>
         <w:rPr>

--- a/papers/02-untrained-reservoirs/spoken-digit-recognition-without-training-DRAFT.docx
+++ b/papers/02-untrained-reservoirs/spoken-digit-recognition-without-training-DRAFT.docx
@@ -9247,19 +9247,67 @@
         <w:rPr>
           <w:lang w:val="en-GB"/>
         </w:rPr>
-        <w:t xml:space="preserve">; chimera states [Kuramoto &amp;</w:t>
-      </w:r>
-      <w:r>
-        <w:rPr>
-          <w:lang w:val="en-GB"/>
-        </w:rPr>
-        <w:t xml:space="preserve"> </w:t>
-      </w:r>
-      <w:r>
-        <w:rPr>
-          <w:lang w:val="en-GB"/>
-        </w:rPr>
-        <w:t xml:space="preserve">Battogtokh 2002; Abrams &amp; Strogatz 2004] ground the partial-coherence readings. The</w:t>
+        <w:t xml:space="preserve">; chimera states</w:t>
+      </w:r>
+      <w:r>
+        <w:rPr>
+          <w:lang w:val="en-GB"/>
+        </w:rPr>
+        <w:t xml:space="preserve"> </w:t>
+      </w:r>
+      <w:r>
+        <w:rPr>
+          <w:lang w:val="en-GB"/>
+        </w:rPr>
+        <w:t xml:space="preserve">(</w:t>
+      </w:r>
+      <w:hyperlink w:anchor="ref-abrams2004">
+        <w:r>
+          <w:rPr>
+            <w:rStyle w:val="Hyperlink"/>
+            <w:lang w:val="en-GB"/>
+          </w:rPr>
+          <w:t xml:space="preserve">Abrams &amp; Strogatz, 2004</w:t>
+        </w:r>
+      </w:hyperlink>
+      <w:r>
+        <w:rPr>
+          <w:lang w:val="en-GB"/>
+        </w:rPr>
+        <w:t xml:space="preserve">;</w:t>
+      </w:r>
+      <w:r>
+        <w:rPr>
+          <w:lang w:val="en-GB"/>
+        </w:rPr>
+        <w:t xml:space="preserve"> </w:t>
+      </w:r>
+      <w:hyperlink w:anchor="ref-kuramoto2002">
+        <w:r>
+          <w:rPr>
+            <w:rStyle w:val="Hyperlink"/>
+            <w:lang w:val="en-GB"/>
+          </w:rPr>
+          <w:t xml:space="preserve">Kuramoto &amp; Battogtokh, 2002</w:t>
+        </w:r>
+      </w:hyperlink>
+      <w:r>
+        <w:rPr>
+          <w:lang w:val="en-GB"/>
+        </w:rPr>
+        <w:t xml:space="preserve">)</w:t>
+      </w:r>
+      <w:r>
+        <w:rPr>
+          <w:lang w:val="en-GB"/>
+        </w:rPr>
+        <w:t xml:space="preserve"> </w:t>
+      </w:r>
+      <w:r>
+        <w:rPr>
+          <w:lang w:val="en-GB"/>
+        </w:rPr>
+        <w:t xml:space="preserve">ground the partial-coherence readings. The</w:t>
       </w:r>
       <w:r>
         <w:rPr>
@@ -9566,7 +9614,7 @@
       </w:r>
     </w:p>
     <w:bookmarkEnd w:id="45"/>
-    <w:bookmarkStart w:id="109" w:name="reproducibility"/>
+    <w:bookmarkStart w:id="111" w:name="reproducibility"/>
     <w:p>
       <w:pPr>
         <w:pStyle w:val="Heading1"/>
@@ -9952,7 +10000,7 @@
         <w:t xml:space="preserve">References</w:t>
       </w:r>
     </w:p>
-    <w:bookmarkStart w:id="108" w:name="refs"/>
+    <w:bookmarkStart w:id="110" w:name="refs"/>
     <w:bookmarkStart w:id="47" w:name="ref-abrams2004"/>
     <w:p>
       <w:pPr>
@@ -10891,7 +10939,7 @@
       </w:hyperlink>
     </w:p>
     <w:bookmarkEnd w:id="75"/>
-    <w:bookmarkStart w:id="77" w:name="ref-lostanlen"/>
+    <w:bookmarkStart w:id="77" w:name="ref-kuramoto2002"/>
     <w:p>
       <w:pPr>
         <w:pStyle w:val="Bibliography"/>
@@ -10900,7 +10948,7 @@
         <w:rPr>
           <w:lang w:val="en-GB"/>
         </w:rPr>
-        <w:t xml:space="preserve">Lostanlen, V., Haider, D., Han, H., Lagrange, M., Balazs, P., &amp; Ehler, M. (2023).</w:t>
+        <w:t xml:space="preserve">Kuramoto, Y., &amp; Battogtokh, D. (2002).</w:t>
       </w:r>
       <w:r>
         <w:rPr>
@@ -10914,6 +10962,54 @@
           <w:iCs/>
           <w:lang w:val="en-GB"/>
         </w:rPr>
+        <w:t xml:space="preserve">Coexistence of coherence and incoherence in nonlocally coupled phase oscillators</w:t>
+      </w:r>
+      <w:r>
+        <w:rPr>
+          <w:lang w:val="en-GB"/>
+        </w:rPr>
+        <w:t xml:space="preserve">.</w:t>
+      </w:r>
+      <w:r>
+        <w:rPr>
+          <w:lang w:val="en-GB"/>
+        </w:rPr>
+        <w:t xml:space="preserve"> </w:t>
+      </w:r>
+      <w:hyperlink r:id="rId76">
+        <w:r>
+          <w:rPr>
+            <w:rStyle w:val="Hyperlink"/>
+            <w:lang w:val="en-GB"/>
+          </w:rPr>
+          <w:t xml:space="preserve">https://arxiv.org/abs/cond-mat/0210694</w:t>
+        </w:r>
+      </w:hyperlink>
+    </w:p>
+    <w:bookmarkEnd w:id="77"/>
+    <w:bookmarkStart w:id="79" w:name="ref-lostanlen"/>
+    <w:p>
+      <w:pPr>
+        <w:pStyle w:val="Bibliography"/>
+      </w:pPr>
+      <w:r>
+        <w:rPr>
+          <w:lang w:val="en-GB"/>
+        </w:rPr>
+        <w:t xml:space="preserve">Lostanlen, V., Haider, D., Han, H., Lagrange, M., Balazs, P., &amp; Ehler, M. (2023).</w:t>
+      </w:r>
+      <w:r>
+        <w:rPr>
+          <w:lang w:val="en-GB"/>
+        </w:rPr>
+        <w:t xml:space="preserve"> </w:t>
+      </w:r>
+      <w:r>
+        <w:rPr>
+          <w:i/>
+          <w:iCs/>
+          <w:lang w:val="en-GB"/>
+        </w:rPr>
         <w:t xml:space="preserve">Fitting auditory filterbanks with multiresolution neural networks</w:t>
       </w:r>
       <w:r>
@@ -10928,7 +11024,7 @@
         </w:rPr>
         <w:t xml:space="preserve"> </w:t>
       </w:r>
-      <w:hyperlink r:id="rId76">
+      <w:hyperlink r:id="rId78">
         <w:r>
           <w:rPr>
             <w:rStyle w:val="Hyperlink"/>
@@ -10938,8 +11034,8 @@
         </w:r>
       </w:hyperlink>
     </w:p>
-    <w:bookmarkEnd w:id="77"/>
-    <w:bookmarkStart w:id="79" w:name="ref-lukosevicius2012"/>
+    <w:bookmarkEnd w:id="79"/>
+    <w:bookmarkStart w:id="81" w:name="ref-lukosevicius2012"/>
     <w:p>
       <w:pPr>
         <w:pStyle w:val="Bibliography"/>
@@ -10976,7 +11072,7 @@
         </w:rPr>
         <w:t xml:space="preserve"> </w:t>
       </w:r>
-      <w:hyperlink r:id="rId78">
+      <w:hyperlink r:id="rId80">
         <w:r>
           <w:rPr>
             <w:rStyle w:val="Hyperlink"/>
@@ -10986,8 +11082,8 @@
         </w:r>
       </w:hyperlink>
     </w:p>
-    <w:bookmarkEnd w:id="79"/>
-    <w:bookmarkStart w:id="81" w:name="ref-maass2002"/>
+    <w:bookmarkEnd w:id="81"/>
+    <w:bookmarkStart w:id="83" w:name="ref-maass2002"/>
     <w:p>
       <w:pPr>
         <w:pStyle w:val="Bibliography"/>
@@ -11044,7 +11140,7 @@
         </w:rPr>
         <w:t xml:space="preserve"> </w:t>
       </w:r>
-      <w:hyperlink r:id="rId80">
+      <w:hyperlink r:id="rId82">
         <w:r>
           <w:rPr>
             <w:rStyle w:val="Hyperlink"/>
@@ -11054,8 +11150,8 @@
         </w:r>
       </w:hyperlink>
     </w:p>
-    <w:bookmarkEnd w:id="81"/>
-    <w:bookmarkStart w:id="83" w:name="ref-miyato2025"/>
+    <w:bookmarkEnd w:id="83"/>
+    <w:bookmarkStart w:id="85" w:name="ref-miyato2025"/>
     <w:p>
       <w:pPr>
         <w:pStyle w:val="Bibliography"/>
@@ -11124,7 +11220,7 @@
         </w:rPr>
         <w:t xml:space="preserve"> </w:t>
       </w:r>
-      <w:hyperlink r:id="rId82">
+      <w:hyperlink r:id="rId84">
         <w:r>
           <w:rPr>
             <w:rStyle w:val="Hyperlink"/>
@@ -11134,8 +11230,8 @@
         </w:r>
       </w:hyperlink>
     </w:p>
-    <w:bookmarkEnd w:id="83"/>
-    <w:bookmarkStart w:id="85" w:name="ref-nunley2026"/>
+    <w:bookmarkEnd w:id="85"/>
+    <w:bookmarkStart w:id="87" w:name="ref-nunley2026"/>
     <w:p>
       <w:pPr>
         <w:pStyle w:val="Bibliography"/>
@@ -11172,7 +11268,7 @@
         </w:rPr>
         <w:t xml:space="preserve"> </w:t>
       </w:r>
-      <w:hyperlink r:id="rId84">
+      <w:hyperlink r:id="rId86">
         <w:r>
           <w:rPr>
             <w:rStyle w:val="Hyperlink"/>
@@ -11182,8 +11278,8 @@
         </w:r>
       </w:hyperlink>
     </w:p>
-    <w:bookmarkEnd w:id="85"/>
-    <w:bookmarkStart w:id="87" w:name="ref-pikovsky2001"/>
+    <w:bookmarkEnd w:id="87"/>
+    <w:bookmarkStart w:id="89" w:name="ref-pikovsky2001"/>
     <w:p>
       <w:pPr>
         <w:pStyle w:val="Bibliography"/>
@@ -11220,7 +11316,7 @@
         </w:rPr>
         <w:t xml:space="preserve"> </w:t>
       </w:r>
-      <w:hyperlink r:id="rId86">
+      <w:hyperlink r:id="rId88">
         <w:r>
           <w:rPr>
             <w:rStyle w:val="Hyperlink"/>
@@ -11230,8 +11326,8 @@
         </w:r>
       </w:hyperlink>
     </w:p>
-    <w:bookmarkEnd w:id="87"/>
-    <w:bookmarkStart w:id="89" w:name="ref-pittman-polletta2021"/>
+    <w:bookmarkEnd w:id="89"/>
+    <w:bookmarkStart w:id="91" w:name="ref-pittman-polletta2021"/>
     <w:p>
       <w:pPr>
         <w:pStyle w:val="Bibliography"/>
@@ -11288,7 +11384,7 @@
         </w:rPr>
         <w:t xml:space="preserve"> </w:t>
       </w:r>
-      <w:hyperlink r:id="rId88">
+      <w:hyperlink r:id="rId90">
         <w:r>
           <w:rPr>
             <w:rStyle w:val="Hyperlink"/>
@@ -11298,8 +11394,8 @@
         </w:r>
       </w:hyperlink>
     </w:p>
-    <w:bookmarkEnd w:id="89"/>
-    <w:bookmarkStart w:id="91" w:name="ref-rusch2021"/>
+    <w:bookmarkEnd w:id="91"/>
+    <w:bookmarkStart w:id="93" w:name="ref-rusch2021"/>
     <w:p>
       <w:pPr>
         <w:pStyle w:val="Bibliography"/>
@@ -11368,7 +11464,7 @@
         </w:rPr>
         <w:t xml:space="preserve"> </w:t>
       </w:r>
-      <w:hyperlink r:id="rId90">
+      <w:hyperlink r:id="rId92">
         <w:r>
           <w:rPr>
             <w:rStyle w:val="Hyperlink"/>
@@ -11378,8 +11474,8 @@
         </w:r>
       </w:hyperlink>
     </w:p>
-    <w:bookmarkEnd w:id="91"/>
-    <w:bookmarkStart w:id="93" w:name="ref-sakaguchi1986"/>
+    <w:bookmarkEnd w:id="93"/>
+    <w:bookmarkStart w:id="95" w:name="ref-sakaguchi1986"/>
     <w:p>
       <w:pPr>
         <w:pStyle w:val="Bibliography"/>
@@ -11436,7 +11532,7 @@
         </w:rPr>
         <w:t xml:space="preserve"> </w:t>
       </w:r>
-      <w:hyperlink r:id="rId92">
+      <w:hyperlink r:id="rId94">
         <w:r>
           <w:rPr>
             <w:rStyle w:val="Hyperlink"/>
@@ -11446,8 +11542,8 @@
         </w:r>
       </w:hyperlink>
     </w:p>
-    <w:bookmarkEnd w:id="93"/>
-    <w:bookmarkStart w:id="95" w:name="ref-strogatz2000"/>
+    <w:bookmarkEnd w:id="95"/>
+    <w:bookmarkStart w:id="97" w:name="ref-strogatz2000"/>
     <w:p>
       <w:pPr>
         <w:pStyle w:val="Bibliography"/>
@@ -11504,7 +11600,7 @@
         </w:rPr>
         <w:t xml:space="preserve"> </w:t>
       </w:r>
-      <w:hyperlink r:id="rId94">
+      <w:hyperlink r:id="rId96">
         <w:r>
           <w:rPr>
             <w:rStyle w:val="Hyperlink"/>
@@ -11514,8 +11610,8 @@
         </w:r>
       </w:hyperlink>
     </w:p>
-    <w:bookmarkEnd w:id="95"/>
-    <w:bookmarkStart w:id="97" w:name="ref-stuart1960"/>
+    <w:bookmarkEnd w:id="97"/>
+    <w:bookmarkStart w:id="99" w:name="ref-stuart1960"/>
     <w:p>
       <w:pPr>
         <w:pStyle w:val="Bibliography"/>
@@ -11572,7 +11668,7 @@
         </w:rPr>
         <w:t xml:space="preserve"> </w:t>
       </w:r>
-      <w:hyperlink r:id="rId96">
+      <w:hyperlink r:id="rId98">
         <w:r>
           <w:rPr>
             <w:rStyle w:val="Hyperlink"/>
@@ -11582,8 +11678,8 @@
         </w:r>
       </w:hyperlink>
     </w:p>
-    <w:bookmarkEnd w:id="97"/>
-    <w:bookmarkStart w:id="99" w:name="ref-tanaka2019"/>
+    <w:bookmarkEnd w:id="99"/>
+    <w:bookmarkStart w:id="101" w:name="ref-tanaka2019"/>
     <w:p>
       <w:pPr>
         <w:pStyle w:val="Bibliography"/>
@@ -11640,7 +11736,7 @@
         </w:rPr>
         <w:t xml:space="preserve"> </w:t>
       </w:r>
-      <w:hyperlink r:id="rId98">
+      <w:hyperlink r:id="rId100">
         <w:r>
           <w:rPr>
             <w:rStyle w:val="Hyperlink"/>
@@ -11650,8 +11746,8 @@
         </w:r>
       </w:hyperlink>
     </w:p>
-    <w:bookmarkEnd w:id="99"/>
-    <w:bookmarkStart w:id="101" w:name="ref-torrejon2017"/>
+    <w:bookmarkEnd w:id="101"/>
+    <w:bookmarkStart w:id="103" w:name="ref-torrejon2017"/>
     <w:p>
       <w:pPr>
         <w:pStyle w:val="Bibliography"/>
@@ -11708,7 +11804,7 @@
         </w:rPr>
         <w:t xml:space="preserve"> </w:t>
       </w:r>
-      <w:hyperlink r:id="rId100">
+      <w:hyperlink r:id="rId102">
         <w:r>
           <w:rPr>
             <w:rStyle w:val="Hyperlink"/>
@@ -11718,8 +11814,8 @@
         </w:r>
       </w:hyperlink>
     </w:p>
-    <w:bookmarkEnd w:id="101"/>
-    <w:bookmarkStart w:id="103" w:name="ref-unconv-ai2026"/>
+    <w:bookmarkEnd w:id="103"/>
+    <w:bookmarkStart w:id="105" w:name="ref-unconv-ai2026"/>
     <w:p>
       <w:pPr>
         <w:pStyle w:val="Bibliography"/>
@@ -11780,7 +11876,7 @@
         </w:rPr>
         <w:t xml:space="preserve"> </w:t>
       </w:r>
-      <w:hyperlink r:id="rId102">
+      <w:hyperlink r:id="rId104">
         <w:r>
           <w:rPr>
             <w:rStyle w:val="Hyperlink"/>
@@ -11790,8 +11886,8 @@
         </w:r>
       </w:hyperlink>
     </w:p>
-    <w:bookmarkEnd w:id="103"/>
-    <w:bookmarkStart w:id="105" w:name="ref-winfree1967"/>
+    <w:bookmarkEnd w:id="105"/>
+    <w:bookmarkStart w:id="107" w:name="ref-winfree1967"/>
     <w:p>
       <w:pPr>
         <w:pStyle w:val="Bibliography"/>
@@ -11848,7 +11944,7 @@
         </w:rPr>
         <w:t xml:space="preserve"> </w:t>
       </w:r>
-      <w:hyperlink r:id="rId104">
+      <w:hyperlink r:id="rId106">
         <w:r>
           <w:rPr>
             <w:rStyle w:val="Hyperlink"/>
@@ -11858,8 +11954,8 @@
         </w:r>
       </w:hyperlink>
     </w:p>
-    <w:bookmarkEnd w:id="105"/>
-    <w:bookmarkStart w:id="107" w:name="ref-zeghidour"/>
+    <w:bookmarkEnd w:id="107"/>
+    <w:bookmarkStart w:id="109" w:name="ref-zeghidour"/>
     <w:p>
       <w:pPr>
         <w:pStyle w:val="Bibliography"/>
@@ -11964,7 +12060,7 @@
         </w:rPr>
         <w:t xml:space="preserve"> </w:t>
       </w:r>
-      <w:hyperlink r:id="rId106">
+      <w:hyperlink r:id="rId108">
         <w:r>
           <w:rPr>
             <w:rStyle w:val="Hyperlink"/>
@@ -11974,9 +12070,9 @@
         </w:r>
       </w:hyperlink>
     </w:p>
-    <w:bookmarkEnd w:id="107"/>
-    <w:bookmarkEnd w:id="108"/>
     <w:bookmarkEnd w:id="109"/>
+    <w:bookmarkEnd w:id="110"/>
+    <w:bookmarkEnd w:id="111"/>
     <w:sectPr>
       <w:footnotePr>
         <w:numRestart w:val="eachSect"/>

--- a/papers/02-untrained-reservoirs/spoken-digit-recognition-without-training-DRAFT.docx
+++ b/papers/02-untrained-reservoirs/spoken-digit-recognition-without-training-DRAFT.docx
@@ -3762,7 +3762,7 @@
             <w:rStyle w:val="Hyperlink"/>
             <w:lang w:val="en-GB"/>
           </w:rPr>
-          <w:t xml:space="preserve">Hairer, 1993</w:t>
+          <w:t xml:space="preserve">Hairer et al., 1993</w:t>
         </w:r>
       </w:hyperlink>
       <w:r>
@@ -9460,7 +9460,7 @@
         <w:rPr>
           <w:lang w:val="en-GB"/>
         </w:rPr>
-        <w:t xml:space="preserve">(</w:t>
+        <w:t xml:space="preserve">Dogonasheva et al. (</w:t>
       </w:r>
       <w:hyperlink w:anchor="ref-dogonasheva2026">
         <w:r>
@@ -9468,7 +9468,7 @@
             <w:rStyle w:val="Hyperlink"/>
             <w:lang w:val="en-GB"/>
           </w:rPr>
-          <w:t xml:space="preserve">Dogonasheva et al., 2026</w:t>
+          <w:t xml:space="preserve">2026</w:t>
         </w:r>
       </w:hyperlink>
       <w:r>
@@ -10630,7 +10630,7 @@
         <w:rPr>
           <w:lang w:val="en-GB"/>
         </w:rPr>
-        <w:t xml:space="preserve">Hairer. (1993).</w:t>
+        <w:t xml:space="preserve">Hairer, E., Nørsett, S. P., &amp; Wanner, G. (1993).</w:t>
       </w:r>
       <w:r>
         <w:rPr>
@@ -10650,7 +10650,13 @@
         <w:rPr>
           <w:lang w:val="en-GB"/>
         </w:rPr>
-        <w:t xml:space="preserve">. Springer Series in Computational Mathematics.</w:t>
+        <w:t xml:space="preserve"> </w:t>
+      </w:r>
+      <w:r>
+        <w:rPr>
+          <w:lang w:val="en-GB"/>
+        </w:rPr>
+        <w:t xml:space="preserve">(2nd revised, Vol. 8). Springer.</w:t>
       </w:r>
       <w:r>
         <w:rPr>
